--- a/LAPORAN AMALI CKA1132.docx
+++ b/LAPORAN AMALI CKA1132.docx
@@ -105,8 +105,20 @@
           <w:sz w:val="24"/>
           <w:szCs w:val="24"/>
         </w:rPr>
-        <w:t xml:space="preserve"> E-Inventory</w:t>
+        <w:t xml:space="preserve"> E-</w:t>
       </w:r>
+      <w:proofErr w:type="spellStart"/>
+      <w:r>
+        <w:rPr>
+          <w:rFonts w:ascii="Times New Roman" w:hAnsi="Times New Roman" w:cs="Times New Roman"/>
+          <w:b/>
+          <w:bCs/>
+          <w:sz w:val="24"/>
+          <w:szCs w:val="24"/>
+        </w:rPr>
+        <w:t>Inventori</w:t>
+      </w:r>
+      <w:proofErr w:type="spellEnd"/>
     </w:p>
     <w:p>
       <w:pPr>
@@ -157,20 +169,17 @@
     <w:tbl>
       <w:tblPr>
         <w:tblStyle w:val="TableGrid"/>
-        <w:tblW w:w="7954" w:type="dxa"/>
+        <w:tblW w:w="0" w:type="auto"/>
         <w:tblInd w:w="720" w:type="dxa"/>
         <w:tblLook w:val="04A0" w:firstRow="1" w:lastRow="0" w:firstColumn="1" w:lastColumn="0" w:noHBand="0" w:noVBand="1"/>
       </w:tblPr>
       <w:tblGrid>
-        <w:gridCol w:w="7954"/>
+        <w:gridCol w:w="7910"/>
       </w:tblGrid>
       <w:tr>
-        <w:trPr>
-          <w:trHeight w:val="2250"/>
-        </w:trPr>
         <w:tc>
           <w:tcPr>
-            <w:tcW w:w="7954" w:type="dxa"/>
+            <w:tcW w:w="8856" w:type="dxa"/>
           </w:tcPr>
           <w:p>
             <w:pPr>
@@ -185,6 +194,8 @@
           </w:p>
           <w:p>
             <w:pPr>
+              <w:pStyle w:val="ListParagraph"/>
+              <w:ind w:left="0"/>
               <w:rPr>
                 <w:rFonts w:ascii="Times New Roman" w:hAnsi="Times New Roman" w:cs="Times New Roman"/>
                 <w:color w:val="FF0000"/>
@@ -210,6 +221,26 @@
                 <w:sz w:val="24"/>
                 <w:szCs w:val="24"/>
               </w:rPr>
+              <w:t xml:space="preserve"> E-</w:t>
+            </w:r>
+            <w:proofErr w:type="spellStart"/>
+            <w:r>
+              <w:rPr>
+                <w:rFonts w:ascii="Times New Roman" w:hAnsi="Times New Roman" w:cs="Times New Roman"/>
+                <w:color w:val="FF0000"/>
+                <w:sz w:val="24"/>
+                <w:szCs w:val="24"/>
+              </w:rPr>
+              <w:t>Inventori</w:t>
+            </w:r>
+            <w:proofErr w:type="spellEnd"/>
+            <w:r>
+              <w:rPr>
+                <w:rFonts w:ascii="Times New Roman" w:hAnsi="Times New Roman" w:cs="Times New Roman"/>
+                <w:color w:val="FF0000"/>
+                <w:sz w:val="24"/>
+                <w:szCs w:val="24"/>
+              </w:rPr>
               <w:t xml:space="preserve"> </w:t>
             </w:r>
             <w:proofErr w:type="spellStart"/>
@@ -220,7 +251,7 @@
                 <w:sz w:val="24"/>
                 <w:szCs w:val="24"/>
               </w:rPr>
-              <w:t>ini</w:t>
+              <w:t>dibangunkan</w:t>
             </w:r>
             <w:proofErr w:type="spellEnd"/>
             <w:r>
@@ -230,6 +261,26 @@
                 <w:sz w:val="24"/>
                 <w:szCs w:val="24"/>
               </w:rPr>
+              <w:t xml:space="preserve"> agar </w:t>
+            </w:r>
+            <w:proofErr w:type="spellStart"/>
+            <w:r>
+              <w:rPr>
+                <w:rFonts w:ascii="Times New Roman" w:hAnsi="Times New Roman" w:cs="Times New Roman"/>
+                <w:color w:val="FF0000"/>
+                <w:sz w:val="24"/>
+                <w:szCs w:val="24"/>
+              </w:rPr>
+              <w:t>dapat</w:t>
+            </w:r>
+            <w:proofErr w:type="spellEnd"/>
+            <w:r>
+              <w:rPr>
+                <w:rFonts w:ascii="Times New Roman" w:hAnsi="Times New Roman" w:cs="Times New Roman"/>
+                <w:color w:val="FF0000"/>
+                <w:sz w:val="24"/>
+                <w:szCs w:val="24"/>
+              </w:rPr>
               <w:t xml:space="preserve"> </w:t>
             </w:r>
             <w:proofErr w:type="spellStart"/>
@@ -240,7 +291,7 @@
                 <w:sz w:val="24"/>
                 <w:szCs w:val="24"/>
               </w:rPr>
-              <w:t>digunakan</w:t>
+              <w:t>membantu</w:t>
             </w:r>
             <w:proofErr w:type="spellEnd"/>
             <w:r>
@@ -250,6 +301,66 @@
                 <w:sz w:val="24"/>
                 <w:szCs w:val="24"/>
               </w:rPr>
+              <w:t xml:space="preserve"> guru/</w:t>
+            </w:r>
+            <w:proofErr w:type="spellStart"/>
+            <w:r>
+              <w:rPr>
+                <w:rFonts w:ascii="Times New Roman" w:hAnsi="Times New Roman" w:cs="Times New Roman"/>
+                <w:color w:val="FF0000"/>
+                <w:sz w:val="24"/>
+                <w:szCs w:val="24"/>
+              </w:rPr>
+              <w:t>staf</w:t>
+            </w:r>
+            <w:proofErr w:type="spellEnd"/>
+            <w:r>
+              <w:rPr>
+                <w:rFonts w:ascii="Times New Roman" w:hAnsi="Times New Roman" w:cs="Times New Roman"/>
+                <w:color w:val="FF0000"/>
+                <w:sz w:val="24"/>
+                <w:szCs w:val="24"/>
+              </w:rPr>
+              <w:t xml:space="preserve">, </w:t>
+            </w:r>
+            <w:proofErr w:type="spellStart"/>
+            <w:r>
+              <w:rPr>
+                <w:rFonts w:ascii="Times New Roman" w:hAnsi="Times New Roman" w:cs="Times New Roman"/>
+                <w:color w:val="FF0000"/>
+                <w:sz w:val="24"/>
+                <w:szCs w:val="24"/>
+              </w:rPr>
+              <w:t>pentadbir</w:t>
+            </w:r>
+            <w:proofErr w:type="spellEnd"/>
+            <w:r>
+              <w:rPr>
+                <w:rFonts w:ascii="Times New Roman" w:hAnsi="Times New Roman" w:cs="Times New Roman"/>
+                <w:color w:val="FF0000"/>
+                <w:sz w:val="24"/>
+                <w:szCs w:val="24"/>
+              </w:rPr>
+              <w:t xml:space="preserve"> dan </w:t>
+            </w:r>
+            <w:proofErr w:type="spellStart"/>
+            <w:r>
+              <w:rPr>
+                <w:rFonts w:ascii="Times New Roman" w:hAnsi="Times New Roman" w:cs="Times New Roman"/>
+                <w:color w:val="FF0000"/>
+                <w:sz w:val="24"/>
+                <w:szCs w:val="24"/>
+              </w:rPr>
+              <w:t>pembekal</w:t>
+            </w:r>
+            <w:proofErr w:type="spellEnd"/>
+            <w:r>
+              <w:rPr>
+                <w:rFonts w:ascii="Times New Roman" w:hAnsi="Times New Roman" w:cs="Times New Roman"/>
+                <w:color w:val="FF0000"/>
+                <w:sz w:val="24"/>
+                <w:szCs w:val="24"/>
+              </w:rPr>
               <w:t xml:space="preserve"> </w:t>
             </w:r>
             <w:proofErr w:type="spellStart"/>
@@ -280,7 +391,7 @@
                 <w:sz w:val="24"/>
                 <w:szCs w:val="24"/>
               </w:rPr>
-              <w:t>menguruskan</w:t>
+              <w:t>mengurus</w:t>
             </w:r>
             <w:proofErr w:type="spellEnd"/>
             <w:r>
@@ -300,7 +411,7 @@
                 <w:sz w:val="24"/>
                 <w:szCs w:val="24"/>
               </w:rPr>
-              <w:t>aset</w:t>
+              <w:t>maklumat</w:t>
             </w:r>
             <w:proofErr w:type="spellEnd"/>
             <w:r>
@@ -320,7 +431,7 @@
                 <w:sz w:val="24"/>
                 <w:szCs w:val="24"/>
               </w:rPr>
-              <w:t>sekolah</w:t>
+              <w:t>inventori</w:t>
             </w:r>
             <w:proofErr w:type="spellEnd"/>
             <w:r>
@@ -340,67 +451,7 @@
                 <w:sz w:val="24"/>
                 <w:szCs w:val="24"/>
               </w:rPr>
-              <w:t>dengan</w:t>
-            </w:r>
-            <w:proofErr w:type="spellEnd"/>
-            <w:r>
-              <w:rPr>
-                <w:rFonts w:ascii="Times New Roman" w:hAnsi="Times New Roman" w:cs="Times New Roman"/>
-                <w:color w:val="FF0000"/>
-                <w:sz w:val="24"/>
-                <w:szCs w:val="24"/>
-              </w:rPr>
-              <w:t xml:space="preserve"> </w:t>
-            </w:r>
-            <w:proofErr w:type="spellStart"/>
-            <w:r>
-              <w:rPr>
-                <w:rFonts w:ascii="Times New Roman" w:hAnsi="Times New Roman" w:cs="Times New Roman"/>
-                <w:color w:val="FF0000"/>
-                <w:sz w:val="24"/>
-                <w:szCs w:val="24"/>
-              </w:rPr>
               <w:t>secara</w:t>
-            </w:r>
-            <w:proofErr w:type="spellEnd"/>
-            <w:r>
-              <w:rPr>
-                <w:rFonts w:ascii="Times New Roman" w:hAnsi="Times New Roman" w:cs="Times New Roman"/>
-                <w:color w:val="FF0000"/>
-                <w:sz w:val="24"/>
-                <w:szCs w:val="24"/>
-              </w:rPr>
-              <w:t xml:space="preserve"> </w:t>
-            </w:r>
-            <w:proofErr w:type="spellStart"/>
-            <w:r>
-              <w:rPr>
-                <w:rFonts w:ascii="Times New Roman" w:hAnsi="Times New Roman" w:cs="Times New Roman"/>
-                <w:color w:val="FF0000"/>
-                <w:sz w:val="24"/>
-                <w:szCs w:val="24"/>
-              </w:rPr>
-              <w:t>atas</w:t>
-            </w:r>
-            <w:proofErr w:type="spellEnd"/>
-            <w:r>
-              <w:rPr>
-                <w:rFonts w:ascii="Times New Roman" w:hAnsi="Times New Roman" w:cs="Times New Roman"/>
-                <w:color w:val="FF0000"/>
-                <w:sz w:val="24"/>
-                <w:szCs w:val="24"/>
-              </w:rPr>
-              <w:t xml:space="preserve"> </w:t>
-            </w:r>
-            <w:proofErr w:type="spellStart"/>
-            <w:r>
-              <w:rPr>
-                <w:rFonts w:ascii="Times New Roman" w:hAnsi="Times New Roman" w:cs="Times New Roman"/>
-                <w:color w:val="FF0000"/>
-                <w:sz w:val="24"/>
-                <w:szCs w:val="24"/>
-              </w:rPr>
-              <w:t>talian</w:t>
             </w:r>
             <w:proofErr w:type="spellEnd"/>
             <w:r>
@@ -421,7 +472,7 @@
                 <w:sz w:val="24"/>
                 <w:szCs w:val="24"/>
               </w:rPr>
-              <w:t>sahaja.Sistem</w:t>
+              <w:t>digital.Sistem</w:t>
             </w:r>
             <w:proofErr w:type="spellEnd"/>
             <w:proofErr w:type="gramEnd"/>
@@ -462,7 +513,7 @@
                 <w:sz w:val="24"/>
                 <w:szCs w:val="24"/>
               </w:rPr>
-              <w:t>digunakan</w:t>
+              <w:t>bertujuan</w:t>
             </w:r>
             <w:proofErr w:type="spellEnd"/>
             <w:r>
@@ -472,7 +523,7 @@
                 <w:sz w:val="24"/>
                 <w:szCs w:val="24"/>
               </w:rPr>
-              <w:t xml:space="preserve"> oleh Guru/</w:t>
+              <w:t xml:space="preserve"> </w:t>
             </w:r>
             <w:proofErr w:type="spellStart"/>
             <w:r>
@@ -482,7 +533,7 @@
                 <w:sz w:val="24"/>
                 <w:szCs w:val="24"/>
               </w:rPr>
-              <w:t>Staf</w:t>
+              <w:t>untuk</w:t>
             </w:r>
             <w:proofErr w:type="spellEnd"/>
             <w:r>
@@ -495,7 +546,6 @@
               <w:t xml:space="preserve"> </w:t>
             </w:r>
             <w:proofErr w:type="spellStart"/>
-            <w:proofErr w:type="gramStart"/>
             <w:r>
               <w:rPr>
                 <w:rFonts w:ascii="Times New Roman" w:hAnsi="Times New Roman" w:cs="Times New Roman"/>
@@ -503,7 +553,7 @@
                 <w:sz w:val="24"/>
                 <w:szCs w:val="24"/>
               </w:rPr>
-              <w:t>Makmal</w:t>
+              <w:t>mengurangkan</w:t>
             </w:r>
             <w:proofErr w:type="spellEnd"/>
             <w:r>
@@ -513,9 +563,9 @@
                 <w:sz w:val="24"/>
                 <w:szCs w:val="24"/>
               </w:rPr>
-              <w:t xml:space="preserve"> ,</w:t>
-            </w:r>
-            <w:proofErr w:type="gramEnd"/>
+              <w:t xml:space="preserve"> </w:t>
+            </w:r>
+            <w:proofErr w:type="spellStart"/>
             <w:r>
               <w:rPr>
                 <w:rFonts w:ascii="Times New Roman" w:hAnsi="Times New Roman" w:cs="Times New Roman"/>
@@ -523,6 +573,16 @@
                 <w:sz w:val="24"/>
                 <w:szCs w:val="24"/>
               </w:rPr>
+              <w:t>kesilapan</w:t>
+            </w:r>
+            <w:proofErr w:type="spellEnd"/>
+            <w:r>
+              <w:rPr>
+                <w:rFonts w:ascii="Times New Roman" w:hAnsi="Times New Roman" w:cs="Times New Roman"/>
+                <w:color w:val="FF0000"/>
+                <w:sz w:val="24"/>
+                <w:szCs w:val="24"/>
+              </w:rPr>
               <w:t xml:space="preserve"> </w:t>
             </w:r>
             <w:proofErr w:type="spellStart"/>
@@ -533,7 +593,7 @@
                 <w:sz w:val="24"/>
                 <w:szCs w:val="24"/>
               </w:rPr>
-              <w:t>Pentadbir</w:t>
+              <w:t>rekod</w:t>
             </w:r>
             <w:proofErr w:type="spellEnd"/>
             <w:r>
@@ -543,6 +603,46 @@
                 <w:sz w:val="24"/>
                 <w:szCs w:val="24"/>
               </w:rPr>
+              <w:t xml:space="preserve">, </w:t>
+            </w:r>
+            <w:proofErr w:type="spellStart"/>
+            <w:r>
+              <w:rPr>
+                <w:rFonts w:ascii="Times New Roman" w:hAnsi="Times New Roman" w:cs="Times New Roman"/>
+                <w:color w:val="FF0000"/>
+                <w:sz w:val="24"/>
+                <w:szCs w:val="24"/>
+              </w:rPr>
+              <w:t>menjimatkan</w:t>
+            </w:r>
+            <w:proofErr w:type="spellEnd"/>
+            <w:r>
+              <w:rPr>
+                <w:rFonts w:ascii="Times New Roman" w:hAnsi="Times New Roman" w:cs="Times New Roman"/>
+                <w:color w:val="FF0000"/>
+                <w:sz w:val="24"/>
+                <w:szCs w:val="24"/>
+              </w:rPr>
+              <w:t xml:space="preserve"> masa, </w:t>
+            </w:r>
+            <w:proofErr w:type="spellStart"/>
+            <w:r>
+              <w:rPr>
+                <w:rFonts w:ascii="Times New Roman" w:hAnsi="Times New Roman" w:cs="Times New Roman"/>
+                <w:color w:val="FF0000"/>
+                <w:sz w:val="24"/>
+                <w:szCs w:val="24"/>
+              </w:rPr>
+              <w:t>serta</w:t>
+            </w:r>
+            <w:proofErr w:type="spellEnd"/>
+            <w:r>
+              <w:rPr>
+                <w:rFonts w:ascii="Times New Roman" w:hAnsi="Times New Roman" w:cs="Times New Roman"/>
+                <w:color w:val="FF0000"/>
+                <w:sz w:val="24"/>
+                <w:szCs w:val="24"/>
+              </w:rPr>
               <w:t xml:space="preserve"> </w:t>
             </w:r>
             <w:proofErr w:type="spellStart"/>
@@ -553,7 +653,7 @@
                 <w:sz w:val="24"/>
                 <w:szCs w:val="24"/>
               </w:rPr>
-              <w:t>Sekolah</w:t>
+              <w:t>memboleh</w:t>
             </w:r>
             <w:proofErr w:type="spellEnd"/>
             <w:r>
@@ -563,6 +663,126 @@
                 <w:sz w:val="24"/>
                 <w:szCs w:val="24"/>
               </w:rPr>
+              <w:t xml:space="preserve"> </w:t>
+            </w:r>
+            <w:proofErr w:type="spellStart"/>
+            <w:r>
+              <w:rPr>
+                <w:rFonts w:ascii="Times New Roman" w:hAnsi="Times New Roman" w:cs="Times New Roman"/>
+                <w:color w:val="FF0000"/>
+                <w:sz w:val="24"/>
+                <w:szCs w:val="24"/>
+              </w:rPr>
+              <w:t>pihak</w:t>
+            </w:r>
+            <w:proofErr w:type="spellEnd"/>
+            <w:r>
+              <w:rPr>
+                <w:rFonts w:ascii="Times New Roman" w:hAnsi="Times New Roman" w:cs="Times New Roman"/>
+                <w:color w:val="FF0000"/>
+                <w:sz w:val="24"/>
+                <w:szCs w:val="24"/>
+              </w:rPr>
+              <w:t xml:space="preserve"> </w:t>
+            </w:r>
+            <w:proofErr w:type="spellStart"/>
+            <w:r>
+              <w:rPr>
+                <w:rFonts w:ascii="Times New Roman" w:hAnsi="Times New Roman" w:cs="Times New Roman"/>
+                <w:color w:val="FF0000"/>
+                <w:sz w:val="24"/>
+                <w:szCs w:val="24"/>
+              </w:rPr>
+              <w:t>sekolah</w:t>
+            </w:r>
+            <w:proofErr w:type="spellEnd"/>
+            <w:r>
+              <w:rPr>
+                <w:rFonts w:ascii="Times New Roman" w:hAnsi="Times New Roman" w:cs="Times New Roman"/>
+                <w:color w:val="FF0000"/>
+                <w:sz w:val="24"/>
+                <w:szCs w:val="24"/>
+              </w:rPr>
+              <w:t xml:space="preserve"> </w:t>
+            </w:r>
+            <w:proofErr w:type="spellStart"/>
+            <w:r>
+              <w:rPr>
+                <w:rFonts w:ascii="Times New Roman" w:hAnsi="Times New Roman" w:cs="Times New Roman"/>
+                <w:color w:val="FF0000"/>
+                <w:sz w:val="24"/>
+                <w:szCs w:val="24"/>
+              </w:rPr>
+              <w:t>menjejak</w:t>
+            </w:r>
+            <w:proofErr w:type="spellEnd"/>
+            <w:r>
+              <w:rPr>
+                <w:rFonts w:ascii="Times New Roman" w:hAnsi="Times New Roman" w:cs="Times New Roman"/>
+                <w:color w:val="FF0000"/>
+                <w:sz w:val="24"/>
+                <w:szCs w:val="24"/>
+              </w:rPr>
+              <w:t xml:space="preserve"> asset </w:t>
+            </w:r>
+            <w:proofErr w:type="spellStart"/>
+            <w:r>
+              <w:rPr>
+                <w:rFonts w:ascii="Times New Roman" w:hAnsi="Times New Roman" w:cs="Times New Roman"/>
+                <w:color w:val="FF0000"/>
+                <w:sz w:val="24"/>
+                <w:szCs w:val="24"/>
+              </w:rPr>
+              <w:t>dengan</w:t>
+            </w:r>
+            <w:proofErr w:type="spellEnd"/>
+            <w:r>
+              <w:rPr>
+                <w:rFonts w:ascii="Times New Roman" w:hAnsi="Times New Roman" w:cs="Times New Roman"/>
+                <w:color w:val="FF0000"/>
+                <w:sz w:val="24"/>
+                <w:szCs w:val="24"/>
+              </w:rPr>
+              <w:t xml:space="preserve"> </w:t>
+            </w:r>
+            <w:proofErr w:type="spellStart"/>
+            <w:r>
+              <w:rPr>
+                <w:rFonts w:ascii="Times New Roman" w:hAnsi="Times New Roman" w:cs="Times New Roman"/>
+                <w:color w:val="FF0000"/>
+                <w:sz w:val="24"/>
+                <w:szCs w:val="24"/>
+              </w:rPr>
+              <w:t>lebih</w:t>
+            </w:r>
+            <w:proofErr w:type="spellEnd"/>
+            <w:r>
+              <w:rPr>
+                <w:rFonts w:ascii="Times New Roman" w:hAnsi="Times New Roman" w:cs="Times New Roman"/>
+                <w:color w:val="FF0000"/>
+                <w:sz w:val="24"/>
+                <w:szCs w:val="24"/>
+              </w:rPr>
+              <w:t xml:space="preserve"> </w:t>
+            </w:r>
+            <w:proofErr w:type="spellStart"/>
+            <w:r>
+              <w:rPr>
+                <w:rFonts w:ascii="Times New Roman" w:hAnsi="Times New Roman" w:cs="Times New Roman"/>
+                <w:color w:val="FF0000"/>
+                <w:sz w:val="24"/>
+                <w:szCs w:val="24"/>
+              </w:rPr>
+              <w:t>cepat</w:t>
+            </w:r>
+            <w:proofErr w:type="spellEnd"/>
+            <w:r>
+              <w:rPr>
+                <w:rFonts w:ascii="Times New Roman" w:hAnsi="Times New Roman" w:cs="Times New Roman"/>
+                <w:color w:val="FF0000"/>
+                <w:sz w:val="24"/>
+                <w:szCs w:val="24"/>
+              </w:rPr>
               <w:t xml:space="preserve"> dan </w:t>
             </w:r>
             <w:proofErr w:type="spellStart"/>
@@ -573,7 +793,7 @@
                 <w:sz w:val="24"/>
                 <w:szCs w:val="24"/>
               </w:rPr>
-              <w:t>Pembekal</w:t>
+              <w:t>tepat</w:t>
             </w:r>
             <w:proofErr w:type="spellEnd"/>
             <w:r>
@@ -583,480 +803,8 @@
                 <w:sz w:val="24"/>
                 <w:szCs w:val="24"/>
               </w:rPr>
-              <w:t xml:space="preserve"> </w:t>
-            </w:r>
-            <w:proofErr w:type="spellStart"/>
-            <w:r>
-              <w:rPr>
-                <w:rFonts w:ascii="Times New Roman" w:hAnsi="Times New Roman" w:cs="Times New Roman"/>
-                <w:color w:val="FF0000"/>
-                <w:sz w:val="24"/>
-                <w:szCs w:val="24"/>
-              </w:rPr>
-              <w:t>bagi</w:t>
-            </w:r>
-            <w:proofErr w:type="spellEnd"/>
-            <w:r>
-              <w:rPr>
-                <w:rFonts w:ascii="Times New Roman" w:hAnsi="Times New Roman" w:cs="Times New Roman"/>
-                <w:color w:val="FF0000"/>
-                <w:sz w:val="24"/>
-                <w:szCs w:val="24"/>
-              </w:rPr>
-              <w:t xml:space="preserve"> </w:t>
-            </w:r>
-            <w:proofErr w:type="spellStart"/>
-            <w:r>
-              <w:rPr>
-                <w:rFonts w:ascii="Times New Roman" w:hAnsi="Times New Roman" w:cs="Times New Roman"/>
-                <w:color w:val="FF0000"/>
-                <w:sz w:val="24"/>
-                <w:szCs w:val="24"/>
-              </w:rPr>
-              <w:t>membantu</w:t>
-            </w:r>
-            <w:proofErr w:type="spellEnd"/>
-            <w:r>
-              <w:rPr>
-                <w:rFonts w:ascii="Times New Roman" w:hAnsi="Times New Roman" w:cs="Times New Roman"/>
-                <w:color w:val="FF0000"/>
-                <w:sz w:val="24"/>
-                <w:szCs w:val="24"/>
-              </w:rPr>
-              <w:t xml:space="preserve"> </w:t>
-            </w:r>
-            <w:proofErr w:type="spellStart"/>
-            <w:r>
-              <w:rPr>
-                <w:rFonts w:ascii="Times New Roman" w:hAnsi="Times New Roman" w:cs="Times New Roman"/>
-                <w:color w:val="FF0000"/>
-                <w:sz w:val="24"/>
-                <w:szCs w:val="24"/>
-              </w:rPr>
-              <w:t>mengurus</w:t>
-            </w:r>
-            <w:proofErr w:type="spellEnd"/>
-            <w:r>
-              <w:rPr>
-                <w:rFonts w:ascii="Times New Roman" w:hAnsi="Times New Roman" w:cs="Times New Roman"/>
-                <w:color w:val="FF0000"/>
-                <w:sz w:val="24"/>
-                <w:szCs w:val="24"/>
-              </w:rPr>
-              <w:t xml:space="preserve"> </w:t>
-            </w:r>
-            <w:proofErr w:type="spellStart"/>
-            <w:r>
-              <w:rPr>
-                <w:rFonts w:ascii="Times New Roman" w:hAnsi="Times New Roman" w:cs="Times New Roman"/>
-                <w:color w:val="FF0000"/>
-                <w:sz w:val="24"/>
-                <w:szCs w:val="24"/>
-              </w:rPr>
-              <w:t>maklumat</w:t>
-            </w:r>
-            <w:proofErr w:type="spellEnd"/>
-            <w:r>
-              <w:rPr>
-                <w:rFonts w:ascii="Times New Roman" w:hAnsi="Times New Roman" w:cs="Times New Roman"/>
-                <w:color w:val="FF0000"/>
-                <w:sz w:val="24"/>
-                <w:szCs w:val="24"/>
-              </w:rPr>
-              <w:t xml:space="preserve"> </w:t>
-            </w:r>
-            <w:proofErr w:type="spellStart"/>
-            <w:r>
-              <w:rPr>
-                <w:rFonts w:ascii="Times New Roman" w:hAnsi="Times New Roman" w:cs="Times New Roman"/>
-                <w:color w:val="FF0000"/>
-                <w:sz w:val="24"/>
-                <w:szCs w:val="24"/>
-              </w:rPr>
-              <w:t>inventori</w:t>
-            </w:r>
-            <w:proofErr w:type="spellEnd"/>
-            <w:r>
-              <w:rPr>
-                <w:rFonts w:ascii="Times New Roman" w:hAnsi="Times New Roman" w:cs="Times New Roman"/>
-                <w:color w:val="FF0000"/>
-                <w:sz w:val="24"/>
-                <w:szCs w:val="24"/>
-              </w:rPr>
-              <w:t xml:space="preserve"> </w:t>
-            </w:r>
-            <w:proofErr w:type="spellStart"/>
-            <w:r>
-              <w:rPr>
-                <w:rFonts w:ascii="Times New Roman" w:hAnsi="Times New Roman" w:cs="Times New Roman"/>
-                <w:color w:val="FF0000"/>
-                <w:sz w:val="24"/>
-                <w:szCs w:val="24"/>
-              </w:rPr>
-              <w:t>secara</w:t>
-            </w:r>
-            <w:proofErr w:type="spellEnd"/>
-            <w:r>
-              <w:rPr>
-                <w:rFonts w:ascii="Times New Roman" w:hAnsi="Times New Roman" w:cs="Times New Roman"/>
-                <w:color w:val="FF0000"/>
-                <w:sz w:val="24"/>
-                <w:szCs w:val="24"/>
-              </w:rPr>
-              <w:t xml:space="preserve"> digital. </w:t>
-            </w:r>
-            <w:proofErr w:type="spellStart"/>
-            <w:r>
-              <w:rPr>
-                <w:rFonts w:ascii="Times New Roman" w:hAnsi="Times New Roman" w:cs="Times New Roman"/>
-                <w:color w:val="FF0000"/>
-                <w:sz w:val="24"/>
-                <w:szCs w:val="24"/>
-              </w:rPr>
-              <w:t>Sistem</w:t>
-            </w:r>
-            <w:proofErr w:type="spellEnd"/>
-            <w:r>
-              <w:rPr>
-                <w:rFonts w:ascii="Times New Roman" w:hAnsi="Times New Roman" w:cs="Times New Roman"/>
-                <w:color w:val="FF0000"/>
-                <w:sz w:val="24"/>
-                <w:szCs w:val="24"/>
-              </w:rPr>
-              <w:t xml:space="preserve"> </w:t>
-            </w:r>
-            <w:proofErr w:type="spellStart"/>
-            <w:r>
-              <w:rPr>
-                <w:rFonts w:ascii="Times New Roman" w:hAnsi="Times New Roman" w:cs="Times New Roman"/>
-                <w:color w:val="FF0000"/>
-                <w:sz w:val="24"/>
-                <w:szCs w:val="24"/>
-              </w:rPr>
-              <w:t>ini</w:t>
-            </w:r>
-            <w:proofErr w:type="spellEnd"/>
-            <w:r>
-              <w:rPr>
-                <w:rFonts w:ascii="Times New Roman" w:hAnsi="Times New Roman" w:cs="Times New Roman"/>
-                <w:color w:val="FF0000"/>
-                <w:sz w:val="24"/>
-                <w:szCs w:val="24"/>
-              </w:rPr>
-              <w:t xml:space="preserve"> </w:t>
-            </w:r>
-            <w:proofErr w:type="spellStart"/>
-            <w:r>
-              <w:rPr>
-                <w:rFonts w:ascii="Times New Roman" w:hAnsi="Times New Roman" w:cs="Times New Roman"/>
-                <w:color w:val="FF0000"/>
-                <w:sz w:val="24"/>
-                <w:szCs w:val="24"/>
-              </w:rPr>
-              <w:t>dijangka</w:t>
-            </w:r>
-            <w:proofErr w:type="spellEnd"/>
-            <w:r>
-              <w:rPr>
-                <w:rFonts w:ascii="Times New Roman" w:hAnsi="Times New Roman" w:cs="Times New Roman"/>
-                <w:color w:val="FF0000"/>
-                <w:sz w:val="24"/>
-                <w:szCs w:val="24"/>
-              </w:rPr>
-              <w:t xml:space="preserve"> </w:t>
-            </w:r>
-            <w:proofErr w:type="spellStart"/>
-            <w:r>
-              <w:rPr>
-                <w:rFonts w:ascii="Times New Roman" w:hAnsi="Times New Roman" w:cs="Times New Roman"/>
-                <w:color w:val="FF0000"/>
-                <w:sz w:val="24"/>
-                <w:szCs w:val="24"/>
-              </w:rPr>
-              <w:t>mampu</w:t>
-            </w:r>
-            <w:proofErr w:type="spellEnd"/>
-            <w:r>
-              <w:rPr>
-                <w:rFonts w:ascii="Times New Roman" w:hAnsi="Times New Roman" w:cs="Times New Roman"/>
-                <w:color w:val="FF0000"/>
-                <w:sz w:val="24"/>
-                <w:szCs w:val="24"/>
-              </w:rPr>
-              <w:t xml:space="preserve"> </w:t>
-            </w:r>
-            <w:proofErr w:type="spellStart"/>
-            <w:r>
-              <w:rPr>
-                <w:rFonts w:ascii="Times New Roman" w:hAnsi="Times New Roman" w:cs="Times New Roman"/>
-                <w:color w:val="FF0000"/>
-                <w:sz w:val="24"/>
-                <w:szCs w:val="24"/>
-              </w:rPr>
-              <w:t>mengurangkan</w:t>
-            </w:r>
-            <w:proofErr w:type="spellEnd"/>
-            <w:r>
-              <w:rPr>
-                <w:rFonts w:ascii="Times New Roman" w:hAnsi="Times New Roman" w:cs="Times New Roman"/>
-                <w:color w:val="FF0000"/>
-                <w:sz w:val="24"/>
-                <w:szCs w:val="24"/>
-              </w:rPr>
-              <w:t xml:space="preserve"> </w:t>
-            </w:r>
-            <w:proofErr w:type="spellStart"/>
-            <w:r>
-              <w:rPr>
-                <w:rFonts w:ascii="Times New Roman" w:hAnsi="Times New Roman" w:cs="Times New Roman"/>
-                <w:color w:val="FF0000"/>
-                <w:sz w:val="24"/>
-                <w:szCs w:val="24"/>
-              </w:rPr>
-              <w:t>kesilapan</w:t>
-            </w:r>
-            <w:proofErr w:type="spellEnd"/>
-            <w:r>
-              <w:rPr>
-                <w:rFonts w:ascii="Times New Roman" w:hAnsi="Times New Roman" w:cs="Times New Roman"/>
-                <w:color w:val="FF0000"/>
-                <w:sz w:val="24"/>
-                <w:szCs w:val="24"/>
-              </w:rPr>
-              <w:t xml:space="preserve"> </w:t>
-            </w:r>
-            <w:proofErr w:type="spellStart"/>
-            <w:r>
-              <w:rPr>
-                <w:rFonts w:ascii="Times New Roman" w:hAnsi="Times New Roman" w:cs="Times New Roman"/>
-                <w:color w:val="FF0000"/>
-                <w:sz w:val="24"/>
-                <w:szCs w:val="24"/>
-              </w:rPr>
-              <w:t>rekod</w:t>
-            </w:r>
-            <w:proofErr w:type="spellEnd"/>
-            <w:r>
-              <w:rPr>
-                <w:rFonts w:ascii="Times New Roman" w:hAnsi="Times New Roman" w:cs="Times New Roman"/>
-                <w:color w:val="FF0000"/>
-                <w:sz w:val="24"/>
-                <w:szCs w:val="24"/>
-              </w:rPr>
-              <w:t xml:space="preserve">, </w:t>
-            </w:r>
-            <w:proofErr w:type="spellStart"/>
-            <w:r>
-              <w:rPr>
-                <w:rFonts w:ascii="Times New Roman" w:hAnsi="Times New Roman" w:cs="Times New Roman"/>
-                <w:color w:val="FF0000"/>
-                <w:sz w:val="24"/>
-                <w:szCs w:val="24"/>
-              </w:rPr>
-              <w:t>menjimatkan</w:t>
-            </w:r>
-            <w:proofErr w:type="spellEnd"/>
-            <w:r>
-              <w:rPr>
-                <w:rFonts w:ascii="Times New Roman" w:hAnsi="Times New Roman" w:cs="Times New Roman"/>
-                <w:color w:val="FF0000"/>
-                <w:sz w:val="24"/>
-                <w:szCs w:val="24"/>
-              </w:rPr>
-              <w:t xml:space="preserve"> masa, </w:t>
-            </w:r>
-            <w:proofErr w:type="spellStart"/>
-            <w:r>
-              <w:rPr>
-                <w:rFonts w:ascii="Times New Roman" w:hAnsi="Times New Roman" w:cs="Times New Roman"/>
-                <w:color w:val="FF0000"/>
-                <w:sz w:val="24"/>
-                <w:szCs w:val="24"/>
-              </w:rPr>
-              <w:t>serta</w:t>
-            </w:r>
-            <w:proofErr w:type="spellEnd"/>
-            <w:r>
-              <w:rPr>
-                <w:rFonts w:ascii="Times New Roman" w:hAnsi="Times New Roman" w:cs="Times New Roman"/>
-                <w:color w:val="FF0000"/>
-                <w:sz w:val="24"/>
-                <w:szCs w:val="24"/>
-              </w:rPr>
-              <w:t xml:space="preserve"> </w:t>
-            </w:r>
-            <w:proofErr w:type="spellStart"/>
-            <w:r>
-              <w:rPr>
-                <w:rFonts w:ascii="Times New Roman" w:hAnsi="Times New Roman" w:cs="Times New Roman"/>
-                <w:color w:val="FF0000"/>
-                <w:sz w:val="24"/>
-                <w:szCs w:val="24"/>
-              </w:rPr>
-              <w:t>membolehkan</w:t>
-            </w:r>
-            <w:proofErr w:type="spellEnd"/>
-            <w:r>
-              <w:rPr>
-                <w:rFonts w:ascii="Times New Roman" w:hAnsi="Times New Roman" w:cs="Times New Roman"/>
-                <w:color w:val="FF0000"/>
-                <w:sz w:val="24"/>
-                <w:szCs w:val="24"/>
-              </w:rPr>
-              <w:t xml:space="preserve"> </w:t>
-            </w:r>
-            <w:proofErr w:type="spellStart"/>
-            <w:r>
-              <w:rPr>
-                <w:rFonts w:ascii="Times New Roman" w:hAnsi="Times New Roman" w:cs="Times New Roman"/>
-                <w:color w:val="FF0000"/>
-                <w:sz w:val="24"/>
-                <w:szCs w:val="24"/>
-              </w:rPr>
-              <w:t>sekolah</w:t>
-            </w:r>
-            <w:proofErr w:type="spellEnd"/>
-            <w:r>
-              <w:rPr>
-                <w:rFonts w:ascii="Times New Roman" w:hAnsi="Times New Roman" w:cs="Times New Roman"/>
-                <w:color w:val="FF0000"/>
-                <w:sz w:val="24"/>
-                <w:szCs w:val="24"/>
-              </w:rPr>
-              <w:t xml:space="preserve"> </w:t>
-            </w:r>
-            <w:proofErr w:type="spellStart"/>
-            <w:r>
-              <w:rPr>
-                <w:rFonts w:ascii="Times New Roman" w:hAnsi="Times New Roman" w:cs="Times New Roman"/>
-                <w:color w:val="FF0000"/>
-                <w:sz w:val="24"/>
-                <w:szCs w:val="24"/>
-              </w:rPr>
-              <w:t>menjejak</w:t>
-            </w:r>
-            <w:proofErr w:type="spellEnd"/>
-            <w:r>
-              <w:rPr>
-                <w:rFonts w:ascii="Times New Roman" w:hAnsi="Times New Roman" w:cs="Times New Roman"/>
-                <w:color w:val="FF0000"/>
-                <w:sz w:val="24"/>
-                <w:szCs w:val="24"/>
-              </w:rPr>
-              <w:t xml:space="preserve"> </w:t>
-            </w:r>
-            <w:proofErr w:type="spellStart"/>
-            <w:r>
-              <w:rPr>
-                <w:rFonts w:ascii="Times New Roman" w:hAnsi="Times New Roman" w:cs="Times New Roman"/>
-                <w:color w:val="FF0000"/>
-                <w:sz w:val="24"/>
-                <w:szCs w:val="24"/>
-              </w:rPr>
-              <w:t>aset</w:t>
-            </w:r>
-            <w:proofErr w:type="spellEnd"/>
-            <w:r>
-              <w:rPr>
-                <w:rFonts w:ascii="Times New Roman" w:hAnsi="Times New Roman" w:cs="Times New Roman"/>
-                <w:color w:val="FF0000"/>
-                <w:sz w:val="24"/>
-                <w:szCs w:val="24"/>
-              </w:rPr>
-              <w:t xml:space="preserve"> </w:t>
-            </w:r>
-            <w:proofErr w:type="spellStart"/>
-            <w:r>
-              <w:rPr>
-                <w:rFonts w:ascii="Times New Roman" w:hAnsi="Times New Roman" w:cs="Times New Roman"/>
-                <w:color w:val="FF0000"/>
-                <w:sz w:val="24"/>
-                <w:szCs w:val="24"/>
-              </w:rPr>
-              <w:t>dengan</w:t>
-            </w:r>
-            <w:proofErr w:type="spellEnd"/>
-            <w:r>
-              <w:rPr>
-                <w:rFonts w:ascii="Times New Roman" w:hAnsi="Times New Roman" w:cs="Times New Roman"/>
-                <w:color w:val="FF0000"/>
-                <w:sz w:val="24"/>
-                <w:szCs w:val="24"/>
-              </w:rPr>
-              <w:t xml:space="preserve"> </w:t>
-            </w:r>
-            <w:proofErr w:type="spellStart"/>
-            <w:r>
-              <w:rPr>
-                <w:rFonts w:ascii="Times New Roman" w:hAnsi="Times New Roman" w:cs="Times New Roman"/>
-                <w:color w:val="FF0000"/>
-                <w:sz w:val="24"/>
-                <w:szCs w:val="24"/>
-              </w:rPr>
-              <w:t>lebih</w:t>
-            </w:r>
-            <w:proofErr w:type="spellEnd"/>
-            <w:r>
-              <w:rPr>
-                <w:rFonts w:ascii="Times New Roman" w:hAnsi="Times New Roman" w:cs="Times New Roman"/>
-                <w:color w:val="FF0000"/>
-                <w:sz w:val="24"/>
-                <w:szCs w:val="24"/>
-              </w:rPr>
-              <w:t xml:space="preserve"> </w:t>
-            </w:r>
-            <w:proofErr w:type="spellStart"/>
-            <w:r>
-              <w:rPr>
-                <w:rFonts w:ascii="Times New Roman" w:hAnsi="Times New Roman" w:cs="Times New Roman"/>
-                <w:color w:val="FF0000"/>
-                <w:sz w:val="24"/>
-                <w:szCs w:val="24"/>
-              </w:rPr>
-              <w:t>cepat</w:t>
-            </w:r>
-            <w:proofErr w:type="spellEnd"/>
-            <w:r>
-              <w:rPr>
-                <w:rFonts w:ascii="Times New Roman" w:hAnsi="Times New Roman" w:cs="Times New Roman"/>
-                <w:color w:val="FF0000"/>
-                <w:sz w:val="24"/>
-                <w:szCs w:val="24"/>
-              </w:rPr>
-              <w:t xml:space="preserve"> dan </w:t>
-            </w:r>
-            <w:proofErr w:type="spellStart"/>
-            <w:r>
-              <w:rPr>
-                <w:rFonts w:ascii="Times New Roman" w:hAnsi="Times New Roman" w:cs="Times New Roman"/>
-                <w:color w:val="FF0000"/>
-                <w:sz w:val="24"/>
-                <w:szCs w:val="24"/>
-              </w:rPr>
-              <w:t>tepat</w:t>
-            </w:r>
-            <w:proofErr w:type="spellEnd"/>
-            <w:r>
-              <w:rPr>
-                <w:rFonts w:ascii="Times New Roman" w:hAnsi="Times New Roman" w:cs="Times New Roman"/>
-                <w:color w:val="FF0000"/>
-                <w:sz w:val="24"/>
-                <w:szCs w:val="24"/>
-              </w:rPr>
               <w:t>.</w:t>
             </w:r>
-          </w:p>
-          <w:p>
-            <w:pPr>
-              <w:pStyle w:val="ListParagraph"/>
-              <w:ind w:left="0"/>
-              <w:rPr>
-                <w:rFonts w:ascii="Times New Roman" w:hAnsi="Times New Roman" w:cs="Times New Roman"/>
-                <w:color w:val="FF0000"/>
-                <w:sz w:val="24"/>
-                <w:szCs w:val="24"/>
-              </w:rPr>
-            </w:pPr>
           </w:p>
           <w:p>
             <w:pPr>
@@ -1190,8 +938,8 @@
         <w:tblLook w:val="04A0" w:firstRow="1" w:lastRow="0" w:firstColumn="1" w:lastColumn="0" w:noHBand="0" w:noVBand="1"/>
       </w:tblPr>
       <w:tblGrid>
-        <w:gridCol w:w="3964"/>
-        <w:gridCol w:w="3946"/>
+        <w:gridCol w:w="3969"/>
+        <w:gridCol w:w="3941"/>
       </w:tblGrid>
       <w:tr>
         <w:tc>
@@ -1360,8 +1108,42 @@
                 <w:sz w:val="24"/>
                 <w:szCs w:val="24"/>
               </w:rPr>
-              <w:t>Guru</w:t>
-            </w:r>
+              <w:t>Guru/</w:t>
+            </w:r>
+            <w:proofErr w:type="spellStart"/>
+            <w:r>
+              <w:rPr>
+                <w:rFonts w:ascii="Times New Roman" w:hAnsi="Times New Roman" w:cs="Times New Roman"/>
+                <w:b/>
+                <w:bCs/>
+                <w:sz w:val="24"/>
+                <w:szCs w:val="24"/>
+              </w:rPr>
+              <w:t>staf</w:t>
+            </w:r>
+            <w:proofErr w:type="spellEnd"/>
+            <w:r>
+              <w:rPr>
+                <w:rFonts w:ascii="Times New Roman" w:hAnsi="Times New Roman" w:cs="Times New Roman"/>
+                <w:b/>
+                <w:bCs/>
+                <w:sz w:val="24"/>
+                <w:szCs w:val="24"/>
+              </w:rPr>
+              <w:t xml:space="preserve"> </w:t>
+            </w:r>
+            <w:proofErr w:type="spellStart"/>
+            <w:r>
+              <w:rPr>
+                <w:rFonts w:ascii="Times New Roman" w:hAnsi="Times New Roman" w:cs="Times New Roman"/>
+                <w:b/>
+                <w:bCs/>
+                <w:sz w:val="24"/>
+                <w:szCs w:val="24"/>
+              </w:rPr>
+              <w:t>makmal</w:t>
+            </w:r>
+            <w:proofErr w:type="spellEnd"/>
           </w:p>
         </w:tc>
         <w:tc>
@@ -1390,7 +1172,7 @@
                 <w:sz w:val="24"/>
                 <w:szCs w:val="24"/>
               </w:rPr>
-              <w:t>Menjadi</w:t>
+              <w:t>Merekod</w:t>
             </w:r>
             <w:proofErr w:type="spellEnd"/>
             <w:r>
@@ -1401,7 +1183,7 @@
                 <w:sz w:val="24"/>
                 <w:szCs w:val="24"/>
               </w:rPr>
-              <w:t xml:space="preserve"> </w:t>
+              <w:t xml:space="preserve"> dan </w:t>
             </w:r>
             <w:proofErr w:type="spellStart"/>
             <w:r>
@@ -1412,7 +1194,7 @@
                 <w:sz w:val="24"/>
                 <w:szCs w:val="24"/>
               </w:rPr>
-              <w:t>perekod</w:t>
+              <w:t>mengemas</w:t>
             </w:r>
             <w:proofErr w:type="spellEnd"/>
             <w:r>
@@ -1423,7 +1205,7 @@
                 <w:sz w:val="24"/>
                 <w:szCs w:val="24"/>
               </w:rPr>
-              <w:t xml:space="preserve"> dan </w:t>
+              <w:t xml:space="preserve"> </w:t>
             </w:r>
             <w:proofErr w:type="spellStart"/>
             <w:r>
@@ -1434,7 +1216,7 @@
                 <w:sz w:val="24"/>
                 <w:szCs w:val="24"/>
               </w:rPr>
-              <w:t>mengemaskini</w:t>
+              <w:t>kini</w:t>
             </w:r>
             <w:proofErr w:type="spellEnd"/>
             <w:r>
@@ -1481,6 +1263,16 @@
               <w:t>inventori</w:t>
             </w:r>
             <w:proofErr w:type="spellEnd"/>
+            <w:r>
+              <w:rPr>
+                <w:rFonts w:ascii="Times New Roman" w:hAnsi="Times New Roman" w:cs="Times New Roman"/>
+                <w:b/>
+                <w:bCs/>
+                <w:sz w:val="24"/>
+                <w:szCs w:val="24"/>
+              </w:rPr>
+              <w:t>.</w:t>
+            </w:r>
           </w:p>
         </w:tc>
       </w:tr>
@@ -1501,40 +1293,6 @@
                 <w:szCs w:val="24"/>
               </w:rPr>
             </w:pPr>
-            <w:proofErr w:type="spellStart"/>
-            <w:r>
-              <w:rPr>
-                <w:rFonts w:ascii="Times New Roman" w:hAnsi="Times New Roman" w:cs="Times New Roman"/>
-                <w:b/>
-                <w:bCs/>
-                <w:sz w:val="24"/>
-                <w:szCs w:val="24"/>
-              </w:rPr>
-              <w:t>Pentadbir</w:t>
-            </w:r>
-            <w:proofErr w:type="spellEnd"/>
-            <w:r>
-              <w:rPr>
-                <w:rFonts w:ascii="Times New Roman" w:hAnsi="Times New Roman" w:cs="Times New Roman"/>
-                <w:b/>
-                <w:bCs/>
-                <w:sz w:val="24"/>
-                <w:szCs w:val="24"/>
-              </w:rPr>
-              <w:t xml:space="preserve"> </w:t>
-            </w:r>
-            <w:proofErr w:type="spellStart"/>
-            <w:r>
-              <w:rPr>
-                <w:rFonts w:ascii="Times New Roman" w:hAnsi="Times New Roman" w:cs="Times New Roman"/>
-                <w:b/>
-                <w:bCs/>
-                <w:sz w:val="24"/>
-                <w:szCs w:val="24"/>
-              </w:rPr>
-              <w:t>sekolah</w:t>
-            </w:r>
-            <w:proofErr w:type="spellEnd"/>
           </w:p>
           <w:p>
             <w:pPr>
@@ -1548,6 +1306,40 @@
                 <w:szCs w:val="24"/>
               </w:rPr>
             </w:pPr>
+            <w:proofErr w:type="spellStart"/>
+            <w:r>
+              <w:rPr>
+                <w:rFonts w:ascii="Times New Roman" w:hAnsi="Times New Roman" w:cs="Times New Roman"/>
+                <w:b/>
+                <w:bCs/>
+                <w:sz w:val="24"/>
+                <w:szCs w:val="24"/>
+              </w:rPr>
+              <w:t>Pentadbir</w:t>
+            </w:r>
+            <w:proofErr w:type="spellEnd"/>
+            <w:r>
+              <w:rPr>
+                <w:rFonts w:ascii="Times New Roman" w:hAnsi="Times New Roman" w:cs="Times New Roman"/>
+                <w:b/>
+                <w:bCs/>
+                <w:sz w:val="24"/>
+                <w:szCs w:val="24"/>
+              </w:rPr>
+              <w:t xml:space="preserve"> </w:t>
+            </w:r>
+            <w:proofErr w:type="spellStart"/>
+            <w:r>
+              <w:rPr>
+                <w:rFonts w:ascii="Times New Roman" w:hAnsi="Times New Roman" w:cs="Times New Roman"/>
+                <w:b/>
+                <w:bCs/>
+                <w:sz w:val="24"/>
+                <w:szCs w:val="24"/>
+              </w:rPr>
+              <w:t>sekolah</w:t>
+            </w:r>
+            <w:proofErr w:type="spellEnd"/>
           </w:p>
         </w:tc>
         <w:tc>
@@ -1608,7 +1400,7 @@
                 <w:sz w:val="24"/>
                 <w:szCs w:val="24"/>
               </w:rPr>
-              <w:t xml:space="preserve"> </w:t>
+              <w:t xml:space="preserve"> dan </w:t>
             </w:r>
             <w:proofErr w:type="spellStart"/>
             <w:r>
@@ -1619,7 +1411,7 @@
                 <w:sz w:val="24"/>
                 <w:szCs w:val="24"/>
               </w:rPr>
-              <w:t>inventori</w:t>
+              <w:t>menyelia</w:t>
             </w:r>
             <w:proofErr w:type="spellEnd"/>
             <w:r>
@@ -1630,7 +1422,7 @@
                 <w:sz w:val="24"/>
                 <w:szCs w:val="24"/>
               </w:rPr>
-              <w:t xml:space="preserve"> dan </w:t>
+              <w:t xml:space="preserve"> data </w:t>
             </w:r>
             <w:proofErr w:type="spellStart"/>
             <w:r>
@@ -1641,7 +1433,7 @@
                 <w:sz w:val="24"/>
                 <w:szCs w:val="24"/>
               </w:rPr>
-              <w:t>mejadi</w:t>
+              <w:t>inventori</w:t>
             </w:r>
             <w:proofErr w:type="spellEnd"/>
             <w:r>
@@ -1652,42 +1444,8 @@
                 <w:sz w:val="24"/>
                 <w:szCs w:val="24"/>
               </w:rPr>
-              <w:t xml:space="preserve"> </w:t>
-            </w:r>
-            <w:proofErr w:type="spellStart"/>
-            <w:r>
-              <w:rPr>
-                <w:rFonts w:ascii="Times New Roman" w:hAnsi="Times New Roman" w:cs="Times New Roman"/>
-                <w:b/>
-                <w:bCs/>
-                <w:sz w:val="24"/>
-                <w:szCs w:val="24"/>
-              </w:rPr>
-              <w:t>penyelia</w:t>
-            </w:r>
-            <w:proofErr w:type="spellEnd"/>
-            <w:r>
-              <w:rPr>
-                <w:rFonts w:ascii="Times New Roman" w:hAnsi="Times New Roman" w:cs="Times New Roman"/>
-                <w:b/>
-                <w:bCs/>
-                <w:sz w:val="24"/>
-                <w:szCs w:val="24"/>
-              </w:rPr>
-              <w:t xml:space="preserve"> data </w:t>
-            </w:r>
-            <w:proofErr w:type="spellStart"/>
-            <w:r>
-              <w:rPr>
-                <w:rFonts w:ascii="Times New Roman" w:hAnsi="Times New Roman" w:cs="Times New Roman"/>
-                <w:b/>
-                <w:bCs/>
-                <w:sz w:val="24"/>
-                <w:szCs w:val="24"/>
-              </w:rPr>
-              <w:t>inventori</w:t>
-            </w:r>
-            <w:proofErr w:type="spellEnd"/>
+              <w:t>.</w:t>
+            </w:r>
           </w:p>
         </w:tc>
       </w:tr>
@@ -1733,6 +1491,16 @@
               <w:t>Pembekal</w:t>
             </w:r>
             <w:proofErr w:type="spellEnd"/>
+            <w:r>
+              <w:rPr>
+                <w:rFonts w:ascii="Times New Roman" w:hAnsi="Times New Roman" w:cs="Times New Roman"/>
+                <w:b/>
+                <w:bCs/>
+                <w:sz w:val="24"/>
+                <w:szCs w:val="24"/>
+              </w:rPr>
+              <w:t xml:space="preserve"> </w:t>
+            </w:r>
           </w:p>
         </w:tc>
         <w:tc>
@@ -1760,7 +1528,7 @@
                 <w:sz w:val="24"/>
                 <w:szCs w:val="24"/>
               </w:rPr>
-              <w:t>Menyediakan</w:t>
+              <w:t>Menyalurkan</w:t>
             </w:r>
             <w:proofErr w:type="spellEnd"/>
             <w:r>
@@ -1782,7 +1550,7 @@
                 <w:sz w:val="24"/>
                 <w:szCs w:val="24"/>
               </w:rPr>
-              <w:t>stok</w:t>
+              <w:t>maklumat</w:t>
             </w:r>
             <w:proofErr w:type="spellEnd"/>
             <w:r>
@@ -1793,7 +1561,7 @@
                 <w:sz w:val="24"/>
                 <w:szCs w:val="24"/>
               </w:rPr>
-              <w:t xml:space="preserve"> Baharu dan </w:t>
+              <w:t xml:space="preserve"> </w:t>
             </w:r>
             <w:proofErr w:type="spellStart"/>
             <w:r>
@@ -1804,7 +1572,7 @@
                 <w:sz w:val="24"/>
                 <w:szCs w:val="24"/>
               </w:rPr>
-              <w:t>menyalurkan</w:t>
+              <w:t>penghantaran</w:t>
             </w:r>
             <w:proofErr w:type="spellEnd"/>
             <w:r>
@@ -1815,7 +1583,7 @@
                 <w:sz w:val="24"/>
                 <w:szCs w:val="24"/>
               </w:rPr>
-              <w:t xml:space="preserve"> </w:t>
+              <w:t xml:space="preserve"> dan </w:t>
             </w:r>
             <w:proofErr w:type="spellStart"/>
             <w:r>
@@ -1826,7 +1594,7 @@
                 <w:sz w:val="24"/>
                 <w:szCs w:val="24"/>
               </w:rPr>
-              <w:t>maklumat</w:t>
+              <w:t>penerimaan</w:t>
             </w:r>
             <w:proofErr w:type="spellEnd"/>
             <w:r>
@@ -1848,7 +1616,7 @@
                 <w:sz w:val="24"/>
                 <w:szCs w:val="24"/>
               </w:rPr>
-              <w:t>penghantaran</w:t>
+              <w:t>stok</w:t>
             </w:r>
             <w:proofErr w:type="spellEnd"/>
             <w:r>
@@ -1859,7 +1627,7 @@
                 <w:sz w:val="24"/>
                 <w:szCs w:val="24"/>
               </w:rPr>
-              <w:t>.</w:t>
+              <w:t xml:space="preserve"> Baharu.</w:t>
             </w:r>
           </w:p>
         </w:tc>
@@ -1912,69 +1680,6 @@
           <w:szCs w:val="24"/>
         </w:rPr>
       </w:pPr>
-      <w:r>
-        <w:rPr>
-          <w:rFonts w:ascii="Times New Roman" w:hAnsi="Times New Roman" w:cs="Times New Roman"/>
-          <w:noProof/>
-          <w:sz w:val="24"/>
-          <w:szCs w:val="24"/>
-        </w:rPr>
-        <w:drawing>
-          <wp:anchor distT="0" distB="0" distL="114300" distR="114300" simplePos="0" relativeHeight="251662336" behindDoc="1" locked="0" layoutInCell="1" allowOverlap="1" wp14:anchorId="7178F2EC" wp14:editId="4E45FFD6">
-            <wp:simplePos x="0" y="0"/>
-            <wp:positionH relativeFrom="column">
-              <wp:posOffset>4362450</wp:posOffset>
-            </wp:positionH>
-            <wp:positionV relativeFrom="paragraph">
-              <wp:posOffset>2037715</wp:posOffset>
-            </wp:positionV>
-            <wp:extent cx="306705" cy="352425"/>
-            <wp:effectExtent l="0" t="0" r="0" b="0"/>
-            <wp:wrapNone/>
-            <wp:docPr id="1505120565" name="Graphic 1" descr="Checkmark with solid fill"/>
-            <wp:cNvGraphicFramePr>
-              <a:graphicFrameLocks xmlns:a="http://schemas.openxmlformats.org/drawingml/2006/main" noChangeAspect="1"/>
-            </wp:cNvGraphicFramePr>
-            <a:graphic xmlns:a="http://schemas.openxmlformats.org/drawingml/2006/main">
-              <a:graphicData uri="http://schemas.openxmlformats.org/drawingml/2006/picture">
-                <pic:pic xmlns:pic="http://schemas.openxmlformats.org/drawingml/2006/picture">
-                  <pic:nvPicPr>
-                    <pic:cNvPr id="1608879837" name="Graphic 1608879837" descr="Checkmark with solid fill"/>
-                    <pic:cNvPicPr/>
-                  </pic:nvPicPr>
-                  <pic:blipFill>
-                    <a:blip r:embed="rId6">
-                      <a:extLst>
-                        <a:ext uri="{96DAC541-7B7A-43D3-8B79-37D633B846F1}">
-                          <asvg:svgBlip xmlns:asvg="http://schemas.microsoft.com/office/drawing/2016/SVG/main" r:embed="rId7"/>
-                        </a:ext>
-                      </a:extLst>
-                    </a:blip>
-                    <a:stretch>
-                      <a:fillRect/>
-                    </a:stretch>
-                  </pic:blipFill>
-                  <pic:spPr>
-                    <a:xfrm>
-                      <a:off x="0" y="0"/>
-                      <a:ext cx="306705" cy="352425"/>
-                    </a:xfrm>
-                    <a:prstGeom prst="rect">
-                      <a:avLst/>
-                    </a:prstGeom>
-                  </pic:spPr>
-                </pic:pic>
-              </a:graphicData>
-            </a:graphic>
-            <wp14:sizeRelH relativeFrom="margin">
-              <wp14:pctWidth>0</wp14:pctWidth>
-            </wp14:sizeRelH>
-            <wp14:sizeRelV relativeFrom="margin">
-              <wp14:pctHeight>0</wp14:pctHeight>
-            </wp14:sizeRelV>
-          </wp:anchor>
-        </w:drawing>
-      </w:r>
       <w:r>
         <w:rPr>
           <w:rFonts w:ascii="Times New Roman" w:hAnsi="Times New Roman" w:cs="Times New Roman"/>
@@ -2170,8 +1875,8 @@
         <w:tblLook w:val="04A0" w:firstRow="1" w:lastRow="0" w:firstColumn="1" w:lastColumn="0" w:noHBand="0" w:noVBand="1"/>
       </w:tblPr>
       <w:tblGrid>
-        <w:gridCol w:w="567"/>
-        <w:gridCol w:w="5378"/>
+        <w:gridCol w:w="566"/>
+        <w:gridCol w:w="5379"/>
         <w:gridCol w:w="991"/>
         <w:gridCol w:w="1019"/>
       </w:tblGrid>
@@ -2477,6 +2182,7 @@
           </w:tcPr>
           <w:p>
             <w:pPr>
+              <w:jc w:val="center"/>
               <w:rPr>
                 <w:rFonts w:ascii="Times New Roman" w:hAnsi="Times New Roman" w:cs="Times New Roman"/>
                 <w:sz w:val="24"/>
@@ -2485,85 +2191,11 @@
             </w:pPr>
             <w:r>
               <w:rPr>
-                <w:rFonts w:ascii="Times New Roman" w:hAnsi="Times New Roman" w:cs="Times New Roman"/>
-                <w:noProof/>
-                <w:sz w:val="24"/>
-                <w:szCs w:val="24"/>
-              </w:rPr>
-              <w:drawing>
-                <wp:anchor distT="0" distB="0" distL="114300" distR="114300" simplePos="0" relativeHeight="251658240" behindDoc="1" locked="0" layoutInCell="1" allowOverlap="1" wp14:anchorId="63DE9E14" wp14:editId="3309BADA">
-                  <wp:simplePos x="0" y="0"/>
-                  <wp:positionH relativeFrom="column">
-                    <wp:posOffset>106045</wp:posOffset>
-                  </wp:positionH>
-                  <wp:positionV relativeFrom="paragraph">
-                    <wp:posOffset>0</wp:posOffset>
-                  </wp:positionV>
-                  <wp:extent cx="306705" cy="352425"/>
-                  <wp:effectExtent l="0" t="0" r="0" b="0"/>
-                  <wp:wrapTight wrapText="bothSides">
-                    <wp:wrapPolygon edited="0">
-                      <wp:start x="14758" y="1168"/>
-                      <wp:lineTo x="0" y="7005"/>
-                      <wp:lineTo x="0" y="12843"/>
-                      <wp:lineTo x="4025" y="19849"/>
-                      <wp:lineTo x="10733" y="19849"/>
-                      <wp:lineTo x="20124" y="7005"/>
-                      <wp:lineTo x="20124" y="1168"/>
-                      <wp:lineTo x="14758" y="1168"/>
-                    </wp:wrapPolygon>
-                  </wp:wrapTight>
-                  <wp:docPr id="1608879837" name="Graphic 1" descr="Checkmark with solid fill"/>
-                  <wp:cNvGraphicFramePr>
-                    <a:graphicFrameLocks xmlns:a="http://schemas.openxmlformats.org/drawingml/2006/main" noChangeAspect="1"/>
-                  </wp:cNvGraphicFramePr>
-                  <a:graphic xmlns:a="http://schemas.openxmlformats.org/drawingml/2006/main">
-                    <a:graphicData uri="http://schemas.openxmlformats.org/drawingml/2006/picture">
-                      <pic:pic xmlns:pic="http://schemas.openxmlformats.org/drawingml/2006/picture">
-                        <pic:nvPicPr>
-                          <pic:cNvPr id="1608879837" name="Graphic 1608879837" descr="Checkmark with solid fill"/>
-                          <pic:cNvPicPr/>
-                        </pic:nvPicPr>
-                        <pic:blipFill>
-                          <a:blip r:embed="rId6">
-                            <a:extLst>
-                              <a:ext uri="{96DAC541-7B7A-43D3-8B79-37D633B846F1}">
-                                <asvg:svgBlip xmlns:asvg="http://schemas.microsoft.com/office/drawing/2016/SVG/main" r:embed="rId7"/>
-                              </a:ext>
-                            </a:extLst>
-                          </a:blip>
-                          <a:stretch>
-                            <a:fillRect/>
-                          </a:stretch>
-                        </pic:blipFill>
-                        <pic:spPr>
-                          <a:xfrm>
-                            <a:off x="0" y="0"/>
-                            <a:ext cx="306705" cy="352425"/>
-                          </a:xfrm>
-                          <a:prstGeom prst="rect">
-                            <a:avLst/>
-                          </a:prstGeom>
-                        </pic:spPr>
-                      </pic:pic>
-                    </a:graphicData>
-                  </a:graphic>
-                  <wp14:sizeRelH relativeFrom="margin">
-                    <wp14:pctWidth>0</wp14:pctWidth>
-                  </wp14:sizeRelH>
-                  <wp14:sizeRelV relativeFrom="margin">
-                    <wp14:pctHeight>0</wp14:pctHeight>
-                  </wp14:sizeRelV>
-                </wp:anchor>
-              </w:drawing>
-            </w:r>
-            <w:r>
-              <w:rPr>
-                <w:rFonts w:ascii="Times New Roman" w:hAnsi="Times New Roman" w:cs="Times New Roman"/>
-                <w:sz w:val="24"/>
-                <w:szCs w:val="24"/>
-              </w:rPr>
-              <w:t xml:space="preserve">  </w:t>
+                <w:rFonts w:ascii="Segoe UI Symbol" w:hAnsi="Segoe UI Symbol" w:cs="Segoe UI Symbol"/>
+                <w:sz w:val="24"/>
+                <w:szCs w:val="24"/>
+              </w:rPr>
+              <w:t>✓</w:t>
             </w:r>
           </w:p>
         </w:tc>
@@ -2698,6 +2330,7 @@
           </w:tcPr>
           <w:p>
             <w:pPr>
+              <w:jc w:val="center"/>
               <w:rPr>
                 <w:rFonts w:ascii="Times New Roman" w:hAnsi="Times New Roman" w:cs="Times New Roman"/>
                 <w:sz w:val="24"/>
@@ -2706,77 +2339,11 @@
             </w:pPr>
             <w:r>
               <w:rPr>
-                <w:rFonts w:ascii="Times New Roman" w:hAnsi="Times New Roman" w:cs="Times New Roman"/>
-                <w:noProof/>
-                <w:sz w:val="24"/>
-                <w:szCs w:val="24"/>
-              </w:rPr>
-              <w:drawing>
-                <wp:anchor distT="0" distB="0" distL="114300" distR="114300" simplePos="0" relativeHeight="251660288" behindDoc="1" locked="0" layoutInCell="1" allowOverlap="1" wp14:anchorId="7CA938FB" wp14:editId="240BB706">
-                  <wp:simplePos x="0" y="0"/>
-                  <wp:positionH relativeFrom="column">
-                    <wp:posOffset>115570</wp:posOffset>
-                  </wp:positionH>
-                  <wp:positionV relativeFrom="paragraph">
-                    <wp:posOffset>0</wp:posOffset>
-                  </wp:positionV>
-                  <wp:extent cx="306705" cy="352425"/>
-                  <wp:effectExtent l="0" t="0" r="0" b="0"/>
-                  <wp:wrapTight wrapText="bothSides">
-                    <wp:wrapPolygon edited="0">
-                      <wp:start x="14758" y="1168"/>
-                      <wp:lineTo x="0" y="7005"/>
-                      <wp:lineTo x="0" y="12843"/>
-                      <wp:lineTo x="4025" y="19849"/>
-                      <wp:lineTo x="10733" y="19849"/>
-                      <wp:lineTo x="20124" y="7005"/>
-                      <wp:lineTo x="20124" y="1168"/>
-                      <wp:lineTo x="14758" y="1168"/>
-                    </wp:wrapPolygon>
-                  </wp:wrapTight>
-                  <wp:docPr id="206933940" name="Graphic 1" descr="Checkmark with solid fill"/>
-                  <wp:cNvGraphicFramePr>
-                    <a:graphicFrameLocks xmlns:a="http://schemas.openxmlformats.org/drawingml/2006/main" noChangeAspect="1"/>
-                  </wp:cNvGraphicFramePr>
-                  <a:graphic xmlns:a="http://schemas.openxmlformats.org/drawingml/2006/main">
-                    <a:graphicData uri="http://schemas.openxmlformats.org/drawingml/2006/picture">
-                      <pic:pic xmlns:pic="http://schemas.openxmlformats.org/drawingml/2006/picture">
-                        <pic:nvPicPr>
-                          <pic:cNvPr id="1608879837" name="Graphic 1608879837" descr="Checkmark with solid fill"/>
-                          <pic:cNvPicPr/>
-                        </pic:nvPicPr>
-                        <pic:blipFill>
-                          <a:blip r:embed="rId6">
-                            <a:extLst>
-                              <a:ext uri="{96DAC541-7B7A-43D3-8B79-37D633B846F1}">
-                                <asvg:svgBlip xmlns:asvg="http://schemas.microsoft.com/office/drawing/2016/SVG/main" r:embed="rId7"/>
-                              </a:ext>
-                            </a:extLst>
-                          </a:blip>
-                          <a:stretch>
-                            <a:fillRect/>
-                          </a:stretch>
-                        </pic:blipFill>
-                        <pic:spPr>
-                          <a:xfrm>
-                            <a:off x="0" y="0"/>
-                            <a:ext cx="306705" cy="352425"/>
-                          </a:xfrm>
-                          <a:prstGeom prst="rect">
-                            <a:avLst/>
-                          </a:prstGeom>
-                        </pic:spPr>
-                      </pic:pic>
-                    </a:graphicData>
-                  </a:graphic>
-                  <wp14:sizeRelH relativeFrom="margin">
-                    <wp14:pctWidth>0</wp14:pctWidth>
-                  </wp14:sizeRelH>
-                  <wp14:sizeRelV relativeFrom="margin">
-                    <wp14:pctHeight>0</wp14:pctHeight>
-                  </wp14:sizeRelV>
-                </wp:anchor>
-              </w:drawing>
+                <w:rFonts w:ascii="Segoe UI Symbol" w:hAnsi="Segoe UI Symbol" w:cs="Segoe UI Symbol"/>
+                <w:sz w:val="24"/>
+                <w:szCs w:val="24"/>
+              </w:rPr>
+              <w:t>✓</w:t>
             </w:r>
           </w:p>
         </w:tc>
@@ -2955,12 +2522,21 @@
           </w:tcPr>
           <w:p>
             <w:pPr>
+              <w:jc w:val="center"/>
               <w:rPr>
                 <w:rFonts w:ascii="Times New Roman" w:hAnsi="Times New Roman" w:cs="Times New Roman"/>
                 <w:sz w:val="24"/>
                 <w:szCs w:val="24"/>
               </w:rPr>
             </w:pPr>
+            <w:r>
+              <w:rPr>
+                <w:rFonts w:ascii="Segoe UI Symbol" w:hAnsi="Segoe UI Symbol" w:cs="Segoe UI Symbol"/>
+                <w:sz w:val="24"/>
+                <w:szCs w:val="24"/>
+              </w:rPr>
+              <w:t>✓</w:t>
+            </w:r>
           </w:p>
         </w:tc>
         <w:tc>
@@ -2997,7 +2573,6 @@
                 <w:sz w:val="24"/>
                 <w:szCs w:val="24"/>
               </w:rPr>
-              <w:lastRenderedPageBreak/>
               <w:t>4</w:t>
             </w:r>
           </w:p>
@@ -3149,12 +2724,21 @@
           </w:tcPr>
           <w:p>
             <w:pPr>
+              <w:jc w:val="center"/>
               <w:rPr>
                 <w:rFonts w:ascii="Times New Roman" w:hAnsi="Times New Roman" w:cs="Times New Roman"/>
                 <w:sz w:val="24"/>
                 <w:szCs w:val="24"/>
               </w:rPr>
             </w:pPr>
+            <w:r>
+              <w:rPr>
+                <w:rFonts w:ascii="Segoe UI Symbol" w:hAnsi="Segoe UI Symbol" w:cs="Segoe UI Symbol"/>
+                <w:sz w:val="24"/>
+                <w:szCs w:val="24"/>
+              </w:rPr>
+              <w:t>✓</w:t>
+            </w:r>
           </w:p>
         </w:tc>
         <w:tc>
@@ -3270,6 +2854,7 @@
           </w:tcPr>
           <w:p>
             <w:pPr>
+              <w:jc w:val="center"/>
               <w:rPr>
                 <w:rFonts w:ascii="Times New Roman" w:hAnsi="Times New Roman" w:cs="Times New Roman"/>
                 <w:sz w:val="24"/>
@@ -3278,66 +2863,12 @@
             </w:pPr>
             <w:r>
               <w:rPr>
-                <w:rFonts w:ascii="Times New Roman" w:hAnsi="Times New Roman" w:cs="Times New Roman"/>
-                <w:noProof/>
-                <w:sz w:val="24"/>
-                <w:szCs w:val="24"/>
-              </w:rPr>
-              <w:drawing>
-                <wp:anchor distT="0" distB="0" distL="114300" distR="114300" simplePos="0" relativeHeight="251664384" behindDoc="1" locked="0" layoutInCell="1" allowOverlap="1" wp14:anchorId="3C7AC797" wp14:editId="1685E847">
-                  <wp:simplePos x="0" y="0"/>
-                  <wp:positionH relativeFrom="column">
-                    <wp:posOffset>125095</wp:posOffset>
-                  </wp:positionH>
-                  <wp:positionV relativeFrom="paragraph">
-                    <wp:posOffset>-538480</wp:posOffset>
-                  </wp:positionV>
-                  <wp:extent cx="306705" cy="352425"/>
-                  <wp:effectExtent l="0" t="0" r="0" b="0"/>
-                  <wp:wrapNone/>
-                  <wp:docPr id="2051166277" name="Graphic 1" descr="Checkmark with solid fill"/>
-                  <wp:cNvGraphicFramePr>
-                    <a:graphicFrameLocks xmlns:a="http://schemas.openxmlformats.org/drawingml/2006/main" noChangeAspect="1"/>
-                  </wp:cNvGraphicFramePr>
-                  <a:graphic xmlns:a="http://schemas.openxmlformats.org/drawingml/2006/main">
-                    <a:graphicData uri="http://schemas.openxmlformats.org/drawingml/2006/picture">
-                      <pic:pic xmlns:pic="http://schemas.openxmlformats.org/drawingml/2006/picture">
-                        <pic:nvPicPr>
-                          <pic:cNvPr id="1608879837" name="Graphic 1608879837" descr="Checkmark with solid fill"/>
-                          <pic:cNvPicPr/>
-                        </pic:nvPicPr>
-                        <pic:blipFill>
-                          <a:blip r:embed="rId6">
-                            <a:extLst>
-                              <a:ext uri="{96DAC541-7B7A-43D3-8B79-37D633B846F1}">
-                                <asvg:svgBlip xmlns:asvg="http://schemas.microsoft.com/office/drawing/2016/SVG/main" r:embed="rId7"/>
-                              </a:ext>
-                            </a:extLst>
-                          </a:blip>
-                          <a:stretch>
-                            <a:fillRect/>
-                          </a:stretch>
-                        </pic:blipFill>
-                        <pic:spPr>
-                          <a:xfrm>
-                            <a:off x="0" y="0"/>
-                            <a:ext cx="306705" cy="352425"/>
-                          </a:xfrm>
-                          <a:prstGeom prst="rect">
-                            <a:avLst/>
-                          </a:prstGeom>
-                        </pic:spPr>
-                      </pic:pic>
-                    </a:graphicData>
-                  </a:graphic>
-                  <wp14:sizeRelH relativeFrom="margin">
-                    <wp14:pctWidth>0</wp14:pctWidth>
-                  </wp14:sizeRelH>
-                  <wp14:sizeRelV relativeFrom="margin">
-                    <wp14:pctHeight>0</wp14:pctHeight>
-                  </wp14:sizeRelV>
-                </wp:anchor>
-              </w:drawing>
+                <w:rFonts w:ascii="Segoe UI Symbol" w:hAnsi="Segoe UI Symbol" w:cs="Segoe UI Symbol"/>
+                <w:sz w:val="24"/>
+                <w:szCs w:val="24"/>
+              </w:rPr>
+              <w:lastRenderedPageBreak/>
+              <w:t>✓</w:t>
             </w:r>
           </w:p>
         </w:tc>
@@ -3454,12 +2985,21 @@
           </w:tcPr>
           <w:p>
             <w:pPr>
+              <w:jc w:val="center"/>
               <w:rPr>
                 <w:rFonts w:ascii="Times New Roman" w:hAnsi="Times New Roman" w:cs="Times New Roman"/>
                 <w:sz w:val="24"/>
                 <w:szCs w:val="24"/>
               </w:rPr>
             </w:pPr>
+            <w:r>
+              <w:rPr>
+                <w:rFonts w:ascii="Segoe UI Symbol" w:hAnsi="Segoe UI Symbol" w:cs="Segoe UI Symbol"/>
+                <w:sz w:val="24"/>
+                <w:szCs w:val="24"/>
+              </w:rPr>
+              <w:t>✓</w:t>
+            </w:r>
           </w:p>
         </w:tc>
         <w:tc>
@@ -3601,12 +3141,21 @@
           </w:tcPr>
           <w:p>
             <w:pPr>
+              <w:jc w:val="center"/>
               <w:rPr>
                 <w:rFonts w:ascii="Times New Roman" w:hAnsi="Times New Roman" w:cs="Times New Roman"/>
                 <w:sz w:val="24"/>
                 <w:szCs w:val="24"/>
               </w:rPr>
             </w:pPr>
+            <w:r>
+              <w:rPr>
+                <w:rFonts w:ascii="Segoe UI Symbol" w:hAnsi="Segoe UI Symbol" w:cs="Segoe UI Symbol"/>
+                <w:sz w:val="24"/>
+                <w:szCs w:val="24"/>
+              </w:rPr>
+              <w:t>✓</w:t>
+            </w:r>
           </w:p>
         </w:tc>
         <w:tc>
@@ -3621,69 +3170,6 @@
                 <w:szCs w:val="24"/>
               </w:rPr>
             </w:pPr>
-            <w:r>
-              <w:rPr>
-                <w:rFonts w:ascii="Times New Roman" w:hAnsi="Times New Roman" w:cs="Times New Roman"/>
-                <w:noProof/>
-                <w:sz w:val="24"/>
-                <w:szCs w:val="24"/>
-              </w:rPr>
-              <w:drawing>
-                <wp:anchor distT="0" distB="0" distL="114300" distR="114300" simplePos="0" relativeHeight="251666432" behindDoc="1" locked="0" layoutInCell="1" allowOverlap="1" wp14:anchorId="35821E0D" wp14:editId="483AAFAD">
-                  <wp:simplePos x="0" y="0"/>
-                  <wp:positionH relativeFrom="column">
-                    <wp:posOffset>95885</wp:posOffset>
-                  </wp:positionH>
-                  <wp:positionV relativeFrom="paragraph">
-                    <wp:posOffset>-728345</wp:posOffset>
-                  </wp:positionV>
-                  <wp:extent cx="306705" cy="352425"/>
-                  <wp:effectExtent l="0" t="0" r="0" b="0"/>
-                  <wp:wrapNone/>
-                  <wp:docPr id="252390150" name="Graphic 1" descr="Checkmark with solid fill"/>
-                  <wp:cNvGraphicFramePr>
-                    <a:graphicFrameLocks xmlns:a="http://schemas.openxmlformats.org/drawingml/2006/main" noChangeAspect="1"/>
-                  </wp:cNvGraphicFramePr>
-                  <a:graphic xmlns:a="http://schemas.openxmlformats.org/drawingml/2006/main">
-                    <a:graphicData uri="http://schemas.openxmlformats.org/drawingml/2006/picture">
-                      <pic:pic xmlns:pic="http://schemas.openxmlformats.org/drawingml/2006/picture">
-                        <pic:nvPicPr>
-                          <pic:cNvPr id="1608879837" name="Graphic 1608879837" descr="Checkmark with solid fill"/>
-                          <pic:cNvPicPr/>
-                        </pic:nvPicPr>
-                        <pic:blipFill>
-                          <a:blip r:embed="rId6">
-                            <a:extLst>
-                              <a:ext uri="{96DAC541-7B7A-43D3-8B79-37D633B846F1}">
-                                <asvg:svgBlip xmlns:asvg="http://schemas.microsoft.com/office/drawing/2016/SVG/main" r:embed="rId7"/>
-                              </a:ext>
-                            </a:extLst>
-                          </a:blip>
-                          <a:stretch>
-                            <a:fillRect/>
-                          </a:stretch>
-                        </pic:blipFill>
-                        <pic:spPr>
-                          <a:xfrm>
-                            <a:off x="0" y="0"/>
-                            <a:ext cx="306705" cy="352425"/>
-                          </a:xfrm>
-                          <a:prstGeom prst="rect">
-                            <a:avLst/>
-                          </a:prstGeom>
-                        </pic:spPr>
-                      </pic:pic>
-                    </a:graphicData>
-                  </a:graphic>
-                  <wp14:sizeRelH relativeFrom="margin">
-                    <wp14:pctWidth>0</wp14:pctWidth>
-                  </wp14:sizeRelH>
-                  <wp14:sizeRelV relativeFrom="margin">
-                    <wp14:pctHeight>0</wp14:pctHeight>
-                  </wp14:sizeRelV>
-                </wp:anchor>
-              </w:drawing>
-            </w:r>
           </w:p>
         </w:tc>
       </w:tr>
@@ -3857,6 +3343,7 @@
           </w:tcPr>
           <w:p>
             <w:pPr>
+              <w:jc w:val="center"/>
               <w:rPr>
                 <w:rFonts w:ascii="Times New Roman" w:hAnsi="Times New Roman" w:cs="Times New Roman"/>
                 <w:sz w:val="24"/>
@@ -3865,66 +3352,11 @@
             </w:pPr>
             <w:r>
               <w:rPr>
-                <w:rFonts w:ascii="Times New Roman" w:hAnsi="Times New Roman" w:cs="Times New Roman"/>
-                <w:noProof/>
-                <w:sz w:val="24"/>
-                <w:szCs w:val="24"/>
-              </w:rPr>
-              <w:drawing>
-                <wp:anchor distT="0" distB="0" distL="114300" distR="114300" simplePos="0" relativeHeight="251669504" behindDoc="1" locked="0" layoutInCell="1" allowOverlap="1" wp14:anchorId="42EF073A" wp14:editId="52D53D53">
-                  <wp:simplePos x="0" y="0"/>
-                  <wp:positionH relativeFrom="column">
-                    <wp:posOffset>39370</wp:posOffset>
-                  </wp:positionH>
-                  <wp:positionV relativeFrom="paragraph">
-                    <wp:posOffset>-342265</wp:posOffset>
-                  </wp:positionV>
-                  <wp:extent cx="314325" cy="314325"/>
-                  <wp:effectExtent l="0" t="0" r="9525" b="9525"/>
-                  <wp:wrapNone/>
-                  <wp:docPr id="1005081499" name="Graphic 2" descr="Checkmark with solid fill"/>
-                  <wp:cNvGraphicFramePr>
-                    <a:graphicFrameLocks xmlns:a="http://schemas.openxmlformats.org/drawingml/2006/main" noChangeAspect="1"/>
-                  </wp:cNvGraphicFramePr>
-                  <a:graphic xmlns:a="http://schemas.openxmlformats.org/drawingml/2006/main">
-                    <a:graphicData uri="http://schemas.openxmlformats.org/drawingml/2006/picture">
-                      <pic:pic xmlns:pic="http://schemas.openxmlformats.org/drawingml/2006/picture">
-                        <pic:nvPicPr>
-                          <pic:cNvPr id="1005081499" name="Graphic 1005081499" descr="Checkmark with solid fill"/>
-                          <pic:cNvPicPr/>
-                        </pic:nvPicPr>
-                        <pic:blipFill>
-                          <a:blip r:embed="rId6">
-                            <a:extLst>
-                              <a:ext uri="{96DAC541-7B7A-43D3-8B79-37D633B846F1}">
-                                <asvg:svgBlip xmlns:asvg="http://schemas.microsoft.com/office/drawing/2016/SVG/main" r:embed="rId7"/>
-                              </a:ext>
-                            </a:extLst>
-                          </a:blip>
-                          <a:stretch>
-                            <a:fillRect/>
-                          </a:stretch>
-                        </pic:blipFill>
-                        <pic:spPr>
-                          <a:xfrm>
-                            <a:off x="0" y="0"/>
-                            <a:ext cx="314325" cy="314325"/>
-                          </a:xfrm>
-                          <a:prstGeom prst="rect">
-                            <a:avLst/>
-                          </a:prstGeom>
-                        </pic:spPr>
-                      </pic:pic>
-                    </a:graphicData>
-                  </a:graphic>
-                  <wp14:sizeRelH relativeFrom="margin">
-                    <wp14:pctWidth>0</wp14:pctWidth>
-                  </wp14:sizeRelH>
-                  <wp14:sizeRelV relativeFrom="margin">
-                    <wp14:pctHeight>0</wp14:pctHeight>
-                  </wp14:sizeRelV>
-                </wp:anchor>
-              </w:drawing>
+                <w:rFonts w:ascii="Segoe UI Symbol" w:hAnsi="Segoe UI Symbol" w:cs="Segoe UI Symbol"/>
+                <w:sz w:val="24"/>
+                <w:szCs w:val="24"/>
+              </w:rPr>
+              <w:t>✓</w:t>
             </w:r>
           </w:p>
         </w:tc>
@@ -3940,69 +3372,6 @@
                 <w:szCs w:val="24"/>
               </w:rPr>
             </w:pPr>
-            <w:r>
-              <w:rPr>
-                <w:rFonts w:ascii="Times New Roman" w:hAnsi="Times New Roman" w:cs="Times New Roman"/>
-                <w:noProof/>
-                <w:sz w:val="24"/>
-                <w:szCs w:val="24"/>
-              </w:rPr>
-              <w:drawing>
-                <wp:anchor distT="0" distB="0" distL="114300" distR="114300" simplePos="0" relativeHeight="251668480" behindDoc="1" locked="0" layoutInCell="1" allowOverlap="1" wp14:anchorId="526CBA5E" wp14:editId="07D281A0">
-                  <wp:simplePos x="0" y="0"/>
-                  <wp:positionH relativeFrom="column">
-                    <wp:posOffset>123190</wp:posOffset>
-                  </wp:positionH>
-                  <wp:positionV relativeFrom="paragraph">
-                    <wp:posOffset>-718820</wp:posOffset>
-                  </wp:positionV>
-                  <wp:extent cx="306705" cy="352425"/>
-                  <wp:effectExtent l="0" t="0" r="0" b="0"/>
-                  <wp:wrapNone/>
-                  <wp:docPr id="1454946318" name="Graphic 1" descr="Checkmark with solid fill"/>
-                  <wp:cNvGraphicFramePr>
-                    <a:graphicFrameLocks xmlns:a="http://schemas.openxmlformats.org/drawingml/2006/main" noChangeAspect="1"/>
-                  </wp:cNvGraphicFramePr>
-                  <a:graphic xmlns:a="http://schemas.openxmlformats.org/drawingml/2006/main">
-                    <a:graphicData uri="http://schemas.openxmlformats.org/drawingml/2006/picture">
-                      <pic:pic xmlns:pic="http://schemas.openxmlformats.org/drawingml/2006/picture">
-                        <pic:nvPicPr>
-                          <pic:cNvPr id="1608879837" name="Graphic 1608879837" descr="Checkmark with solid fill"/>
-                          <pic:cNvPicPr/>
-                        </pic:nvPicPr>
-                        <pic:blipFill>
-                          <a:blip r:embed="rId6">
-                            <a:extLst>
-                              <a:ext uri="{96DAC541-7B7A-43D3-8B79-37D633B846F1}">
-                                <asvg:svgBlip xmlns:asvg="http://schemas.microsoft.com/office/drawing/2016/SVG/main" r:embed="rId7"/>
-                              </a:ext>
-                            </a:extLst>
-                          </a:blip>
-                          <a:stretch>
-                            <a:fillRect/>
-                          </a:stretch>
-                        </pic:blipFill>
-                        <pic:spPr>
-                          <a:xfrm>
-                            <a:off x="0" y="0"/>
-                            <a:ext cx="306705" cy="352425"/>
-                          </a:xfrm>
-                          <a:prstGeom prst="rect">
-                            <a:avLst/>
-                          </a:prstGeom>
-                        </pic:spPr>
-                      </pic:pic>
-                    </a:graphicData>
-                  </a:graphic>
-                  <wp14:sizeRelH relativeFrom="margin">
-                    <wp14:pctWidth>0</wp14:pctWidth>
-                  </wp14:sizeRelH>
-                  <wp14:sizeRelV relativeFrom="margin">
-                    <wp14:pctHeight>0</wp14:pctHeight>
-                  </wp14:sizeRelV>
-                </wp:anchor>
-              </w:drawing>
-            </w:r>
           </w:p>
         </w:tc>
       </w:tr>
@@ -4015,69 +3384,6 @@
           <w:szCs w:val="24"/>
         </w:rPr>
       </w:pPr>
-      <w:r>
-        <w:rPr>
-          <w:rFonts w:ascii="Times New Roman" w:hAnsi="Times New Roman" w:cs="Times New Roman"/>
-          <w:noProof/>
-          <w:sz w:val="24"/>
-          <w:szCs w:val="24"/>
-        </w:rPr>
-        <w:drawing>
-          <wp:anchor distT="0" distB="0" distL="114300" distR="114300" simplePos="0" relativeHeight="251671552" behindDoc="1" locked="0" layoutInCell="1" allowOverlap="1" wp14:anchorId="3B51BB00" wp14:editId="7D61B12E">
-            <wp:simplePos x="0" y="0"/>
-            <wp:positionH relativeFrom="column">
-              <wp:posOffset>4343400</wp:posOffset>
-            </wp:positionH>
-            <wp:positionV relativeFrom="paragraph">
-              <wp:posOffset>-484505</wp:posOffset>
-            </wp:positionV>
-            <wp:extent cx="314325" cy="314325"/>
-            <wp:effectExtent l="0" t="0" r="9525" b="9525"/>
-            <wp:wrapNone/>
-            <wp:docPr id="1019139061" name="Graphic 2" descr="Checkmark with solid fill"/>
-            <wp:cNvGraphicFramePr>
-              <a:graphicFrameLocks xmlns:a="http://schemas.openxmlformats.org/drawingml/2006/main" noChangeAspect="1"/>
-            </wp:cNvGraphicFramePr>
-            <a:graphic xmlns:a="http://schemas.openxmlformats.org/drawingml/2006/main">
-              <a:graphicData uri="http://schemas.openxmlformats.org/drawingml/2006/picture">
-                <pic:pic xmlns:pic="http://schemas.openxmlformats.org/drawingml/2006/picture">
-                  <pic:nvPicPr>
-                    <pic:cNvPr id="1005081499" name="Graphic 1005081499" descr="Checkmark with solid fill"/>
-                    <pic:cNvPicPr/>
-                  </pic:nvPicPr>
-                  <pic:blipFill>
-                    <a:blip r:embed="rId6">
-                      <a:extLst>
-                        <a:ext uri="{96DAC541-7B7A-43D3-8B79-37D633B846F1}">
-                          <asvg:svgBlip xmlns:asvg="http://schemas.microsoft.com/office/drawing/2016/SVG/main" r:embed="rId7"/>
-                        </a:ext>
-                      </a:extLst>
-                    </a:blip>
-                    <a:stretch>
-                      <a:fillRect/>
-                    </a:stretch>
-                  </pic:blipFill>
-                  <pic:spPr>
-                    <a:xfrm>
-                      <a:off x="0" y="0"/>
-                      <a:ext cx="314325" cy="314325"/>
-                    </a:xfrm>
-                    <a:prstGeom prst="rect">
-                      <a:avLst/>
-                    </a:prstGeom>
-                  </pic:spPr>
-                </pic:pic>
-              </a:graphicData>
-            </a:graphic>
-            <wp14:sizeRelH relativeFrom="margin">
-              <wp14:pctWidth>0</wp14:pctWidth>
-            </wp14:sizeRelH>
-            <wp14:sizeRelV relativeFrom="margin">
-              <wp14:pctHeight>0</wp14:pctHeight>
-            </wp14:sizeRelV>
-          </wp:anchor>
-        </w:drawing>
-      </w:r>
       <w:r>
         <w:rPr>
           <w:rFonts w:ascii="Times New Roman" w:hAnsi="Times New Roman" w:cs="Times New Roman"/>
@@ -4120,33 +3426,25 @@
           <w:sz w:val="24"/>
           <w:szCs w:val="24"/>
         </w:rPr>
-        <w:t xml:space="preserve"> oleh</w:t>
+        <w:t xml:space="preserve"> oleh: </w:t>
       </w:r>
-      <w:proofErr w:type="gramStart"/>
+      <w:proofErr w:type="spellStart"/>
       <w:r>
         <w:rPr>
           <w:rFonts w:ascii="Times New Roman" w:hAnsi="Times New Roman" w:cs="Times New Roman"/>
           <w:sz w:val="24"/>
           <w:szCs w:val="24"/>
         </w:rPr>
-        <w:t xml:space="preserve">: </w:t>
+        <w:t>Nurasyiq</w:t>
       </w:r>
+      <w:proofErr w:type="spellEnd"/>
       <w:r>
         <w:rPr>
           <w:rFonts w:ascii="Times New Roman" w:hAnsi="Times New Roman" w:cs="Times New Roman"/>
           <w:sz w:val="24"/>
           <w:szCs w:val="24"/>
         </w:rPr>
-        <w:t xml:space="preserve"> Danisha</w:t>
-      </w:r>
-      <w:proofErr w:type="gramEnd"/>
-      <w:r>
-        <w:rPr>
-          <w:rFonts w:ascii="Times New Roman" w:hAnsi="Times New Roman" w:cs="Times New Roman"/>
-          <w:sz w:val="24"/>
-          <w:szCs w:val="24"/>
-        </w:rPr>
-        <w:t xml:space="preserve"> Humaira Binti Mohd Azri</w:t>
+        <w:t xml:space="preserve"> Faris Bin Zul Hisham</w:t>
       </w:r>
     </w:p>
     <w:p>
@@ -4181,7 +3479,7 @@
           <w:sz w:val="24"/>
           <w:szCs w:val="24"/>
         </w:rPr>
-        <w:t>6 / 8 /2026</w:t>
+        <w:t>6 August 2026</w:t>
       </w:r>
     </w:p>
     <w:sectPr>
@@ -4456,34 +3754,34 @@
       </w:pPr>
     </w:lvl>
   </w:abstractNum>
-  <w:num w:numId="1" w16cid:durableId="929463440">
+  <w:num w:numId="1" w16cid:durableId="1266622103">
     <w:abstractNumId w:val="8"/>
   </w:num>
-  <w:num w:numId="2" w16cid:durableId="1317495322">
+  <w:num w:numId="2" w16cid:durableId="1356078382">
     <w:abstractNumId w:val="6"/>
   </w:num>
-  <w:num w:numId="3" w16cid:durableId="2041203800">
+  <w:num w:numId="3" w16cid:durableId="1405376652">
     <w:abstractNumId w:val="5"/>
   </w:num>
-  <w:num w:numId="4" w16cid:durableId="99379178">
+  <w:num w:numId="4" w16cid:durableId="431242720">
     <w:abstractNumId w:val="4"/>
   </w:num>
-  <w:num w:numId="5" w16cid:durableId="154035994">
+  <w:num w:numId="5" w16cid:durableId="1166244325">
     <w:abstractNumId w:val="7"/>
   </w:num>
-  <w:num w:numId="6" w16cid:durableId="252051733">
+  <w:num w:numId="6" w16cid:durableId="1657685165">
     <w:abstractNumId w:val="3"/>
   </w:num>
-  <w:num w:numId="7" w16cid:durableId="478814579">
+  <w:num w:numId="7" w16cid:durableId="1720742031">
     <w:abstractNumId w:val="2"/>
   </w:num>
-  <w:num w:numId="8" w16cid:durableId="1411656809">
+  <w:num w:numId="8" w16cid:durableId="1347294771">
     <w:abstractNumId w:val="1"/>
   </w:num>
-  <w:num w:numId="9" w16cid:durableId="1698193090">
+  <w:num w:numId="9" w16cid:durableId="790436530">
     <w:abstractNumId w:val="0"/>
   </w:num>
-  <w:num w:numId="10" w16cid:durableId="1740323381">
+  <w:num w:numId="10" w16cid:durableId="1888058848">
     <w:abstractNumId w:val="9"/>
   </w:num>
 </w:numbering>

--- a/LAPORAN AMALI CKA1132.docx
+++ b/LAPORAN AMALI CKA1132.docx
@@ -105,20 +105,8 @@
           <w:sz w:val="24"/>
           <w:szCs w:val="24"/>
         </w:rPr>
-        <w:t xml:space="preserve"> E-</w:t>
+        <w:t xml:space="preserve"> E-Inventory</w:t>
       </w:r>
-      <w:proofErr w:type="spellStart"/>
-      <w:r>
-        <w:rPr>
-          <w:rFonts w:ascii="Times New Roman" w:hAnsi="Times New Roman" w:cs="Times New Roman"/>
-          <w:b/>
-          <w:bCs/>
-          <w:sz w:val="24"/>
-          <w:szCs w:val="24"/>
-        </w:rPr>
-        <w:t>Inventori</w:t>
-      </w:r>
-      <w:proofErr w:type="spellEnd"/>
     </w:p>
     <w:p>
       <w:pPr>
@@ -169,17 +157,20 @@
     <w:tbl>
       <w:tblPr>
         <w:tblStyle w:val="TableGrid"/>
-        <w:tblW w:w="0" w:type="auto"/>
+        <w:tblW w:w="7954" w:type="dxa"/>
         <w:tblInd w:w="720" w:type="dxa"/>
         <w:tblLook w:val="04A0" w:firstRow="1" w:lastRow="0" w:firstColumn="1" w:lastColumn="0" w:noHBand="0" w:noVBand="1"/>
       </w:tblPr>
       <w:tblGrid>
-        <w:gridCol w:w="7910"/>
+        <w:gridCol w:w="7954"/>
       </w:tblGrid>
       <w:tr>
+        <w:trPr>
+          <w:trHeight w:val="2250"/>
+        </w:trPr>
         <w:tc>
           <w:tcPr>
-            <w:tcW w:w="8856" w:type="dxa"/>
+            <w:tcW w:w="7954" w:type="dxa"/>
           </w:tcPr>
           <w:p>
             <w:pPr>
@@ -194,6 +185,869 @@
           </w:p>
           <w:p>
             <w:pPr>
+              <w:rPr>
+                <w:rFonts w:ascii="Times New Roman" w:hAnsi="Times New Roman" w:cs="Times New Roman"/>
+                <w:color w:val="FF0000"/>
+                <w:sz w:val="24"/>
+                <w:szCs w:val="24"/>
+              </w:rPr>
+            </w:pPr>
+            <w:proofErr w:type="spellStart"/>
+            <w:r>
+              <w:rPr>
+                <w:rFonts w:ascii="Times New Roman" w:hAnsi="Times New Roman" w:cs="Times New Roman"/>
+                <w:color w:val="FF0000"/>
+                <w:sz w:val="24"/>
+                <w:szCs w:val="24"/>
+              </w:rPr>
+              <w:t>Sistem</w:t>
+            </w:r>
+            <w:proofErr w:type="spellEnd"/>
+            <w:r>
+              <w:rPr>
+                <w:rFonts w:ascii="Times New Roman" w:hAnsi="Times New Roman" w:cs="Times New Roman"/>
+                <w:color w:val="FF0000"/>
+                <w:sz w:val="24"/>
+                <w:szCs w:val="24"/>
+              </w:rPr>
+              <w:t xml:space="preserve"> </w:t>
+            </w:r>
+            <w:proofErr w:type="spellStart"/>
+            <w:r>
+              <w:rPr>
+                <w:rFonts w:ascii="Times New Roman" w:hAnsi="Times New Roman" w:cs="Times New Roman"/>
+                <w:color w:val="FF0000"/>
+                <w:sz w:val="24"/>
+                <w:szCs w:val="24"/>
+              </w:rPr>
+              <w:t>ini</w:t>
+            </w:r>
+            <w:proofErr w:type="spellEnd"/>
+            <w:r>
+              <w:rPr>
+                <w:rFonts w:ascii="Times New Roman" w:hAnsi="Times New Roman" w:cs="Times New Roman"/>
+                <w:color w:val="FF0000"/>
+                <w:sz w:val="24"/>
+                <w:szCs w:val="24"/>
+              </w:rPr>
+              <w:t xml:space="preserve"> </w:t>
+            </w:r>
+            <w:proofErr w:type="spellStart"/>
+            <w:r>
+              <w:rPr>
+                <w:rFonts w:ascii="Times New Roman" w:hAnsi="Times New Roman" w:cs="Times New Roman"/>
+                <w:color w:val="FF0000"/>
+                <w:sz w:val="24"/>
+                <w:szCs w:val="24"/>
+              </w:rPr>
+              <w:t>digunakan</w:t>
+            </w:r>
+            <w:proofErr w:type="spellEnd"/>
+            <w:r>
+              <w:rPr>
+                <w:rFonts w:ascii="Times New Roman" w:hAnsi="Times New Roman" w:cs="Times New Roman"/>
+                <w:color w:val="FF0000"/>
+                <w:sz w:val="24"/>
+                <w:szCs w:val="24"/>
+              </w:rPr>
+              <w:t xml:space="preserve"> </w:t>
+            </w:r>
+            <w:proofErr w:type="spellStart"/>
+            <w:r>
+              <w:rPr>
+                <w:rFonts w:ascii="Times New Roman" w:hAnsi="Times New Roman" w:cs="Times New Roman"/>
+                <w:color w:val="FF0000"/>
+                <w:sz w:val="24"/>
+                <w:szCs w:val="24"/>
+              </w:rPr>
+              <w:t>untuk</w:t>
+            </w:r>
+            <w:proofErr w:type="spellEnd"/>
+            <w:r>
+              <w:rPr>
+                <w:rFonts w:ascii="Times New Roman" w:hAnsi="Times New Roman" w:cs="Times New Roman"/>
+                <w:color w:val="FF0000"/>
+                <w:sz w:val="24"/>
+                <w:szCs w:val="24"/>
+              </w:rPr>
+              <w:t xml:space="preserve"> </w:t>
+            </w:r>
+            <w:proofErr w:type="spellStart"/>
+            <w:r>
+              <w:rPr>
+                <w:rFonts w:ascii="Times New Roman" w:hAnsi="Times New Roman" w:cs="Times New Roman"/>
+                <w:color w:val="FF0000"/>
+                <w:sz w:val="24"/>
+                <w:szCs w:val="24"/>
+              </w:rPr>
+              <w:t>menguruskan</w:t>
+            </w:r>
+            <w:proofErr w:type="spellEnd"/>
+            <w:r>
+              <w:rPr>
+                <w:rFonts w:ascii="Times New Roman" w:hAnsi="Times New Roman" w:cs="Times New Roman"/>
+                <w:color w:val="FF0000"/>
+                <w:sz w:val="24"/>
+                <w:szCs w:val="24"/>
+              </w:rPr>
+              <w:t xml:space="preserve"> </w:t>
+            </w:r>
+            <w:proofErr w:type="spellStart"/>
+            <w:r>
+              <w:rPr>
+                <w:rFonts w:ascii="Times New Roman" w:hAnsi="Times New Roman" w:cs="Times New Roman"/>
+                <w:color w:val="FF0000"/>
+                <w:sz w:val="24"/>
+                <w:szCs w:val="24"/>
+              </w:rPr>
+              <w:t>aset</w:t>
+            </w:r>
+            <w:proofErr w:type="spellEnd"/>
+            <w:r>
+              <w:rPr>
+                <w:rFonts w:ascii="Times New Roman" w:hAnsi="Times New Roman" w:cs="Times New Roman"/>
+                <w:color w:val="FF0000"/>
+                <w:sz w:val="24"/>
+                <w:szCs w:val="24"/>
+              </w:rPr>
+              <w:t xml:space="preserve"> </w:t>
+            </w:r>
+            <w:proofErr w:type="spellStart"/>
+            <w:r>
+              <w:rPr>
+                <w:rFonts w:ascii="Times New Roman" w:hAnsi="Times New Roman" w:cs="Times New Roman"/>
+                <w:color w:val="FF0000"/>
+                <w:sz w:val="24"/>
+                <w:szCs w:val="24"/>
+              </w:rPr>
+              <w:t>sekolah</w:t>
+            </w:r>
+            <w:proofErr w:type="spellEnd"/>
+            <w:r>
+              <w:rPr>
+                <w:rFonts w:ascii="Times New Roman" w:hAnsi="Times New Roman" w:cs="Times New Roman"/>
+                <w:color w:val="FF0000"/>
+                <w:sz w:val="24"/>
+                <w:szCs w:val="24"/>
+              </w:rPr>
+              <w:t xml:space="preserve"> </w:t>
+            </w:r>
+            <w:proofErr w:type="spellStart"/>
+            <w:r>
+              <w:rPr>
+                <w:rFonts w:ascii="Times New Roman" w:hAnsi="Times New Roman" w:cs="Times New Roman"/>
+                <w:color w:val="FF0000"/>
+                <w:sz w:val="24"/>
+                <w:szCs w:val="24"/>
+              </w:rPr>
+              <w:t>dengan</w:t>
+            </w:r>
+            <w:proofErr w:type="spellEnd"/>
+            <w:r>
+              <w:rPr>
+                <w:rFonts w:ascii="Times New Roman" w:hAnsi="Times New Roman" w:cs="Times New Roman"/>
+                <w:color w:val="FF0000"/>
+                <w:sz w:val="24"/>
+                <w:szCs w:val="24"/>
+              </w:rPr>
+              <w:t xml:space="preserve"> </w:t>
+            </w:r>
+            <w:proofErr w:type="spellStart"/>
+            <w:r>
+              <w:rPr>
+                <w:rFonts w:ascii="Times New Roman" w:hAnsi="Times New Roman" w:cs="Times New Roman"/>
+                <w:color w:val="FF0000"/>
+                <w:sz w:val="24"/>
+                <w:szCs w:val="24"/>
+              </w:rPr>
+              <w:t>secara</w:t>
+            </w:r>
+            <w:proofErr w:type="spellEnd"/>
+            <w:r>
+              <w:rPr>
+                <w:rFonts w:ascii="Times New Roman" w:hAnsi="Times New Roman" w:cs="Times New Roman"/>
+                <w:color w:val="FF0000"/>
+                <w:sz w:val="24"/>
+                <w:szCs w:val="24"/>
+              </w:rPr>
+              <w:t xml:space="preserve"> </w:t>
+            </w:r>
+            <w:proofErr w:type="spellStart"/>
+            <w:r>
+              <w:rPr>
+                <w:rFonts w:ascii="Times New Roman" w:hAnsi="Times New Roman" w:cs="Times New Roman"/>
+                <w:color w:val="FF0000"/>
+                <w:sz w:val="24"/>
+                <w:szCs w:val="24"/>
+              </w:rPr>
+              <w:t>atas</w:t>
+            </w:r>
+            <w:proofErr w:type="spellEnd"/>
+            <w:r>
+              <w:rPr>
+                <w:rFonts w:ascii="Times New Roman" w:hAnsi="Times New Roman" w:cs="Times New Roman"/>
+                <w:color w:val="FF0000"/>
+                <w:sz w:val="24"/>
+                <w:szCs w:val="24"/>
+              </w:rPr>
+              <w:t xml:space="preserve"> </w:t>
+            </w:r>
+            <w:proofErr w:type="spellStart"/>
+            <w:r>
+              <w:rPr>
+                <w:rFonts w:ascii="Times New Roman" w:hAnsi="Times New Roman" w:cs="Times New Roman"/>
+                <w:color w:val="FF0000"/>
+                <w:sz w:val="24"/>
+                <w:szCs w:val="24"/>
+              </w:rPr>
+              <w:t>talian</w:t>
+            </w:r>
+            <w:proofErr w:type="spellEnd"/>
+            <w:r>
+              <w:rPr>
+                <w:rFonts w:ascii="Times New Roman" w:hAnsi="Times New Roman" w:cs="Times New Roman"/>
+                <w:color w:val="FF0000"/>
+                <w:sz w:val="24"/>
+                <w:szCs w:val="24"/>
+              </w:rPr>
+              <w:t xml:space="preserve"> </w:t>
+            </w:r>
+            <w:proofErr w:type="spellStart"/>
+            <w:proofErr w:type="gramStart"/>
+            <w:r>
+              <w:rPr>
+                <w:rFonts w:ascii="Times New Roman" w:hAnsi="Times New Roman" w:cs="Times New Roman"/>
+                <w:color w:val="FF0000"/>
+                <w:sz w:val="24"/>
+                <w:szCs w:val="24"/>
+              </w:rPr>
+              <w:t>sahaja.Sistem</w:t>
+            </w:r>
+            <w:proofErr w:type="spellEnd"/>
+            <w:proofErr w:type="gramEnd"/>
+            <w:r>
+              <w:rPr>
+                <w:rFonts w:ascii="Times New Roman" w:hAnsi="Times New Roman" w:cs="Times New Roman"/>
+                <w:color w:val="FF0000"/>
+                <w:sz w:val="24"/>
+                <w:szCs w:val="24"/>
+              </w:rPr>
+              <w:t xml:space="preserve"> </w:t>
+            </w:r>
+            <w:proofErr w:type="spellStart"/>
+            <w:r>
+              <w:rPr>
+                <w:rFonts w:ascii="Times New Roman" w:hAnsi="Times New Roman" w:cs="Times New Roman"/>
+                <w:color w:val="FF0000"/>
+                <w:sz w:val="24"/>
+                <w:szCs w:val="24"/>
+              </w:rPr>
+              <w:t>ini</w:t>
+            </w:r>
+            <w:proofErr w:type="spellEnd"/>
+            <w:r>
+              <w:rPr>
+                <w:rFonts w:ascii="Times New Roman" w:hAnsi="Times New Roman" w:cs="Times New Roman"/>
+                <w:color w:val="FF0000"/>
+                <w:sz w:val="24"/>
+                <w:szCs w:val="24"/>
+              </w:rPr>
+              <w:t xml:space="preserve"> </w:t>
+            </w:r>
+            <w:proofErr w:type="spellStart"/>
+            <w:r>
+              <w:rPr>
+                <w:rFonts w:ascii="Times New Roman" w:hAnsi="Times New Roman" w:cs="Times New Roman"/>
+                <w:color w:val="FF0000"/>
+                <w:sz w:val="24"/>
+                <w:szCs w:val="24"/>
+              </w:rPr>
+              <w:t>digunakan</w:t>
+            </w:r>
+            <w:proofErr w:type="spellEnd"/>
+            <w:r>
+              <w:rPr>
+                <w:rFonts w:ascii="Times New Roman" w:hAnsi="Times New Roman" w:cs="Times New Roman"/>
+                <w:color w:val="FF0000"/>
+                <w:sz w:val="24"/>
+                <w:szCs w:val="24"/>
+              </w:rPr>
+              <w:t xml:space="preserve"> oleh Guru/</w:t>
+            </w:r>
+            <w:proofErr w:type="spellStart"/>
+            <w:r>
+              <w:rPr>
+                <w:rFonts w:ascii="Times New Roman" w:hAnsi="Times New Roman" w:cs="Times New Roman"/>
+                <w:color w:val="FF0000"/>
+                <w:sz w:val="24"/>
+                <w:szCs w:val="24"/>
+              </w:rPr>
+              <w:t>Staf</w:t>
+            </w:r>
+            <w:proofErr w:type="spellEnd"/>
+            <w:r>
+              <w:rPr>
+                <w:rFonts w:ascii="Times New Roman" w:hAnsi="Times New Roman" w:cs="Times New Roman"/>
+                <w:color w:val="FF0000"/>
+                <w:sz w:val="24"/>
+                <w:szCs w:val="24"/>
+              </w:rPr>
+              <w:t xml:space="preserve"> </w:t>
+            </w:r>
+            <w:proofErr w:type="spellStart"/>
+            <w:proofErr w:type="gramStart"/>
+            <w:r>
+              <w:rPr>
+                <w:rFonts w:ascii="Times New Roman" w:hAnsi="Times New Roman" w:cs="Times New Roman"/>
+                <w:color w:val="FF0000"/>
+                <w:sz w:val="24"/>
+                <w:szCs w:val="24"/>
+              </w:rPr>
+              <w:t>Makmal</w:t>
+            </w:r>
+            <w:proofErr w:type="spellEnd"/>
+            <w:r>
+              <w:rPr>
+                <w:rFonts w:ascii="Times New Roman" w:hAnsi="Times New Roman" w:cs="Times New Roman"/>
+                <w:color w:val="FF0000"/>
+                <w:sz w:val="24"/>
+                <w:szCs w:val="24"/>
+              </w:rPr>
+              <w:t xml:space="preserve"> ,</w:t>
+            </w:r>
+            <w:proofErr w:type="gramEnd"/>
+            <w:r>
+              <w:rPr>
+                <w:rFonts w:ascii="Times New Roman" w:hAnsi="Times New Roman" w:cs="Times New Roman"/>
+                <w:color w:val="FF0000"/>
+                <w:sz w:val="24"/>
+                <w:szCs w:val="24"/>
+              </w:rPr>
+              <w:t xml:space="preserve"> </w:t>
+            </w:r>
+            <w:proofErr w:type="spellStart"/>
+            <w:r>
+              <w:rPr>
+                <w:rFonts w:ascii="Times New Roman" w:hAnsi="Times New Roman" w:cs="Times New Roman"/>
+                <w:color w:val="FF0000"/>
+                <w:sz w:val="24"/>
+                <w:szCs w:val="24"/>
+              </w:rPr>
+              <w:t>Pentadbir</w:t>
+            </w:r>
+            <w:proofErr w:type="spellEnd"/>
+            <w:r>
+              <w:rPr>
+                <w:rFonts w:ascii="Times New Roman" w:hAnsi="Times New Roman" w:cs="Times New Roman"/>
+                <w:color w:val="FF0000"/>
+                <w:sz w:val="24"/>
+                <w:szCs w:val="24"/>
+              </w:rPr>
+              <w:t xml:space="preserve"> </w:t>
+            </w:r>
+            <w:proofErr w:type="spellStart"/>
+            <w:r>
+              <w:rPr>
+                <w:rFonts w:ascii="Times New Roman" w:hAnsi="Times New Roman" w:cs="Times New Roman"/>
+                <w:color w:val="FF0000"/>
+                <w:sz w:val="24"/>
+                <w:szCs w:val="24"/>
+              </w:rPr>
+              <w:t>Sekolah</w:t>
+            </w:r>
+            <w:proofErr w:type="spellEnd"/>
+            <w:r>
+              <w:rPr>
+                <w:rFonts w:ascii="Times New Roman" w:hAnsi="Times New Roman" w:cs="Times New Roman"/>
+                <w:color w:val="FF0000"/>
+                <w:sz w:val="24"/>
+                <w:szCs w:val="24"/>
+              </w:rPr>
+              <w:t xml:space="preserve"> dan </w:t>
+            </w:r>
+            <w:proofErr w:type="spellStart"/>
+            <w:r>
+              <w:rPr>
+                <w:rFonts w:ascii="Times New Roman" w:hAnsi="Times New Roman" w:cs="Times New Roman"/>
+                <w:color w:val="FF0000"/>
+                <w:sz w:val="24"/>
+                <w:szCs w:val="24"/>
+              </w:rPr>
+              <w:t>Pembekal</w:t>
+            </w:r>
+            <w:proofErr w:type="spellEnd"/>
+            <w:r>
+              <w:rPr>
+                <w:rFonts w:ascii="Times New Roman" w:hAnsi="Times New Roman" w:cs="Times New Roman"/>
+                <w:color w:val="FF0000"/>
+                <w:sz w:val="24"/>
+                <w:szCs w:val="24"/>
+              </w:rPr>
+              <w:t xml:space="preserve"> </w:t>
+            </w:r>
+            <w:proofErr w:type="spellStart"/>
+            <w:r>
+              <w:rPr>
+                <w:rFonts w:ascii="Times New Roman" w:hAnsi="Times New Roman" w:cs="Times New Roman"/>
+                <w:color w:val="FF0000"/>
+                <w:sz w:val="24"/>
+                <w:szCs w:val="24"/>
+              </w:rPr>
+              <w:t>bagi</w:t>
+            </w:r>
+            <w:proofErr w:type="spellEnd"/>
+            <w:r>
+              <w:rPr>
+                <w:rFonts w:ascii="Times New Roman" w:hAnsi="Times New Roman" w:cs="Times New Roman"/>
+                <w:color w:val="FF0000"/>
+                <w:sz w:val="24"/>
+                <w:szCs w:val="24"/>
+              </w:rPr>
+              <w:t xml:space="preserve"> </w:t>
+            </w:r>
+            <w:proofErr w:type="spellStart"/>
+            <w:r>
+              <w:rPr>
+                <w:rFonts w:ascii="Times New Roman" w:hAnsi="Times New Roman" w:cs="Times New Roman"/>
+                <w:color w:val="FF0000"/>
+                <w:sz w:val="24"/>
+                <w:szCs w:val="24"/>
+              </w:rPr>
+              <w:t>membantu</w:t>
+            </w:r>
+            <w:proofErr w:type="spellEnd"/>
+            <w:r>
+              <w:rPr>
+                <w:rFonts w:ascii="Times New Roman" w:hAnsi="Times New Roman" w:cs="Times New Roman"/>
+                <w:color w:val="FF0000"/>
+                <w:sz w:val="24"/>
+                <w:szCs w:val="24"/>
+              </w:rPr>
+              <w:t xml:space="preserve"> </w:t>
+            </w:r>
+            <w:proofErr w:type="spellStart"/>
+            <w:r>
+              <w:rPr>
+                <w:rFonts w:ascii="Times New Roman" w:hAnsi="Times New Roman" w:cs="Times New Roman"/>
+                <w:color w:val="FF0000"/>
+                <w:sz w:val="24"/>
+                <w:szCs w:val="24"/>
+              </w:rPr>
+              <w:t>mengurus</w:t>
+            </w:r>
+            <w:proofErr w:type="spellEnd"/>
+            <w:r>
+              <w:rPr>
+                <w:rFonts w:ascii="Times New Roman" w:hAnsi="Times New Roman" w:cs="Times New Roman"/>
+                <w:color w:val="FF0000"/>
+                <w:sz w:val="24"/>
+                <w:szCs w:val="24"/>
+              </w:rPr>
+              <w:t xml:space="preserve"> </w:t>
+            </w:r>
+            <w:proofErr w:type="spellStart"/>
+            <w:r>
+              <w:rPr>
+                <w:rFonts w:ascii="Times New Roman" w:hAnsi="Times New Roman" w:cs="Times New Roman"/>
+                <w:color w:val="FF0000"/>
+                <w:sz w:val="24"/>
+                <w:szCs w:val="24"/>
+              </w:rPr>
+              <w:t>maklumat</w:t>
+            </w:r>
+            <w:proofErr w:type="spellEnd"/>
+            <w:r>
+              <w:rPr>
+                <w:rFonts w:ascii="Times New Roman" w:hAnsi="Times New Roman" w:cs="Times New Roman"/>
+                <w:color w:val="FF0000"/>
+                <w:sz w:val="24"/>
+                <w:szCs w:val="24"/>
+              </w:rPr>
+              <w:t xml:space="preserve"> </w:t>
+            </w:r>
+            <w:proofErr w:type="spellStart"/>
+            <w:r>
+              <w:rPr>
+                <w:rFonts w:ascii="Times New Roman" w:hAnsi="Times New Roman" w:cs="Times New Roman"/>
+                <w:color w:val="FF0000"/>
+                <w:sz w:val="24"/>
+                <w:szCs w:val="24"/>
+              </w:rPr>
+              <w:t>inventori</w:t>
+            </w:r>
+            <w:proofErr w:type="spellEnd"/>
+            <w:r>
+              <w:rPr>
+                <w:rFonts w:ascii="Times New Roman" w:hAnsi="Times New Roman" w:cs="Times New Roman"/>
+                <w:color w:val="FF0000"/>
+                <w:sz w:val="24"/>
+                <w:szCs w:val="24"/>
+              </w:rPr>
+              <w:t xml:space="preserve"> </w:t>
+            </w:r>
+            <w:proofErr w:type="spellStart"/>
+            <w:r>
+              <w:rPr>
+                <w:rFonts w:ascii="Times New Roman" w:hAnsi="Times New Roman" w:cs="Times New Roman"/>
+                <w:color w:val="FF0000"/>
+                <w:sz w:val="24"/>
+                <w:szCs w:val="24"/>
+              </w:rPr>
+              <w:t>secara</w:t>
+            </w:r>
+            <w:proofErr w:type="spellEnd"/>
+            <w:r>
+              <w:rPr>
+                <w:rFonts w:ascii="Times New Roman" w:hAnsi="Times New Roman" w:cs="Times New Roman"/>
+                <w:color w:val="FF0000"/>
+                <w:sz w:val="24"/>
+                <w:szCs w:val="24"/>
+              </w:rPr>
+              <w:t xml:space="preserve"> digital. </w:t>
+            </w:r>
+            <w:proofErr w:type="spellStart"/>
+            <w:r>
+              <w:rPr>
+                <w:rFonts w:ascii="Times New Roman" w:hAnsi="Times New Roman" w:cs="Times New Roman"/>
+                <w:color w:val="FF0000"/>
+                <w:sz w:val="24"/>
+                <w:szCs w:val="24"/>
+              </w:rPr>
+              <w:t>Sistem</w:t>
+            </w:r>
+            <w:proofErr w:type="spellEnd"/>
+            <w:r>
+              <w:rPr>
+                <w:rFonts w:ascii="Times New Roman" w:hAnsi="Times New Roman" w:cs="Times New Roman"/>
+                <w:color w:val="FF0000"/>
+                <w:sz w:val="24"/>
+                <w:szCs w:val="24"/>
+              </w:rPr>
+              <w:t xml:space="preserve"> </w:t>
+            </w:r>
+            <w:proofErr w:type="spellStart"/>
+            <w:r>
+              <w:rPr>
+                <w:rFonts w:ascii="Times New Roman" w:hAnsi="Times New Roman" w:cs="Times New Roman"/>
+                <w:color w:val="FF0000"/>
+                <w:sz w:val="24"/>
+                <w:szCs w:val="24"/>
+              </w:rPr>
+              <w:t>ini</w:t>
+            </w:r>
+            <w:proofErr w:type="spellEnd"/>
+            <w:r>
+              <w:rPr>
+                <w:rFonts w:ascii="Times New Roman" w:hAnsi="Times New Roman" w:cs="Times New Roman"/>
+                <w:color w:val="FF0000"/>
+                <w:sz w:val="24"/>
+                <w:szCs w:val="24"/>
+              </w:rPr>
+              <w:t xml:space="preserve"> </w:t>
+            </w:r>
+            <w:proofErr w:type="spellStart"/>
+            <w:r>
+              <w:rPr>
+                <w:rFonts w:ascii="Times New Roman" w:hAnsi="Times New Roman" w:cs="Times New Roman"/>
+                <w:color w:val="FF0000"/>
+                <w:sz w:val="24"/>
+                <w:szCs w:val="24"/>
+              </w:rPr>
+              <w:t>dijangka</w:t>
+            </w:r>
+            <w:proofErr w:type="spellEnd"/>
+            <w:r>
+              <w:rPr>
+                <w:rFonts w:ascii="Times New Roman" w:hAnsi="Times New Roman" w:cs="Times New Roman"/>
+                <w:color w:val="FF0000"/>
+                <w:sz w:val="24"/>
+                <w:szCs w:val="24"/>
+              </w:rPr>
+              <w:t xml:space="preserve"> </w:t>
+            </w:r>
+            <w:proofErr w:type="spellStart"/>
+            <w:r>
+              <w:rPr>
+                <w:rFonts w:ascii="Times New Roman" w:hAnsi="Times New Roman" w:cs="Times New Roman"/>
+                <w:color w:val="FF0000"/>
+                <w:sz w:val="24"/>
+                <w:szCs w:val="24"/>
+              </w:rPr>
+              <w:t>mampu</w:t>
+            </w:r>
+            <w:proofErr w:type="spellEnd"/>
+            <w:r>
+              <w:rPr>
+                <w:rFonts w:ascii="Times New Roman" w:hAnsi="Times New Roman" w:cs="Times New Roman"/>
+                <w:color w:val="FF0000"/>
+                <w:sz w:val="24"/>
+                <w:szCs w:val="24"/>
+              </w:rPr>
+              <w:t xml:space="preserve"> </w:t>
+            </w:r>
+            <w:proofErr w:type="spellStart"/>
+            <w:r>
+              <w:rPr>
+                <w:rFonts w:ascii="Times New Roman" w:hAnsi="Times New Roman" w:cs="Times New Roman"/>
+                <w:color w:val="FF0000"/>
+                <w:sz w:val="24"/>
+                <w:szCs w:val="24"/>
+              </w:rPr>
+              <w:t>mengurangkan</w:t>
+            </w:r>
+            <w:proofErr w:type="spellEnd"/>
+            <w:r>
+              <w:rPr>
+                <w:rFonts w:ascii="Times New Roman" w:hAnsi="Times New Roman" w:cs="Times New Roman"/>
+                <w:color w:val="FF0000"/>
+                <w:sz w:val="24"/>
+                <w:szCs w:val="24"/>
+              </w:rPr>
+              <w:t xml:space="preserve"> </w:t>
+            </w:r>
+            <w:proofErr w:type="spellStart"/>
+            <w:r>
+              <w:rPr>
+                <w:rFonts w:ascii="Times New Roman" w:hAnsi="Times New Roman" w:cs="Times New Roman"/>
+                <w:color w:val="FF0000"/>
+                <w:sz w:val="24"/>
+                <w:szCs w:val="24"/>
+              </w:rPr>
+              <w:t>kesilapan</w:t>
+            </w:r>
+            <w:proofErr w:type="spellEnd"/>
+            <w:r>
+              <w:rPr>
+                <w:rFonts w:ascii="Times New Roman" w:hAnsi="Times New Roman" w:cs="Times New Roman"/>
+                <w:color w:val="FF0000"/>
+                <w:sz w:val="24"/>
+                <w:szCs w:val="24"/>
+              </w:rPr>
+              <w:t xml:space="preserve"> </w:t>
+            </w:r>
+            <w:proofErr w:type="spellStart"/>
+            <w:r>
+              <w:rPr>
+                <w:rFonts w:ascii="Times New Roman" w:hAnsi="Times New Roman" w:cs="Times New Roman"/>
+                <w:color w:val="FF0000"/>
+                <w:sz w:val="24"/>
+                <w:szCs w:val="24"/>
+              </w:rPr>
+              <w:t>rekod</w:t>
+            </w:r>
+            <w:proofErr w:type="spellEnd"/>
+            <w:r>
+              <w:rPr>
+                <w:rFonts w:ascii="Times New Roman" w:hAnsi="Times New Roman" w:cs="Times New Roman"/>
+                <w:color w:val="FF0000"/>
+                <w:sz w:val="24"/>
+                <w:szCs w:val="24"/>
+              </w:rPr>
+              <w:t xml:space="preserve">, </w:t>
+            </w:r>
+            <w:proofErr w:type="spellStart"/>
+            <w:r>
+              <w:rPr>
+                <w:rFonts w:ascii="Times New Roman" w:hAnsi="Times New Roman" w:cs="Times New Roman"/>
+                <w:color w:val="FF0000"/>
+                <w:sz w:val="24"/>
+                <w:szCs w:val="24"/>
+              </w:rPr>
+              <w:t>menjimatkan</w:t>
+            </w:r>
+            <w:proofErr w:type="spellEnd"/>
+            <w:r>
+              <w:rPr>
+                <w:rFonts w:ascii="Times New Roman" w:hAnsi="Times New Roman" w:cs="Times New Roman"/>
+                <w:color w:val="FF0000"/>
+                <w:sz w:val="24"/>
+                <w:szCs w:val="24"/>
+              </w:rPr>
+              <w:t xml:space="preserve"> masa, </w:t>
+            </w:r>
+            <w:proofErr w:type="spellStart"/>
+            <w:r>
+              <w:rPr>
+                <w:rFonts w:ascii="Times New Roman" w:hAnsi="Times New Roman" w:cs="Times New Roman"/>
+                <w:color w:val="FF0000"/>
+                <w:sz w:val="24"/>
+                <w:szCs w:val="24"/>
+              </w:rPr>
+              <w:t>serta</w:t>
+            </w:r>
+            <w:proofErr w:type="spellEnd"/>
+            <w:r>
+              <w:rPr>
+                <w:rFonts w:ascii="Times New Roman" w:hAnsi="Times New Roman" w:cs="Times New Roman"/>
+                <w:color w:val="FF0000"/>
+                <w:sz w:val="24"/>
+                <w:szCs w:val="24"/>
+              </w:rPr>
+              <w:t xml:space="preserve"> </w:t>
+            </w:r>
+            <w:proofErr w:type="spellStart"/>
+            <w:r>
+              <w:rPr>
+                <w:rFonts w:ascii="Times New Roman" w:hAnsi="Times New Roman" w:cs="Times New Roman"/>
+                <w:color w:val="FF0000"/>
+                <w:sz w:val="24"/>
+                <w:szCs w:val="24"/>
+              </w:rPr>
+              <w:t>membolehkan</w:t>
+            </w:r>
+            <w:proofErr w:type="spellEnd"/>
+            <w:r>
+              <w:rPr>
+                <w:rFonts w:ascii="Times New Roman" w:hAnsi="Times New Roman" w:cs="Times New Roman"/>
+                <w:color w:val="FF0000"/>
+                <w:sz w:val="24"/>
+                <w:szCs w:val="24"/>
+              </w:rPr>
+              <w:t xml:space="preserve"> </w:t>
+            </w:r>
+            <w:proofErr w:type="spellStart"/>
+            <w:r>
+              <w:rPr>
+                <w:rFonts w:ascii="Times New Roman" w:hAnsi="Times New Roman" w:cs="Times New Roman"/>
+                <w:color w:val="FF0000"/>
+                <w:sz w:val="24"/>
+                <w:szCs w:val="24"/>
+              </w:rPr>
+              <w:t>sekolah</w:t>
+            </w:r>
+            <w:proofErr w:type="spellEnd"/>
+            <w:r>
+              <w:rPr>
+                <w:rFonts w:ascii="Times New Roman" w:hAnsi="Times New Roman" w:cs="Times New Roman"/>
+                <w:color w:val="FF0000"/>
+                <w:sz w:val="24"/>
+                <w:szCs w:val="24"/>
+              </w:rPr>
+              <w:t xml:space="preserve"> </w:t>
+            </w:r>
+            <w:proofErr w:type="spellStart"/>
+            <w:r>
+              <w:rPr>
+                <w:rFonts w:ascii="Times New Roman" w:hAnsi="Times New Roman" w:cs="Times New Roman"/>
+                <w:color w:val="FF0000"/>
+                <w:sz w:val="24"/>
+                <w:szCs w:val="24"/>
+              </w:rPr>
+              <w:t>menjejak</w:t>
+            </w:r>
+            <w:proofErr w:type="spellEnd"/>
+            <w:r>
+              <w:rPr>
+                <w:rFonts w:ascii="Times New Roman" w:hAnsi="Times New Roman" w:cs="Times New Roman"/>
+                <w:color w:val="FF0000"/>
+                <w:sz w:val="24"/>
+                <w:szCs w:val="24"/>
+              </w:rPr>
+              <w:t xml:space="preserve"> </w:t>
+            </w:r>
+            <w:proofErr w:type="spellStart"/>
+            <w:r>
+              <w:rPr>
+                <w:rFonts w:ascii="Times New Roman" w:hAnsi="Times New Roman" w:cs="Times New Roman"/>
+                <w:color w:val="FF0000"/>
+                <w:sz w:val="24"/>
+                <w:szCs w:val="24"/>
+              </w:rPr>
+              <w:t>aset</w:t>
+            </w:r>
+            <w:proofErr w:type="spellEnd"/>
+            <w:r>
+              <w:rPr>
+                <w:rFonts w:ascii="Times New Roman" w:hAnsi="Times New Roman" w:cs="Times New Roman"/>
+                <w:color w:val="FF0000"/>
+                <w:sz w:val="24"/>
+                <w:szCs w:val="24"/>
+              </w:rPr>
+              <w:t xml:space="preserve"> </w:t>
+            </w:r>
+            <w:proofErr w:type="spellStart"/>
+            <w:r>
+              <w:rPr>
+                <w:rFonts w:ascii="Times New Roman" w:hAnsi="Times New Roman" w:cs="Times New Roman"/>
+                <w:color w:val="FF0000"/>
+                <w:sz w:val="24"/>
+                <w:szCs w:val="24"/>
+              </w:rPr>
+              <w:t>dengan</w:t>
+            </w:r>
+            <w:proofErr w:type="spellEnd"/>
+            <w:r>
+              <w:rPr>
+                <w:rFonts w:ascii="Times New Roman" w:hAnsi="Times New Roman" w:cs="Times New Roman"/>
+                <w:color w:val="FF0000"/>
+                <w:sz w:val="24"/>
+                <w:szCs w:val="24"/>
+              </w:rPr>
+              <w:t xml:space="preserve"> </w:t>
+            </w:r>
+            <w:proofErr w:type="spellStart"/>
+            <w:r>
+              <w:rPr>
+                <w:rFonts w:ascii="Times New Roman" w:hAnsi="Times New Roman" w:cs="Times New Roman"/>
+                <w:color w:val="FF0000"/>
+                <w:sz w:val="24"/>
+                <w:szCs w:val="24"/>
+              </w:rPr>
+              <w:t>lebih</w:t>
+            </w:r>
+            <w:proofErr w:type="spellEnd"/>
+            <w:r>
+              <w:rPr>
+                <w:rFonts w:ascii="Times New Roman" w:hAnsi="Times New Roman" w:cs="Times New Roman"/>
+                <w:color w:val="FF0000"/>
+                <w:sz w:val="24"/>
+                <w:szCs w:val="24"/>
+              </w:rPr>
+              <w:t xml:space="preserve"> </w:t>
+            </w:r>
+            <w:proofErr w:type="spellStart"/>
+            <w:r>
+              <w:rPr>
+                <w:rFonts w:ascii="Times New Roman" w:hAnsi="Times New Roman" w:cs="Times New Roman"/>
+                <w:color w:val="FF0000"/>
+                <w:sz w:val="24"/>
+                <w:szCs w:val="24"/>
+              </w:rPr>
+              <w:t>cepat</w:t>
+            </w:r>
+            <w:proofErr w:type="spellEnd"/>
+            <w:r>
+              <w:rPr>
+                <w:rFonts w:ascii="Times New Roman" w:hAnsi="Times New Roman" w:cs="Times New Roman"/>
+                <w:color w:val="FF0000"/>
+                <w:sz w:val="24"/>
+                <w:szCs w:val="24"/>
+              </w:rPr>
+              <w:t xml:space="preserve"> dan </w:t>
+            </w:r>
+            <w:proofErr w:type="spellStart"/>
+            <w:r>
+              <w:rPr>
+                <w:rFonts w:ascii="Times New Roman" w:hAnsi="Times New Roman" w:cs="Times New Roman"/>
+                <w:color w:val="FF0000"/>
+                <w:sz w:val="24"/>
+                <w:szCs w:val="24"/>
+              </w:rPr>
+              <w:t>tepat</w:t>
+            </w:r>
+            <w:proofErr w:type="spellEnd"/>
+            <w:r>
+              <w:rPr>
+                <w:rFonts w:ascii="Times New Roman" w:hAnsi="Times New Roman" w:cs="Times New Roman"/>
+                <w:color w:val="FF0000"/>
+                <w:sz w:val="24"/>
+                <w:szCs w:val="24"/>
+              </w:rPr>
+              <w:t>.</w:t>
+            </w:r>
+          </w:p>
+          <w:p>
+            <w:pPr>
               <w:pStyle w:val="ListParagraph"/>
               <w:ind w:left="0"/>
               <w:rPr>
@@ -203,608 +1057,6 @@
                 <w:szCs w:val="24"/>
               </w:rPr>
             </w:pPr>
-            <w:proofErr w:type="spellStart"/>
-            <w:r>
-              <w:rPr>
-                <w:rFonts w:ascii="Times New Roman" w:hAnsi="Times New Roman" w:cs="Times New Roman"/>
-                <w:color w:val="FF0000"/>
-                <w:sz w:val="24"/>
-                <w:szCs w:val="24"/>
-              </w:rPr>
-              <w:t>Sistem</w:t>
-            </w:r>
-            <w:proofErr w:type="spellEnd"/>
-            <w:r>
-              <w:rPr>
-                <w:rFonts w:ascii="Times New Roman" w:hAnsi="Times New Roman" w:cs="Times New Roman"/>
-                <w:color w:val="FF0000"/>
-                <w:sz w:val="24"/>
-                <w:szCs w:val="24"/>
-              </w:rPr>
-              <w:t xml:space="preserve"> E-</w:t>
-            </w:r>
-            <w:proofErr w:type="spellStart"/>
-            <w:r>
-              <w:rPr>
-                <w:rFonts w:ascii="Times New Roman" w:hAnsi="Times New Roman" w:cs="Times New Roman"/>
-                <w:color w:val="FF0000"/>
-                <w:sz w:val="24"/>
-                <w:szCs w:val="24"/>
-              </w:rPr>
-              <w:t>Inventori</w:t>
-            </w:r>
-            <w:proofErr w:type="spellEnd"/>
-            <w:r>
-              <w:rPr>
-                <w:rFonts w:ascii="Times New Roman" w:hAnsi="Times New Roman" w:cs="Times New Roman"/>
-                <w:color w:val="FF0000"/>
-                <w:sz w:val="24"/>
-                <w:szCs w:val="24"/>
-              </w:rPr>
-              <w:t xml:space="preserve"> </w:t>
-            </w:r>
-            <w:proofErr w:type="spellStart"/>
-            <w:r>
-              <w:rPr>
-                <w:rFonts w:ascii="Times New Roman" w:hAnsi="Times New Roman" w:cs="Times New Roman"/>
-                <w:color w:val="FF0000"/>
-                <w:sz w:val="24"/>
-                <w:szCs w:val="24"/>
-              </w:rPr>
-              <w:t>dibangunkan</w:t>
-            </w:r>
-            <w:proofErr w:type="spellEnd"/>
-            <w:r>
-              <w:rPr>
-                <w:rFonts w:ascii="Times New Roman" w:hAnsi="Times New Roman" w:cs="Times New Roman"/>
-                <w:color w:val="FF0000"/>
-                <w:sz w:val="24"/>
-                <w:szCs w:val="24"/>
-              </w:rPr>
-              <w:t xml:space="preserve"> agar </w:t>
-            </w:r>
-            <w:proofErr w:type="spellStart"/>
-            <w:r>
-              <w:rPr>
-                <w:rFonts w:ascii="Times New Roman" w:hAnsi="Times New Roman" w:cs="Times New Roman"/>
-                <w:color w:val="FF0000"/>
-                <w:sz w:val="24"/>
-                <w:szCs w:val="24"/>
-              </w:rPr>
-              <w:t>dapat</w:t>
-            </w:r>
-            <w:proofErr w:type="spellEnd"/>
-            <w:r>
-              <w:rPr>
-                <w:rFonts w:ascii="Times New Roman" w:hAnsi="Times New Roman" w:cs="Times New Roman"/>
-                <w:color w:val="FF0000"/>
-                <w:sz w:val="24"/>
-                <w:szCs w:val="24"/>
-              </w:rPr>
-              <w:t xml:space="preserve"> </w:t>
-            </w:r>
-            <w:proofErr w:type="spellStart"/>
-            <w:r>
-              <w:rPr>
-                <w:rFonts w:ascii="Times New Roman" w:hAnsi="Times New Roman" w:cs="Times New Roman"/>
-                <w:color w:val="FF0000"/>
-                <w:sz w:val="24"/>
-                <w:szCs w:val="24"/>
-              </w:rPr>
-              <w:t>membantu</w:t>
-            </w:r>
-            <w:proofErr w:type="spellEnd"/>
-            <w:r>
-              <w:rPr>
-                <w:rFonts w:ascii="Times New Roman" w:hAnsi="Times New Roman" w:cs="Times New Roman"/>
-                <w:color w:val="FF0000"/>
-                <w:sz w:val="24"/>
-                <w:szCs w:val="24"/>
-              </w:rPr>
-              <w:t xml:space="preserve"> guru/</w:t>
-            </w:r>
-            <w:proofErr w:type="spellStart"/>
-            <w:r>
-              <w:rPr>
-                <w:rFonts w:ascii="Times New Roman" w:hAnsi="Times New Roman" w:cs="Times New Roman"/>
-                <w:color w:val="FF0000"/>
-                <w:sz w:val="24"/>
-                <w:szCs w:val="24"/>
-              </w:rPr>
-              <w:t>staf</w:t>
-            </w:r>
-            <w:proofErr w:type="spellEnd"/>
-            <w:r>
-              <w:rPr>
-                <w:rFonts w:ascii="Times New Roman" w:hAnsi="Times New Roman" w:cs="Times New Roman"/>
-                <w:color w:val="FF0000"/>
-                <w:sz w:val="24"/>
-                <w:szCs w:val="24"/>
-              </w:rPr>
-              <w:t xml:space="preserve">, </w:t>
-            </w:r>
-            <w:proofErr w:type="spellStart"/>
-            <w:r>
-              <w:rPr>
-                <w:rFonts w:ascii="Times New Roman" w:hAnsi="Times New Roman" w:cs="Times New Roman"/>
-                <w:color w:val="FF0000"/>
-                <w:sz w:val="24"/>
-                <w:szCs w:val="24"/>
-              </w:rPr>
-              <w:t>pentadbir</w:t>
-            </w:r>
-            <w:proofErr w:type="spellEnd"/>
-            <w:r>
-              <w:rPr>
-                <w:rFonts w:ascii="Times New Roman" w:hAnsi="Times New Roman" w:cs="Times New Roman"/>
-                <w:color w:val="FF0000"/>
-                <w:sz w:val="24"/>
-                <w:szCs w:val="24"/>
-              </w:rPr>
-              <w:t xml:space="preserve"> dan </w:t>
-            </w:r>
-            <w:proofErr w:type="spellStart"/>
-            <w:r>
-              <w:rPr>
-                <w:rFonts w:ascii="Times New Roman" w:hAnsi="Times New Roman" w:cs="Times New Roman"/>
-                <w:color w:val="FF0000"/>
-                <w:sz w:val="24"/>
-                <w:szCs w:val="24"/>
-              </w:rPr>
-              <w:t>pembekal</w:t>
-            </w:r>
-            <w:proofErr w:type="spellEnd"/>
-            <w:r>
-              <w:rPr>
-                <w:rFonts w:ascii="Times New Roman" w:hAnsi="Times New Roman" w:cs="Times New Roman"/>
-                <w:color w:val="FF0000"/>
-                <w:sz w:val="24"/>
-                <w:szCs w:val="24"/>
-              </w:rPr>
-              <w:t xml:space="preserve"> </w:t>
-            </w:r>
-            <w:proofErr w:type="spellStart"/>
-            <w:r>
-              <w:rPr>
-                <w:rFonts w:ascii="Times New Roman" w:hAnsi="Times New Roman" w:cs="Times New Roman"/>
-                <w:color w:val="FF0000"/>
-                <w:sz w:val="24"/>
-                <w:szCs w:val="24"/>
-              </w:rPr>
-              <w:t>untuk</w:t>
-            </w:r>
-            <w:proofErr w:type="spellEnd"/>
-            <w:r>
-              <w:rPr>
-                <w:rFonts w:ascii="Times New Roman" w:hAnsi="Times New Roman" w:cs="Times New Roman"/>
-                <w:color w:val="FF0000"/>
-                <w:sz w:val="24"/>
-                <w:szCs w:val="24"/>
-              </w:rPr>
-              <w:t xml:space="preserve"> </w:t>
-            </w:r>
-            <w:proofErr w:type="spellStart"/>
-            <w:r>
-              <w:rPr>
-                <w:rFonts w:ascii="Times New Roman" w:hAnsi="Times New Roman" w:cs="Times New Roman"/>
-                <w:color w:val="FF0000"/>
-                <w:sz w:val="24"/>
-                <w:szCs w:val="24"/>
-              </w:rPr>
-              <w:t>mengurus</w:t>
-            </w:r>
-            <w:proofErr w:type="spellEnd"/>
-            <w:r>
-              <w:rPr>
-                <w:rFonts w:ascii="Times New Roman" w:hAnsi="Times New Roman" w:cs="Times New Roman"/>
-                <w:color w:val="FF0000"/>
-                <w:sz w:val="24"/>
-                <w:szCs w:val="24"/>
-              </w:rPr>
-              <w:t xml:space="preserve"> </w:t>
-            </w:r>
-            <w:proofErr w:type="spellStart"/>
-            <w:r>
-              <w:rPr>
-                <w:rFonts w:ascii="Times New Roman" w:hAnsi="Times New Roman" w:cs="Times New Roman"/>
-                <w:color w:val="FF0000"/>
-                <w:sz w:val="24"/>
-                <w:szCs w:val="24"/>
-              </w:rPr>
-              <w:t>maklumat</w:t>
-            </w:r>
-            <w:proofErr w:type="spellEnd"/>
-            <w:r>
-              <w:rPr>
-                <w:rFonts w:ascii="Times New Roman" w:hAnsi="Times New Roman" w:cs="Times New Roman"/>
-                <w:color w:val="FF0000"/>
-                <w:sz w:val="24"/>
-                <w:szCs w:val="24"/>
-              </w:rPr>
-              <w:t xml:space="preserve"> </w:t>
-            </w:r>
-            <w:proofErr w:type="spellStart"/>
-            <w:r>
-              <w:rPr>
-                <w:rFonts w:ascii="Times New Roman" w:hAnsi="Times New Roman" w:cs="Times New Roman"/>
-                <w:color w:val="FF0000"/>
-                <w:sz w:val="24"/>
-                <w:szCs w:val="24"/>
-              </w:rPr>
-              <w:t>inventori</w:t>
-            </w:r>
-            <w:proofErr w:type="spellEnd"/>
-            <w:r>
-              <w:rPr>
-                <w:rFonts w:ascii="Times New Roman" w:hAnsi="Times New Roman" w:cs="Times New Roman"/>
-                <w:color w:val="FF0000"/>
-                <w:sz w:val="24"/>
-                <w:szCs w:val="24"/>
-              </w:rPr>
-              <w:t xml:space="preserve"> </w:t>
-            </w:r>
-            <w:proofErr w:type="spellStart"/>
-            <w:r>
-              <w:rPr>
-                <w:rFonts w:ascii="Times New Roman" w:hAnsi="Times New Roman" w:cs="Times New Roman"/>
-                <w:color w:val="FF0000"/>
-                <w:sz w:val="24"/>
-                <w:szCs w:val="24"/>
-              </w:rPr>
-              <w:t>secara</w:t>
-            </w:r>
-            <w:proofErr w:type="spellEnd"/>
-            <w:r>
-              <w:rPr>
-                <w:rFonts w:ascii="Times New Roman" w:hAnsi="Times New Roman" w:cs="Times New Roman"/>
-                <w:color w:val="FF0000"/>
-                <w:sz w:val="24"/>
-                <w:szCs w:val="24"/>
-              </w:rPr>
-              <w:t xml:space="preserve"> </w:t>
-            </w:r>
-            <w:proofErr w:type="spellStart"/>
-            <w:proofErr w:type="gramStart"/>
-            <w:r>
-              <w:rPr>
-                <w:rFonts w:ascii="Times New Roman" w:hAnsi="Times New Roman" w:cs="Times New Roman"/>
-                <w:color w:val="FF0000"/>
-                <w:sz w:val="24"/>
-                <w:szCs w:val="24"/>
-              </w:rPr>
-              <w:t>digital.Sistem</w:t>
-            </w:r>
-            <w:proofErr w:type="spellEnd"/>
-            <w:proofErr w:type="gramEnd"/>
-            <w:r>
-              <w:rPr>
-                <w:rFonts w:ascii="Times New Roman" w:hAnsi="Times New Roman" w:cs="Times New Roman"/>
-                <w:color w:val="FF0000"/>
-                <w:sz w:val="24"/>
-                <w:szCs w:val="24"/>
-              </w:rPr>
-              <w:t xml:space="preserve"> </w:t>
-            </w:r>
-            <w:proofErr w:type="spellStart"/>
-            <w:r>
-              <w:rPr>
-                <w:rFonts w:ascii="Times New Roman" w:hAnsi="Times New Roman" w:cs="Times New Roman"/>
-                <w:color w:val="FF0000"/>
-                <w:sz w:val="24"/>
-                <w:szCs w:val="24"/>
-              </w:rPr>
-              <w:t>ini</w:t>
-            </w:r>
-            <w:proofErr w:type="spellEnd"/>
-            <w:r>
-              <w:rPr>
-                <w:rFonts w:ascii="Times New Roman" w:hAnsi="Times New Roman" w:cs="Times New Roman"/>
-                <w:color w:val="FF0000"/>
-                <w:sz w:val="24"/>
-                <w:szCs w:val="24"/>
-              </w:rPr>
-              <w:t xml:space="preserve"> </w:t>
-            </w:r>
-            <w:proofErr w:type="spellStart"/>
-            <w:r>
-              <w:rPr>
-                <w:rFonts w:ascii="Times New Roman" w:hAnsi="Times New Roman" w:cs="Times New Roman"/>
-                <w:color w:val="FF0000"/>
-                <w:sz w:val="24"/>
-                <w:szCs w:val="24"/>
-              </w:rPr>
-              <w:t>bertujuan</w:t>
-            </w:r>
-            <w:proofErr w:type="spellEnd"/>
-            <w:r>
-              <w:rPr>
-                <w:rFonts w:ascii="Times New Roman" w:hAnsi="Times New Roman" w:cs="Times New Roman"/>
-                <w:color w:val="FF0000"/>
-                <w:sz w:val="24"/>
-                <w:szCs w:val="24"/>
-              </w:rPr>
-              <w:t xml:space="preserve"> </w:t>
-            </w:r>
-            <w:proofErr w:type="spellStart"/>
-            <w:r>
-              <w:rPr>
-                <w:rFonts w:ascii="Times New Roman" w:hAnsi="Times New Roman" w:cs="Times New Roman"/>
-                <w:color w:val="FF0000"/>
-                <w:sz w:val="24"/>
-                <w:szCs w:val="24"/>
-              </w:rPr>
-              <w:t>untuk</w:t>
-            </w:r>
-            <w:proofErr w:type="spellEnd"/>
-            <w:r>
-              <w:rPr>
-                <w:rFonts w:ascii="Times New Roman" w:hAnsi="Times New Roman" w:cs="Times New Roman"/>
-                <w:color w:val="FF0000"/>
-                <w:sz w:val="24"/>
-                <w:szCs w:val="24"/>
-              </w:rPr>
-              <w:t xml:space="preserve"> </w:t>
-            </w:r>
-            <w:proofErr w:type="spellStart"/>
-            <w:r>
-              <w:rPr>
-                <w:rFonts w:ascii="Times New Roman" w:hAnsi="Times New Roman" w:cs="Times New Roman"/>
-                <w:color w:val="FF0000"/>
-                <w:sz w:val="24"/>
-                <w:szCs w:val="24"/>
-              </w:rPr>
-              <w:t>mengurangkan</w:t>
-            </w:r>
-            <w:proofErr w:type="spellEnd"/>
-            <w:r>
-              <w:rPr>
-                <w:rFonts w:ascii="Times New Roman" w:hAnsi="Times New Roman" w:cs="Times New Roman"/>
-                <w:color w:val="FF0000"/>
-                <w:sz w:val="24"/>
-                <w:szCs w:val="24"/>
-              </w:rPr>
-              <w:t xml:space="preserve"> </w:t>
-            </w:r>
-            <w:proofErr w:type="spellStart"/>
-            <w:r>
-              <w:rPr>
-                <w:rFonts w:ascii="Times New Roman" w:hAnsi="Times New Roman" w:cs="Times New Roman"/>
-                <w:color w:val="FF0000"/>
-                <w:sz w:val="24"/>
-                <w:szCs w:val="24"/>
-              </w:rPr>
-              <w:t>kesilapan</w:t>
-            </w:r>
-            <w:proofErr w:type="spellEnd"/>
-            <w:r>
-              <w:rPr>
-                <w:rFonts w:ascii="Times New Roman" w:hAnsi="Times New Roman" w:cs="Times New Roman"/>
-                <w:color w:val="FF0000"/>
-                <w:sz w:val="24"/>
-                <w:szCs w:val="24"/>
-              </w:rPr>
-              <w:t xml:space="preserve"> </w:t>
-            </w:r>
-            <w:proofErr w:type="spellStart"/>
-            <w:r>
-              <w:rPr>
-                <w:rFonts w:ascii="Times New Roman" w:hAnsi="Times New Roman" w:cs="Times New Roman"/>
-                <w:color w:val="FF0000"/>
-                <w:sz w:val="24"/>
-                <w:szCs w:val="24"/>
-              </w:rPr>
-              <w:t>rekod</w:t>
-            </w:r>
-            <w:proofErr w:type="spellEnd"/>
-            <w:r>
-              <w:rPr>
-                <w:rFonts w:ascii="Times New Roman" w:hAnsi="Times New Roman" w:cs="Times New Roman"/>
-                <w:color w:val="FF0000"/>
-                <w:sz w:val="24"/>
-                <w:szCs w:val="24"/>
-              </w:rPr>
-              <w:t xml:space="preserve">, </w:t>
-            </w:r>
-            <w:proofErr w:type="spellStart"/>
-            <w:r>
-              <w:rPr>
-                <w:rFonts w:ascii="Times New Roman" w:hAnsi="Times New Roman" w:cs="Times New Roman"/>
-                <w:color w:val="FF0000"/>
-                <w:sz w:val="24"/>
-                <w:szCs w:val="24"/>
-              </w:rPr>
-              <w:t>menjimatkan</w:t>
-            </w:r>
-            <w:proofErr w:type="spellEnd"/>
-            <w:r>
-              <w:rPr>
-                <w:rFonts w:ascii="Times New Roman" w:hAnsi="Times New Roman" w:cs="Times New Roman"/>
-                <w:color w:val="FF0000"/>
-                <w:sz w:val="24"/>
-                <w:szCs w:val="24"/>
-              </w:rPr>
-              <w:t xml:space="preserve"> masa, </w:t>
-            </w:r>
-            <w:proofErr w:type="spellStart"/>
-            <w:r>
-              <w:rPr>
-                <w:rFonts w:ascii="Times New Roman" w:hAnsi="Times New Roman" w:cs="Times New Roman"/>
-                <w:color w:val="FF0000"/>
-                <w:sz w:val="24"/>
-                <w:szCs w:val="24"/>
-              </w:rPr>
-              <w:t>serta</w:t>
-            </w:r>
-            <w:proofErr w:type="spellEnd"/>
-            <w:r>
-              <w:rPr>
-                <w:rFonts w:ascii="Times New Roman" w:hAnsi="Times New Roman" w:cs="Times New Roman"/>
-                <w:color w:val="FF0000"/>
-                <w:sz w:val="24"/>
-                <w:szCs w:val="24"/>
-              </w:rPr>
-              <w:t xml:space="preserve"> </w:t>
-            </w:r>
-            <w:proofErr w:type="spellStart"/>
-            <w:r>
-              <w:rPr>
-                <w:rFonts w:ascii="Times New Roman" w:hAnsi="Times New Roman" w:cs="Times New Roman"/>
-                <w:color w:val="FF0000"/>
-                <w:sz w:val="24"/>
-                <w:szCs w:val="24"/>
-              </w:rPr>
-              <w:t>memboleh</w:t>
-            </w:r>
-            <w:proofErr w:type="spellEnd"/>
-            <w:r>
-              <w:rPr>
-                <w:rFonts w:ascii="Times New Roman" w:hAnsi="Times New Roman" w:cs="Times New Roman"/>
-                <w:color w:val="FF0000"/>
-                <w:sz w:val="24"/>
-                <w:szCs w:val="24"/>
-              </w:rPr>
-              <w:t xml:space="preserve"> </w:t>
-            </w:r>
-            <w:proofErr w:type="spellStart"/>
-            <w:r>
-              <w:rPr>
-                <w:rFonts w:ascii="Times New Roman" w:hAnsi="Times New Roman" w:cs="Times New Roman"/>
-                <w:color w:val="FF0000"/>
-                <w:sz w:val="24"/>
-                <w:szCs w:val="24"/>
-              </w:rPr>
-              <w:t>pihak</w:t>
-            </w:r>
-            <w:proofErr w:type="spellEnd"/>
-            <w:r>
-              <w:rPr>
-                <w:rFonts w:ascii="Times New Roman" w:hAnsi="Times New Roman" w:cs="Times New Roman"/>
-                <w:color w:val="FF0000"/>
-                <w:sz w:val="24"/>
-                <w:szCs w:val="24"/>
-              </w:rPr>
-              <w:t xml:space="preserve"> </w:t>
-            </w:r>
-            <w:proofErr w:type="spellStart"/>
-            <w:r>
-              <w:rPr>
-                <w:rFonts w:ascii="Times New Roman" w:hAnsi="Times New Roman" w:cs="Times New Roman"/>
-                <w:color w:val="FF0000"/>
-                <w:sz w:val="24"/>
-                <w:szCs w:val="24"/>
-              </w:rPr>
-              <w:t>sekolah</w:t>
-            </w:r>
-            <w:proofErr w:type="spellEnd"/>
-            <w:r>
-              <w:rPr>
-                <w:rFonts w:ascii="Times New Roman" w:hAnsi="Times New Roman" w:cs="Times New Roman"/>
-                <w:color w:val="FF0000"/>
-                <w:sz w:val="24"/>
-                <w:szCs w:val="24"/>
-              </w:rPr>
-              <w:t xml:space="preserve"> </w:t>
-            </w:r>
-            <w:proofErr w:type="spellStart"/>
-            <w:r>
-              <w:rPr>
-                <w:rFonts w:ascii="Times New Roman" w:hAnsi="Times New Roman" w:cs="Times New Roman"/>
-                <w:color w:val="FF0000"/>
-                <w:sz w:val="24"/>
-                <w:szCs w:val="24"/>
-              </w:rPr>
-              <w:t>menjejak</w:t>
-            </w:r>
-            <w:proofErr w:type="spellEnd"/>
-            <w:r>
-              <w:rPr>
-                <w:rFonts w:ascii="Times New Roman" w:hAnsi="Times New Roman" w:cs="Times New Roman"/>
-                <w:color w:val="FF0000"/>
-                <w:sz w:val="24"/>
-                <w:szCs w:val="24"/>
-              </w:rPr>
-              <w:t xml:space="preserve"> asset </w:t>
-            </w:r>
-            <w:proofErr w:type="spellStart"/>
-            <w:r>
-              <w:rPr>
-                <w:rFonts w:ascii="Times New Roman" w:hAnsi="Times New Roman" w:cs="Times New Roman"/>
-                <w:color w:val="FF0000"/>
-                <w:sz w:val="24"/>
-                <w:szCs w:val="24"/>
-              </w:rPr>
-              <w:t>dengan</w:t>
-            </w:r>
-            <w:proofErr w:type="spellEnd"/>
-            <w:r>
-              <w:rPr>
-                <w:rFonts w:ascii="Times New Roman" w:hAnsi="Times New Roman" w:cs="Times New Roman"/>
-                <w:color w:val="FF0000"/>
-                <w:sz w:val="24"/>
-                <w:szCs w:val="24"/>
-              </w:rPr>
-              <w:t xml:space="preserve"> </w:t>
-            </w:r>
-            <w:proofErr w:type="spellStart"/>
-            <w:r>
-              <w:rPr>
-                <w:rFonts w:ascii="Times New Roman" w:hAnsi="Times New Roman" w:cs="Times New Roman"/>
-                <w:color w:val="FF0000"/>
-                <w:sz w:val="24"/>
-                <w:szCs w:val="24"/>
-              </w:rPr>
-              <w:t>lebih</w:t>
-            </w:r>
-            <w:proofErr w:type="spellEnd"/>
-            <w:r>
-              <w:rPr>
-                <w:rFonts w:ascii="Times New Roman" w:hAnsi="Times New Roman" w:cs="Times New Roman"/>
-                <w:color w:val="FF0000"/>
-                <w:sz w:val="24"/>
-                <w:szCs w:val="24"/>
-              </w:rPr>
-              <w:t xml:space="preserve"> </w:t>
-            </w:r>
-            <w:proofErr w:type="spellStart"/>
-            <w:r>
-              <w:rPr>
-                <w:rFonts w:ascii="Times New Roman" w:hAnsi="Times New Roman" w:cs="Times New Roman"/>
-                <w:color w:val="FF0000"/>
-                <w:sz w:val="24"/>
-                <w:szCs w:val="24"/>
-              </w:rPr>
-              <w:t>cepat</w:t>
-            </w:r>
-            <w:proofErr w:type="spellEnd"/>
-            <w:r>
-              <w:rPr>
-                <w:rFonts w:ascii="Times New Roman" w:hAnsi="Times New Roman" w:cs="Times New Roman"/>
-                <w:color w:val="FF0000"/>
-                <w:sz w:val="24"/>
-                <w:szCs w:val="24"/>
-              </w:rPr>
-              <w:t xml:space="preserve"> dan </w:t>
-            </w:r>
-            <w:proofErr w:type="spellStart"/>
-            <w:r>
-              <w:rPr>
-                <w:rFonts w:ascii="Times New Roman" w:hAnsi="Times New Roman" w:cs="Times New Roman"/>
-                <w:color w:val="FF0000"/>
-                <w:sz w:val="24"/>
-                <w:szCs w:val="24"/>
-              </w:rPr>
-              <w:t>tepat</w:t>
-            </w:r>
-            <w:proofErr w:type="spellEnd"/>
-            <w:r>
-              <w:rPr>
-                <w:rFonts w:ascii="Times New Roman" w:hAnsi="Times New Roman" w:cs="Times New Roman"/>
-                <w:color w:val="FF0000"/>
-                <w:sz w:val="24"/>
-                <w:szCs w:val="24"/>
-              </w:rPr>
-              <w:t>.</w:t>
-            </w:r>
           </w:p>
           <w:p>
             <w:pPr>
@@ -938,8 +1190,8 @@
         <w:tblLook w:val="04A0" w:firstRow="1" w:lastRow="0" w:firstColumn="1" w:lastColumn="0" w:noHBand="0" w:noVBand="1"/>
       </w:tblPr>
       <w:tblGrid>
-        <w:gridCol w:w="3969"/>
-        <w:gridCol w:w="3941"/>
+        <w:gridCol w:w="3964"/>
+        <w:gridCol w:w="3946"/>
       </w:tblGrid>
       <w:tr>
         <w:tc>
@@ -1108,42 +1360,8 @@
                 <w:sz w:val="24"/>
                 <w:szCs w:val="24"/>
               </w:rPr>
-              <w:t>Guru/</w:t>
-            </w:r>
-            <w:proofErr w:type="spellStart"/>
-            <w:r>
-              <w:rPr>
-                <w:rFonts w:ascii="Times New Roman" w:hAnsi="Times New Roman" w:cs="Times New Roman"/>
-                <w:b/>
-                <w:bCs/>
-                <w:sz w:val="24"/>
-                <w:szCs w:val="24"/>
-              </w:rPr>
-              <w:t>staf</w:t>
-            </w:r>
-            <w:proofErr w:type="spellEnd"/>
-            <w:r>
-              <w:rPr>
-                <w:rFonts w:ascii="Times New Roman" w:hAnsi="Times New Roman" w:cs="Times New Roman"/>
-                <w:b/>
-                <w:bCs/>
-                <w:sz w:val="24"/>
-                <w:szCs w:val="24"/>
-              </w:rPr>
-              <w:t xml:space="preserve"> </w:t>
-            </w:r>
-            <w:proofErr w:type="spellStart"/>
-            <w:r>
-              <w:rPr>
-                <w:rFonts w:ascii="Times New Roman" w:hAnsi="Times New Roman" w:cs="Times New Roman"/>
-                <w:b/>
-                <w:bCs/>
-                <w:sz w:val="24"/>
-                <w:szCs w:val="24"/>
-              </w:rPr>
-              <w:t>makmal</w:t>
-            </w:r>
-            <w:proofErr w:type="spellEnd"/>
+              <w:t>Guru</w:t>
+            </w:r>
           </w:p>
         </w:tc>
         <w:tc>
@@ -1172,7 +1390,7 @@
                 <w:sz w:val="24"/>
                 <w:szCs w:val="24"/>
               </w:rPr>
-              <w:t>Merekod</w:t>
+              <w:t>Menjadi</w:t>
             </w:r>
             <w:proofErr w:type="spellEnd"/>
             <w:r>
@@ -1183,7 +1401,7 @@
                 <w:sz w:val="24"/>
                 <w:szCs w:val="24"/>
               </w:rPr>
-              <w:t xml:space="preserve"> dan </w:t>
+              <w:t xml:space="preserve"> </w:t>
             </w:r>
             <w:proofErr w:type="spellStart"/>
             <w:r>
@@ -1194,7 +1412,7 @@
                 <w:sz w:val="24"/>
                 <w:szCs w:val="24"/>
               </w:rPr>
-              <w:t>mengemas</w:t>
+              <w:t>perekod</w:t>
             </w:r>
             <w:proofErr w:type="spellEnd"/>
             <w:r>
@@ -1205,7 +1423,7 @@
                 <w:sz w:val="24"/>
                 <w:szCs w:val="24"/>
               </w:rPr>
-              <w:t xml:space="preserve"> </w:t>
+              <w:t xml:space="preserve"> dan </w:t>
             </w:r>
             <w:proofErr w:type="spellStart"/>
             <w:r>
@@ -1216,7 +1434,7 @@
                 <w:sz w:val="24"/>
                 <w:szCs w:val="24"/>
               </w:rPr>
-              <w:t>kini</w:t>
+              <w:t>mengemaskini</w:t>
             </w:r>
             <w:proofErr w:type="spellEnd"/>
             <w:r>
@@ -1263,16 +1481,6 @@
               <w:t>inventori</w:t>
             </w:r>
             <w:proofErr w:type="spellEnd"/>
-            <w:r>
-              <w:rPr>
-                <w:rFonts w:ascii="Times New Roman" w:hAnsi="Times New Roman" w:cs="Times New Roman"/>
-                <w:b/>
-                <w:bCs/>
-                <w:sz w:val="24"/>
-                <w:szCs w:val="24"/>
-              </w:rPr>
-              <w:t>.</w:t>
-            </w:r>
           </w:p>
         </w:tc>
       </w:tr>
@@ -1293,6 +1501,40 @@
                 <w:szCs w:val="24"/>
               </w:rPr>
             </w:pPr>
+            <w:proofErr w:type="spellStart"/>
+            <w:r>
+              <w:rPr>
+                <w:rFonts w:ascii="Times New Roman" w:hAnsi="Times New Roman" w:cs="Times New Roman"/>
+                <w:b/>
+                <w:bCs/>
+                <w:sz w:val="24"/>
+                <w:szCs w:val="24"/>
+              </w:rPr>
+              <w:t>Pentadbir</w:t>
+            </w:r>
+            <w:proofErr w:type="spellEnd"/>
+            <w:r>
+              <w:rPr>
+                <w:rFonts w:ascii="Times New Roman" w:hAnsi="Times New Roman" w:cs="Times New Roman"/>
+                <w:b/>
+                <w:bCs/>
+                <w:sz w:val="24"/>
+                <w:szCs w:val="24"/>
+              </w:rPr>
+              <w:t xml:space="preserve"> </w:t>
+            </w:r>
+            <w:proofErr w:type="spellStart"/>
+            <w:r>
+              <w:rPr>
+                <w:rFonts w:ascii="Times New Roman" w:hAnsi="Times New Roman" w:cs="Times New Roman"/>
+                <w:b/>
+                <w:bCs/>
+                <w:sz w:val="24"/>
+                <w:szCs w:val="24"/>
+              </w:rPr>
+              <w:t>sekolah</w:t>
+            </w:r>
+            <w:proofErr w:type="spellEnd"/>
           </w:p>
           <w:p>
             <w:pPr>
@@ -1306,40 +1548,6 @@
                 <w:szCs w:val="24"/>
               </w:rPr>
             </w:pPr>
-            <w:proofErr w:type="spellStart"/>
-            <w:r>
-              <w:rPr>
-                <w:rFonts w:ascii="Times New Roman" w:hAnsi="Times New Roman" w:cs="Times New Roman"/>
-                <w:b/>
-                <w:bCs/>
-                <w:sz w:val="24"/>
-                <w:szCs w:val="24"/>
-              </w:rPr>
-              <w:t>Pentadbir</w:t>
-            </w:r>
-            <w:proofErr w:type="spellEnd"/>
-            <w:r>
-              <w:rPr>
-                <w:rFonts w:ascii="Times New Roman" w:hAnsi="Times New Roman" w:cs="Times New Roman"/>
-                <w:b/>
-                <w:bCs/>
-                <w:sz w:val="24"/>
-                <w:szCs w:val="24"/>
-              </w:rPr>
-              <w:t xml:space="preserve"> </w:t>
-            </w:r>
-            <w:proofErr w:type="spellStart"/>
-            <w:r>
-              <w:rPr>
-                <w:rFonts w:ascii="Times New Roman" w:hAnsi="Times New Roman" w:cs="Times New Roman"/>
-                <w:b/>
-                <w:bCs/>
-                <w:sz w:val="24"/>
-                <w:szCs w:val="24"/>
-              </w:rPr>
-              <w:t>sekolah</w:t>
-            </w:r>
-            <w:proofErr w:type="spellEnd"/>
           </w:p>
         </w:tc>
         <w:tc>
@@ -1400,7 +1608,7 @@
                 <w:sz w:val="24"/>
                 <w:szCs w:val="24"/>
               </w:rPr>
-              <w:t xml:space="preserve"> dan </w:t>
+              <w:t xml:space="preserve"> </w:t>
             </w:r>
             <w:proofErr w:type="spellStart"/>
             <w:r>
@@ -1411,7 +1619,7 @@
                 <w:sz w:val="24"/>
                 <w:szCs w:val="24"/>
               </w:rPr>
-              <w:t>menyelia</w:t>
+              <w:t>inventori</w:t>
             </w:r>
             <w:proofErr w:type="spellEnd"/>
             <w:r>
@@ -1422,7 +1630,7 @@
                 <w:sz w:val="24"/>
                 <w:szCs w:val="24"/>
               </w:rPr>
-              <w:t xml:space="preserve"> data </w:t>
+              <w:t xml:space="preserve"> dan </w:t>
             </w:r>
             <w:proofErr w:type="spellStart"/>
             <w:r>
@@ -1433,7 +1641,7 @@
                 <w:sz w:val="24"/>
                 <w:szCs w:val="24"/>
               </w:rPr>
-              <w:t>inventori</w:t>
+              <w:t>mejadi</w:t>
             </w:r>
             <w:proofErr w:type="spellEnd"/>
             <w:r>
@@ -1444,8 +1652,42 @@
                 <w:sz w:val="24"/>
                 <w:szCs w:val="24"/>
               </w:rPr>
-              <w:t>.</w:t>
-            </w:r>
+              <w:t xml:space="preserve"> </w:t>
+            </w:r>
+            <w:proofErr w:type="spellStart"/>
+            <w:r>
+              <w:rPr>
+                <w:rFonts w:ascii="Times New Roman" w:hAnsi="Times New Roman" w:cs="Times New Roman"/>
+                <w:b/>
+                <w:bCs/>
+                <w:sz w:val="24"/>
+                <w:szCs w:val="24"/>
+              </w:rPr>
+              <w:t>penyelia</w:t>
+            </w:r>
+            <w:proofErr w:type="spellEnd"/>
+            <w:r>
+              <w:rPr>
+                <w:rFonts w:ascii="Times New Roman" w:hAnsi="Times New Roman" w:cs="Times New Roman"/>
+                <w:b/>
+                <w:bCs/>
+                <w:sz w:val="24"/>
+                <w:szCs w:val="24"/>
+              </w:rPr>
+              <w:t xml:space="preserve"> data </w:t>
+            </w:r>
+            <w:proofErr w:type="spellStart"/>
+            <w:r>
+              <w:rPr>
+                <w:rFonts w:ascii="Times New Roman" w:hAnsi="Times New Roman" w:cs="Times New Roman"/>
+                <w:b/>
+                <w:bCs/>
+                <w:sz w:val="24"/>
+                <w:szCs w:val="24"/>
+              </w:rPr>
+              <w:t>inventori</w:t>
+            </w:r>
+            <w:proofErr w:type="spellEnd"/>
           </w:p>
         </w:tc>
       </w:tr>
@@ -1491,16 +1733,6 @@
               <w:t>Pembekal</w:t>
             </w:r>
             <w:proofErr w:type="spellEnd"/>
-            <w:r>
-              <w:rPr>
-                <w:rFonts w:ascii="Times New Roman" w:hAnsi="Times New Roman" w:cs="Times New Roman"/>
-                <w:b/>
-                <w:bCs/>
-                <w:sz w:val="24"/>
-                <w:szCs w:val="24"/>
-              </w:rPr>
-              <w:t xml:space="preserve"> </w:t>
-            </w:r>
           </w:p>
         </w:tc>
         <w:tc>
@@ -1528,7 +1760,7 @@
                 <w:sz w:val="24"/>
                 <w:szCs w:val="24"/>
               </w:rPr>
-              <w:t>Menyalurkan</w:t>
+              <w:t>Menyediakan</w:t>
             </w:r>
             <w:proofErr w:type="spellEnd"/>
             <w:r>
@@ -1550,7 +1782,7 @@
                 <w:sz w:val="24"/>
                 <w:szCs w:val="24"/>
               </w:rPr>
-              <w:t>maklumat</w:t>
+              <w:t>stok</w:t>
             </w:r>
             <w:proofErr w:type="spellEnd"/>
             <w:r>
@@ -1561,7 +1793,7 @@
                 <w:sz w:val="24"/>
                 <w:szCs w:val="24"/>
               </w:rPr>
-              <w:t xml:space="preserve"> </w:t>
+              <w:t xml:space="preserve"> Baharu dan </w:t>
             </w:r>
             <w:proofErr w:type="spellStart"/>
             <w:r>
@@ -1572,7 +1804,7 @@
                 <w:sz w:val="24"/>
                 <w:szCs w:val="24"/>
               </w:rPr>
-              <w:t>penghantaran</w:t>
+              <w:t>menyalurkan</w:t>
             </w:r>
             <w:proofErr w:type="spellEnd"/>
             <w:r>
@@ -1583,7 +1815,7 @@
                 <w:sz w:val="24"/>
                 <w:szCs w:val="24"/>
               </w:rPr>
-              <w:t xml:space="preserve"> dan </w:t>
+              <w:t xml:space="preserve"> </w:t>
             </w:r>
             <w:proofErr w:type="spellStart"/>
             <w:r>
@@ -1594,7 +1826,7 @@
                 <w:sz w:val="24"/>
                 <w:szCs w:val="24"/>
               </w:rPr>
-              <w:t>penerimaan</w:t>
+              <w:t>maklumat</w:t>
             </w:r>
             <w:proofErr w:type="spellEnd"/>
             <w:r>
@@ -1616,7 +1848,7 @@
                 <w:sz w:val="24"/>
                 <w:szCs w:val="24"/>
               </w:rPr>
-              <w:t>stok</w:t>
+              <w:t>penghantaran</w:t>
             </w:r>
             <w:proofErr w:type="spellEnd"/>
             <w:r>
@@ -1627,7 +1859,7 @@
                 <w:sz w:val="24"/>
                 <w:szCs w:val="24"/>
               </w:rPr>
-              <w:t xml:space="preserve"> Baharu.</w:t>
+              <w:t>.</w:t>
             </w:r>
           </w:p>
         </w:tc>
@@ -1680,6 +1912,69 @@
           <w:szCs w:val="24"/>
         </w:rPr>
       </w:pPr>
+      <w:r>
+        <w:rPr>
+          <w:rFonts w:ascii="Times New Roman" w:hAnsi="Times New Roman" w:cs="Times New Roman"/>
+          <w:noProof/>
+          <w:sz w:val="24"/>
+          <w:szCs w:val="24"/>
+        </w:rPr>
+        <w:drawing>
+          <wp:anchor distT="0" distB="0" distL="114300" distR="114300" simplePos="0" relativeHeight="251662336" behindDoc="1" locked="0" layoutInCell="1" allowOverlap="1" wp14:anchorId="7178F2EC" wp14:editId="4E45FFD6">
+            <wp:simplePos x="0" y="0"/>
+            <wp:positionH relativeFrom="column">
+              <wp:posOffset>4362450</wp:posOffset>
+            </wp:positionH>
+            <wp:positionV relativeFrom="paragraph">
+              <wp:posOffset>2037715</wp:posOffset>
+            </wp:positionV>
+            <wp:extent cx="306705" cy="352425"/>
+            <wp:effectExtent l="0" t="0" r="0" b="0"/>
+            <wp:wrapNone/>
+            <wp:docPr id="1505120565" name="Graphic 1" descr="Checkmark with solid fill"/>
+            <wp:cNvGraphicFramePr>
+              <a:graphicFrameLocks xmlns:a="http://schemas.openxmlformats.org/drawingml/2006/main" noChangeAspect="1"/>
+            </wp:cNvGraphicFramePr>
+            <a:graphic xmlns:a="http://schemas.openxmlformats.org/drawingml/2006/main">
+              <a:graphicData uri="http://schemas.openxmlformats.org/drawingml/2006/picture">
+                <pic:pic xmlns:pic="http://schemas.openxmlformats.org/drawingml/2006/picture">
+                  <pic:nvPicPr>
+                    <pic:cNvPr id="1608879837" name="Graphic 1608879837" descr="Checkmark with solid fill"/>
+                    <pic:cNvPicPr/>
+                  </pic:nvPicPr>
+                  <pic:blipFill>
+                    <a:blip r:embed="rId6">
+                      <a:extLst>
+                        <a:ext uri="{96DAC541-7B7A-43D3-8B79-37D633B846F1}">
+                          <asvg:svgBlip xmlns:asvg="http://schemas.microsoft.com/office/drawing/2016/SVG/main" r:embed="rId7"/>
+                        </a:ext>
+                      </a:extLst>
+                    </a:blip>
+                    <a:stretch>
+                      <a:fillRect/>
+                    </a:stretch>
+                  </pic:blipFill>
+                  <pic:spPr>
+                    <a:xfrm>
+                      <a:off x="0" y="0"/>
+                      <a:ext cx="306705" cy="352425"/>
+                    </a:xfrm>
+                    <a:prstGeom prst="rect">
+                      <a:avLst/>
+                    </a:prstGeom>
+                  </pic:spPr>
+                </pic:pic>
+              </a:graphicData>
+            </a:graphic>
+            <wp14:sizeRelH relativeFrom="margin">
+              <wp14:pctWidth>0</wp14:pctWidth>
+            </wp14:sizeRelH>
+            <wp14:sizeRelV relativeFrom="margin">
+              <wp14:pctHeight>0</wp14:pctHeight>
+            </wp14:sizeRelV>
+          </wp:anchor>
+        </w:drawing>
+      </w:r>
       <w:r>
         <w:rPr>
           <w:rFonts w:ascii="Times New Roman" w:hAnsi="Times New Roman" w:cs="Times New Roman"/>
@@ -1875,8 +2170,8 @@
         <w:tblLook w:val="04A0" w:firstRow="1" w:lastRow="0" w:firstColumn="1" w:lastColumn="0" w:noHBand="0" w:noVBand="1"/>
       </w:tblPr>
       <w:tblGrid>
-        <w:gridCol w:w="566"/>
-        <w:gridCol w:w="5379"/>
+        <w:gridCol w:w="567"/>
+        <w:gridCol w:w="5378"/>
         <w:gridCol w:w="991"/>
         <w:gridCol w:w="1019"/>
       </w:tblGrid>
@@ -2182,7 +2477,6 @@
           </w:tcPr>
           <w:p>
             <w:pPr>
-              <w:jc w:val="center"/>
               <w:rPr>
                 <w:rFonts w:ascii="Times New Roman" w:hAnsi="Times New Roman" w:cs="Times New Roman"/>
                 <w:sz w:val="24"/>
@@ -2191,11 +2485,85 @@
             </w:pPr>
             <w:r>
               <w:rPr>
-                <w:rFonts w:ascii="Segoe UI Symbol" w:hAnsi="Segoe UI Symbol" w:cs="Segoe UI Symbol"/>
-                <w:sz w:val="24"/>
-                <w:szCs w:val="24"/>
-              </w:rPr>
-              <w:t>✓</w:t>
+                <w:rFonts w:ascii="Times New Roman" w:hAnsi="Times New Roman" w:cs="Times New Roman"/>
+                <w:noProof/>
+                <w:sz w:val="24"/>
+                <w:szCs w:val="24"/>
+              </w:rPr>
+              <w:drawing>
+                <wp:anchor distT="0" distB="0" distL="114300" distR="114300" simplePos="0" relativeHeight="251658240" behindDoc="1" locked="0" layoutInCell="1" allowOverlap="1" wp14:anchorId="63DE9E14" wp14:editId="3309BADA">
+                  <wp:simplePos x="0" y="0"/>
+                  <wp:positionH relativeFrom="column">
+                    <wp:posOffset>106045</wp:posOffset>
+                  </wp:positionH>
+                  <wp:positionV relativeFrom="paragraph">
+                    <wp:posOffset>0</wp:posOffset>
+                  </wp:positionV>
+                  <wp:extent cx="306705" cy="352425"/>
+                  <wp:effectExtent l="0" t="0" r="0" b="0"/>
+                  <wp:wrapTight wrapText="bothSides">
+                    <wp:wrapPolygon edited="0">
+                      <wp:start x="14758" y="1168"/>
+                      <wp:lineTo x="0" y="7005"/>
+                      <wp:lineTo x="0" y="12843"/>
+                      <wp:lineTo x="4025" y="19849"/>
+                      <wp:lineTo x="10733" y="19849"/>
+                      <wp:lineTo x="20124" y="7005"/>
+                      <wp:lineTo x="20124" y="1168"/>
+                      <wp:lineTo x="14758" y="1168"/>
+                    </wp:wrapPolygon>
+                  </wp:wrapTight>
+                  <wp:docPr id="1608879837" name="Graphic 1" descr="Checkmark with solid fill"/>
+                  <wp:cNvGraphicFramePr>
+                    <a:graphicFrameLocks xmlns:a="http://schemas.openxmlformats.org/drawingml/2006/main" noChangeAspect="1"/>
+                  </wp:cNvGraphicFramePr>
+                  <a:graphic xmlns:a="http://schemas.openxmlformats.org/drawingml/2006/main">
+                    <a:graphicData uri="http://schemas.openxmlformats.org/drawingml/2006/picture">
+                      <pic:pic xmlns:pic="http://schemas.openxmlformats.org/drawingml/2006/picture">
+                        <pic:nvPicPr>
+                          <pic:cNvPr id="1608879837" name="Graphic 1608879837" descr="Checkmark with solid fill"/>
+                          <pic:cNvPicPr/>
+                        </pic:nvPicPr>
+                        <pic:blipFill>
+                          <a:blip r:embed="rId6">
+                            <a:extLst>
+                              <a:ext uri="{96DAC541-7B7A-43D3-8B79-37D633B846F1}">
+                                <asvg:svgBlip xmlns:asvg="http://schemas.microsoft.com/office/drawing/2016/SVG/main" r:embed="rId7"/>
+                              </a:ext>
+                            </a:extLst>
+                          </a:blip>
+                          <a:stretch>
+                            <a:fillRect/>
+                          </a:stretch>
+                        </pic:blipFill>
+                        <pic:spPr>
+                          <a:xfrm>
+                            <a:off x="0" y="0"/>
+                            <a:ext cx="306705" cy="352425"/>
+                          </a:xfrm>
+                          <a:prstGeom prst="rect">
+                            <a:avLst/>
+                          </a:prstGeom>
+                        </pic:spPr>
+                      </pic:pic>
+                    </a:graphicData>
+                  </a:graphic>
+                  <wp14:sizeRelH relativeFrom="margin">
+                    <wp14:pctWidth>0</wp14:pctWidth>
+                  </wp14:sizeRelH>
+                  <wp14:sizeRelV relativeFrom="margin">
+                    <wp14:pctHeight>0</wp14:pctHeight>
+                  </wp14:sizeRelV>
+                </wp:anchor>
+              </w:drawing>
+            </w:r>
+            <w:r>
+              <w:rPr>
+                <w:rFonts w:ascii="Times New Roman" w:hAnsi="Times New Roman" w:cs="Times New Roman"/>
+                <w:sz w:val="24"/>
+                <w:szCs w:val="24"/>
+              </w:rPr>
+              <w:t xml:space="preserve">  </w:t>
             </w:r>
           </w:p>
         </w:tc>
@@ -2330,7 +2698,6 @@
           </w:tcPr>
           <w:p>
             <w:pPr>
-              <w:jc w:val="center"/>
               <w:rPr>
                 <w:rFonts w:ascii="Times New Roman" w:hAnsi="Times New Roman" w:cs="Times New Roman"/>
                 <w:sz w:val="24"/>
@@ -2339,11 +2706,77 @@
             </w:pPr>
             <w:r>
               <w:rPr>
-                <w:rFonts w:ascii="Segoe UI Symbol" w:hAnsi="Segoe UI Symbol" w:cs="Segoe UI Symbol"/>
-                <w:sz w:val="24"/>
-                <w:szCs w:val="24"/>
-              </w:rPr>
-              <w:t>✓</w:t>
+                <w:rFonts w:ascii="Times New Roman" w:hAnsi="Times New Roman" w:cs="Times New Roman"/>
+                <w:noProof/>
+                <w:sz w:val="24"/>
+                <w:szCs w:val="24"/>
+              </w:rPr>
+              <w:drawing>
+                <wp:anchor distT="0" distB="0" distL="114300" distR="114300" simplePos="0" relativeHeight="251660288" behindDoc="1" locked="0" layoutInCell="1" allowOverlap="1" wp14:anchorId="7CA938FB" wp14:editId="240BB706">
+                  <wp:simplePos x="0" y="0"/>
+                  <wp:positionH relativeFrom="column">
+                    <wp:posOffset>115570</wp:posOffset>
+                  </wp:positionH>
+                  <wp:positionV relativeFrom="paragraph">
+                    <wp:posOffset>0</wp:posOffset>
+                  </wp:positionV>
+                  <wp:extent cx="306705" cy="352425"/>
+                  <wp:effectExtent l="0" t="0" r="0" b="0"/>
+                  <wp:wrapTight wrapText="bothSides">
+                    <wp:wrapPolygon edited="0">
+                      <wp:start x="14758" y="1168"/>
+                      <wp:lineTo x="0" y="7005"/>
+                      <wp:lineTo x="0" y="12843"/>
+                      <wp:lineTo x="4025" y="19849"/>
+                      <wp:lineTo x="10733" y="19849"/>
+                      <wp:lineTo x="20124" y="7005"/>
+                      <wp:lineTo x="20124" y="1168"/>
+                      <wp:lineTo x="14758" y="1168"/>
+                    </wp:wrapPolygon>
+                  </wp:wrapTight>
+                  <wp:docPr id="206933940" name="Graphic 1" descr="Checkmark with solid fill"/>
+                  <wp:cNvGraphicFramePr>
+                    <a:graphicFrameLocks xmlns:a="http://schemas.openxmlformats.org/drawingml/2006/main" noChangeAspect="1"/>
+                  </wp:cNvGraphicFramePr>
+                  <a:graphic xmlns:a="http://schemas.openxmlformats.org/drawingml/2006/main">
+                    <a:graphicData uri="http://schemas.openxmlformats.org/drawingml/2006/picture">
+                      <pic:pic xmlns:pic="http://schemas.openxmlformats.org/drawingml/2006/picture">
+                        <pic:nvPicPr>
+                          <pic:cNvPr id="1608879837" name="Graphic 1608879837" descr="Checkmark with solid fill"/>
+                          <pic:cNvPicPr/>
+                        </pic:nvPicPr>
+                        <pic:blipFill>
+                          <a:blip r:embed="rId6">
+                            <a:extLst>
+                              <a:ext uri="{96DAC541-7B7A-43D3-8B79-37D633B846F1}">
+                                <asvg:svgBlip xmlns:asvg="http://schemas.microsoft.com/office/drawing/2016/SVG/main" r:embed="rId7"/>
+                              </a:ext>
+                            </a:extLst>
+                          </a:blip>
+                          <a:stretch>
+                            <a:fillRect/>
+                          </a:stretch>
+                        </pic:blipFill>
+                        <pic:spPr>
+                          <a:xfrm>
+                            <a:off x="0" y="0"/>
+                            <a:ext cx="306705" cy="352425"/>
+                          </a:xfrm>
+                          <a:prstGeom prst="rect">
+                            <a:avLst/>
+                          </a:prstGeom>
+                        </pic:spPr>
+                      </pic:pic>
+                    </a:graphicData>
+                  </a:graphic>
+                  <wp14:sizeRelH relativeFrom="margin">
+                    <wp14:pctWidth>0</wp14:pctWidth>
+                  </wp14:sizeRelH>
+                  <wp14:sizeRelV relativeFrom="margin">
+                    <wp14:pctHeight>0</wp14:pctHeight>
+                  </wp14:sizeRelV>
+                </wp:anchor>
+              </w:drawing>
             </w:r>
           </w:p>
         </w:tc>
@@ -2522,21 +2955,12 @@
           </w:tcPr>
           <w:p>
             <w:pPr>
-              <w:jc w:val="center"/>
               <w:rPr>
                 <w:rFonts w:ascii="Times New Roman" w:hAnsi="Times New Roman" w:cs="Times New Roman"/>
                 <w:sz w:val="24"/>
                 <w:szCs w:val="24"/>
               </w:rPr>
             </w:pPr>
-            <w:r>
-              <w:rPr>
-                <w:rFonts w:ascii="Segoe UI Symbol" w:hAnsi="Segoe UI Symbol" w:cs="Segoe UI Symbol"/>
-                <w:sz w:val="24"/>
-                <w:szCs w:val="24"/>
-              </w:rPr>
-              <w:t>✓</w:t>
-            </w:r>
           </w:p>
         </w:tc>
         <w:tc>
@@ -2573,6 +2997,7 @@
                 <w:sz w:val="24"/>
                 <w:szCs w:val="24"/>
               </w:rPr>
+              <w:lastRenderedPageBreak/>
               <w:t>4</w:t>
             </w:r>
           </w:p>
@@ -2724,21 +3149,12 @@
           </w:tcPr>
           <w:p>
             <w:pPr>
-              <w:jc w:val="center"/>
               <w:rPr>
                 <w:rFonts w:ascii="Times New Roman" w:hAnsi="Times New Roman" w:cs="Times New Roman"/>
                 <w:sz w:val="24"/>
                 <w:szCs w:val="24"/>
               </w:rPr>
             </w:pPr>
-            <w:r>
-              <w:rPr>
-                <w:rFonts w:ascii="Segoe UI Symbol" w:hAnsi="Segoe UI Symbol" w:cs="Segoe UI Symbol"/>
-                <w:sz w:val="24"/>
-                <w:szCs w:val="24"/>
-              </w:rPr>
-              <w:t>✓</w:t>
-            </w:r>
           </w:p>
         </w:tc>
         <w:tc>
@@ -2854,7 +3270,6 @@
           </w:tcPr>
           <w:p>
             <w:pPr>
-              <w:jc w:val="center"/>
               <w:rPr>
                 <w:rFonts w:ascii="Times New Roman" w:hAnsi="Times New Roman" w:cs="Times New Roman"/>
                 <w:sz w:val="24"/>
@@ -2863,12 +3278,66 @@
             </w:pPr>
             <w:r>
               <w:rPr>
-                <w:rFonts w:ascii="Segoe UI Symbol" w:hAnsi="Segoe UI Symbol" w:cs="Segoe UI Symbol"/>
-                <w:sz w:val="24"/>
-                <w:szCs w:val="24"/>
-              </w:rPr>
-              <w:lastRenderedPageBreak/>
-              <w:t>✓</w:t>
+                <w:rFonts w:ascii="Times New Roman" w:hAnsi="Times New Roman" w:cs="Times New Roman"/>
+                <w:noProof/>
+                <w:sz w:val="24"/>
+                <w:szCs w:val="24"/>
+              </w:rPr>
+              <w:drawing>
+                <wp:anchor distT="0" distB="0" distL="114300" distR="114300" simplePos="0" relativeHeight="251664384" behindDoc="1" locked="0" layoutInCell="1" allowOverlap="1" wp14:anchorId="3C7AC797" wp14:editId="1685E847">
+                  <wp:simplePos x="0" y="0"/>
+                  <wp:positionH relativeFrom="column">
+                    <wp:posOffset>125095</wp:posOffset>
+                  </wp:positionH>
+                  <wp:positionV relativeFrom="paragraph">
+                    <wp:posOffset>-538480</wp:posOffset>
+                  </wp:positionV>
+                  <wp:extent cx="306705" cy="352425"/>
+                  <wp:effectExtent l="0" t="0" r="0" b="0"/>
+                  <wp:wrapNone/>
+                  <wp:docPr id="2051166277" name="Graphic 1" descr="Checkmark with solid fill"/>
+                  <wp:cNvGraphicFramePr>
+                    <a:graphicFrameLocks xmlns:a="http://schemas.openxmlformats.org/drawingml/2006/main" noChangeAspect="1"/>
+                  </wp:cNvGraphicFramePr>
+                  <a:graphic xmlns:a="http://schemas.openxmlformats.org/drawingml/2006/main">
+                    <a:graphicData uri="http://schemas.openxmlformats.org/drawingml/2006/picture">
+                      <pic:pic xmlns:pic="http://schemas.openxmlformats.org/drawingml/2006/picture">
+                        <pic:nvPicPr>
+                          <pic:cNvPr id="1608879837" name="Graphic 1608879837" descr="Checkmark with solid fill"/>
+                          <pic:cNvPicPr/>
+                        </pic:nvPicPr>
+                        <pic:blipFill>
+                          <a:blip r:embed="rId6">
+                            <a:extLst>
+                              <a:ext uri="{96DAC541-7B7A-43D3-8B79-37D633B846F1}">
+                                <asvg:svgBlip xmlns:asvg="http://schemas.microsoft.com/office/drawing/2016/SVG/main" r:embed="rId7"/>
+                              </a:ext>
+                            </a:extLst>
+                          </a:blip>
+                          <a:stretch>
+                            <a:fillRect/>
+                          </a:stretch>
+                        </pic:blipFill>
+                        <pic:spPr>
+                          <a:xfrm>
+                            <a:off x="0" y="0"/>
+                            <a:ext cx="306705" cy="352425"/>
+                          </a:xfrm>
+                          <a:prstGeom prst="rect">
+                            <a:avLst/>
+                          </a:prstGeom>
+                        </pic:spPr>
+                      </pic:pic>
+                    </a:graphicData>
+                  </a:graphic>
+                  <wp14:sizeRelH relativeFrom="margin">
+                    <wp14:pctWidth>0</wp14:pctWidth>
+                  </wp14:sizeRelH>
+                  <wp14:sizeRelV relativeFrom="margin">
+                    <wp14:pctHeight>0</wp14:pctHeight>
+                  </wp14:sizeRelV>
+                </wp:anchor>
+              </w:drawing>
             </w:r>
           </w:p>
         </w:tc>
@@ -2985,21 +3454,12 @@
           </w:tcPr>
           <w:p>
             <w:pPr>
-              <w:jc w:val="center"/>
               <w:rPr>
                 <w:rFonts w:ascii="Times New Roman" w:hAnsi="Times New Roman" w:cs="Times New Roman"/>
                 <w:sz w:val="24"/>
                 <w:szCs w:val="24"/>
               </w:rPr>
             </w:pPr>
-            <w:r>
-              <w:rPr>
-                <w:rFonts w:ascii="Segoe UI Symbol" w:hAnsi="Segoe UI Symbol" w:cs="Segoe UI Symbol"/>
-                <w:sz w:val="24"/>
-                <w:szCs w:val="24"/>
-              </w:rPr>
-              <w:t>✓</w:t>
-            </w:r>
           </w:p>
         </w:tc>
         <w:tc>
@@ -3141,21 +3601,12 @@
           </w:tcPr>
           <w:p>
             <w:pPr>
-              <w:jc w:val="center"/>
               <w:rPr>
                 <w:rFonts w:ascii="Times New Roman" w:hAnsi="Times New Roman" w:cs="Times New Roman"/>
                 <w:sz w:val="24"/>
                 <w:szCs w:val="24"/>
               </w:rPr>
             </w:pPr>
-            <w:r>
-              <w:rPr>
-                <w:rFonts w:ascii="Segoe UI Symbol" w:hAnsi="Segoe UI Symbol" w:cs="Segoe UI Symbol"/>
-                <w:sz w:val="24"/>
-                <w:szCs w:val="24"/>
-              </w:rPr>
-              <w:t>✓</w:t>
-            </w:r>
           </w:p>
         </w:tc>
         <w:tc>
@@ -3170,6 +3621,69 @@
                 <w:szCs w:val="24"/>
               </w:rPr>
             </w:pPr>
+            <w:r>
+              <w:rPr>
+                <w:rFonts w:ascii="Times New Roman" w:hAnsi="Times New Roman" w:cs="Times New Roman"/>
+                <w:noProof/>
+                <w:sz w:val="24"/>
+                <w:szCs w:val="24"/>
+              </w:rPr>
+              <w:drawing>
+                <wp:anchor distT="0" distB="0" distL="114300" distR="114300" simplePos="0" relativeHeight="251666432" behindDoc="1" locked="0" layoutInCell="1" allowOverlap="1" wp14:anchorId="35821E0D" wp14:editId="483AAFAD">
+                  <wp:simplePos x="0" y="0"/>
+                  <wp:positionH relativeFrom="column">
+                    <wp:posOffset>95885</wp:posOffset>
+                  </wp:positionH>
+                  <wp:positionV relativeFrom="paragraph">
+                    <wp:posOffset>-728345</wp:posOffset>
+                  </wp:positionV>
+                  <wp:extent cx="306705" cy="352425"/>
+                  <wp:effectExtent l="0" t="0" r="0" b="0"/>
+                  <wp:wrapNone/>
+                  <wp:docPr id="252390150" name="Graphic 1" descr="Checkmark with solid fill"/>
+                  <wp:cNvGraphicFramePr>
+                    <a:graphicFrameLocks xmlns:a="http://schemas.openxmlformats.org/drawingml/2006/main" noChangeAspect="1"/>
+                  </wp:cNvGraphicFramePr>
+                  <a:graphic xmlns:a="http://schemas.openxmlformats.org/drawingml/2006/main">
+                    <a:graphicData uri="http://schemas.openxmlformats.org/drawingml/2006/picture">
+                      <pic:pic xmlns:pic="http://schemas.openxmlformats.org/drawingml/2006/picture">
+                        <pic:nvPicPr>
+                          <pic:cNvPr id="1608879837" name="Graphic 1608879837" descr="Checkmark with solid fill"/>
+                          <pic:cNvPicPr/>
+                        </pic:nvPicPr>
+                        <pic:blipFill>
+                          <a:blip r:embed="rId6">
+                            <a:extLst>
+                              <a:ext uri="{96DAC541-7B7A-43D3-8B79-37D633B846F1}">
+                                <asvg:svgBlip xmlns:asvg="http://schemas.microsoft.com/office/drawing/2016/SVG/main" r:embed="rId7"/>
+                              </a:ext>
+                            </a:extLst>
+                          </a:blip>
+                          <a:stretch>
+                            <a:fillRect/>
+                          </a:stretch>
+                        </pic:blipFill>
+                        <pic:spPr>
+                          <a:xfrm>
+                            <a:off x="0" y="0"/>
+                            <a:ext cx="306705" cy="352425"/>
+                          </a:xfrm>
+                          <a:prstGeom prst="rect">
+                            <a:avLst/>
+                          </a:prstGeom>
+                        </pic:spPr>
+                      </pic:pic>
+                    </a:graphicData>
+                  </a:graphic>
+                  <wp14:sizeRelH relativeFrom="margin">
+                    <wp14:pctWidth>0</wp14:pctWidth>
+                  </wp14:sizeRelH>
+                  <wp14:sizeRelV relativeFrom="margin">
+                    <wp14:pctHeight>0</wp14:pctHeight>
+                  </wp14:sizeRelV>
+                </wp:anchor>
+              </w:drawing>
+            </w:r>
           </w:p>
         </w:tc>
       </w:tr>
@@ -3343,7 +3857,6 @@
           </w:tcPr>
           <w:p>
             <w:pPr>
-              <w:jc w:val="center"/>
               <w:rPr>
                 <w:rFonts w:ascii="Times New Roman" w:hAnsi="Times New Roman" w:cs="Times New Roman"/>
                 <w:sz w:val="24"/>
@@ -3352,11 +3865,66 @@
             </w:pPr>
             <w:r>
               <w:rPr>
-                <w:rFonts w:ascii="Segoe UI Symbol" w:hAnsi="Segoe UI Symbol" w:cs="Segoe UI Symbol"/>
-                <w:sz w:val="24"/>
-                <w:szCs w:val="24"/>
-              </w:rPr>
-              <w:t>✓</w:t>
+                <w:rFonts w:ascii="Times New Roman" w:hAnsi="Times New Roman" w:cs="Times New Roman"/>
+                <w:noProof/>
+                <w:sz w:val="24"/>
+                <w:szCs w:val="24"/>
+              </w:rPr>
+              <w:drawing>
+                <wp:anchor distT="0" distB="0" distL="114300" distR="114300" simplePos="0" relativeHeight="251669504" behindDoc="1" locked="0" layoutInCell="1" allowOverlap="1" wp14:anchorId="42EF073A" wp14:editId="52D53D53">
+                  <wp:simplePos x="0" y="0"/>
+                  <wp:positionH relativeFrom="column">
+                    <wp:posOffset>39370</wp:posOffset>
+                  </wp:positionH>
+                  <wp:positionV relativeFrom="paragraph">
+                    <wp:posOffset>-342265</wp:posOffset>
+                  </wp:positionV>
+                  <wp:extent cx="314325" cy="314325"/>
+                  <wp:effectExtent l="0" t="0" r="9525" b="9525"/>
+                  <wp:wrapNone/>
+                  <wp:docPr id="1005081499" name="Graphic 2" descr="Checkmark with solid fill"/>
+                  <wp:cNvGraphicFramePr>
+                    <a:graphicFrameLocks xmlns:a="http://schemas.openxmlformats.org/drawingml/2006/main" noChangeAspect="1"/>
+                  </wp:cNvGraphicFramePr>
+                  <a:graphic xmlns:a="http://schemas.openxmlformats.org/drawingml/2006/main">
+                    <a:graphicData uri="http://schemas.openxmlformats.org/drawingml/2006/picture">
+                      <pic:pic xmlns:pic="http://schemas.openxmlformats.org/drawingml/2006/picture">
+                        <pic:nvPicPr>
+                          <pic:cNvPr id="1005081499" name="Graphic 1005081499" descr="Checkmark with solid fill"/>
+                          <pic:cNvPicPr/>
+                        </pic:nvPicPr>
+                        <pic:blipFill>
+                          <a:blip r:embed="rId6">
+                            <a:extLst>
+                              <a:ext uri="{96DAC541-7B7A-43D3-8B79-37D633B846F1}">
+                                <asvg:svgBlip xmlns:asvg="http://schemas.microsoft.com/office/drawing/2016/SVG/main" r:embed="rId7"/>
+                              </a:ext>
+                            </a:extLst>
+                          </a:blip>
+                          <a:stretch>
+                            <a:fillRect/>
+                          </a:stretch>
+                        </pic:blipFill>
+                        <pic:spPr>
+                          <a:xfrm>
+                            <a:off x="0" y="0"/>
+                            <a:ext cx="314325" cy="314325"/>
+                          </a:xfrm>
+                          <a:prstGeom prst="rect">
+                            <a:avLst/>
+                          </a:prstGeom>
+                        </pic:spPr>
+                      </pic:pic>
+                    </a:graphicData>
+                  </a:graphic>
+                  <wp14:sizeRelH relativeFrom="margin">
+                    <wp14:pctWidth>0</wp14:pctWidth>
+                  </wp14:sizeRelH>
+                  <wp14:sizeRelV relativeFrom="margin">
+                    <wp14:pctHeight>0</wp14:pctHeight>
+                  </wp14:sizeRelV>
+                </wp:anchor>
+              </w:drawing>
             </w:r>
           </w:p>
         </w:tc>
@@ -3372,6 +3940,69 @@
                 <w:szCs w:val="24"/>
               </w:rPr>
             </w:pPr>
+            <w:r>
+              <w:rPr>
+                <w:rFonts w:ascii="Times New Roman" w:hAnsi="Times New Roman" w:cs="Times New Roman"/>
+                <w:noProof/>
+                <w:sz w:val="24"/>
+                <w:szCs w:val="24"/>
+              </w:rPr>
+              <w:drawing>
+                <wp:anchor distT="0" distB="0" distL="114300" distR="114300" simplePos="0" relativeHeight="251668480" behindDoc="1" locked="0" layoutInCell="1" allowOverlap="1" wp14:anchorId="526CBA5E" wp14:editId="07D281A0">
+                  <wp:simplePos x="0" y="0"/>
+                  <wp:positionH relativeFrom="column">
+                    <wp:posOffset>123190</wp:posOffset>
+                  </wp:positionH>
+                  <wp:positionV relativeFrom="paragraph">
+                    <wp:posOffset>-718820</wp:posOffset>
+                  </wp:positionV>
+                  <wp:extent cx="306705" cy="352425"/>
+                  <wp:effectExtent l="0" t="0" r="0" b="0"/>
+                  <wp:wrapNone/>
+                  <wp:docPr id="1454946318" name="Graphic 1" descr="Checkmark with solid fill"/>
+                  <wp:cNvGraphicFramePr>
+                    <a:graphicFrameLocks xmlns:a="http://schemas.openxmlformats.org/drawingml/2006/main" noChangeAspect="1"/>
+                  </wp:cNvGraphicFramePr>
+                  <a:graphic xmlns:a="http://schemas.openxmlformats.org/drawingml/2006/main">
+                    <a:graphicData uri="http://schemas.openxmlformats.org/drawingml/2006/picture">
+                      <pic:pic xmlns:pic="http://schemas.openxmlformats.org/drawingml/2006/picture">
+                        <pic:nvPicPr>
+                          <pic:cNvPr id="1608879837" name="Graphic 1608879837" descr="Checkmark with solid fill"/>
+                          <pic:cNvPicPr/>
+                        </pic:nvPicPr>
+                        <pic:blipFill>
+                          <a:blip r:embed="rId6">
+                            <a:extLst>
+                              <a:ext uri="{96DAC541-7B7A-43D3-8B79-37D633B846F1}">
+                                <asvg:svgBlip xmlns:asvg="http://schemas.microsoft.com/office/drawing/2016/SVG/main" r:embed="rId7"/>
+                              </a:ext>
+                            </a:extLst>
+                          </a:blip>
+                          <a:stretch>
+                            <a:fillRect/>
+                          </a:stretch>
+                        </pic:blipFill>
+                        <pic:spPr>
+                          <a:xfrm>
+                            <a:off x="0" y="0"/>
+                            <a:ext cx="306705" cy="352425"/>
+                          </a:xfrm>
+                          <a:prstGeom prst="rect">
+                            <a:avLst/>
+                          </a:prstGeom>
+                        </pic:spPr>
+                      </pic:pic>
+                    </a:graphicData>
+                  </a:graphic>
+                  <wp14:sizeRelH relativeFrom="margin">
+                    <wp14:pctWidth>0</wp14:pctWidth>
+                  </wp14:sizeRelH>
+                  <wp14:sizeRelV relativeFrom="margin">
+                    <wp14:pctHeight>0</wp14:pctHeight>
+                  </wp14:sizeRelV>
+                </wp:anchor>
+              </w:drawing>
+            </w:r>
           </w:p>
         </w:tc>
       </w:tr>
@@ -3384,6 +4015,69 @@
           <w:szCs w:val="24"/>
         </w:rPr>
       </w:pPr>
+      <w:r>
+        <w:rPr>
+          <w:rFonts w:ascii="Times New Roman" w:hAnsi="Times New Roman" w:cs="Times New Roman"/>
+          <w:noProof/>
+          <w:sz w:val="24"/>
+          <w:szCs w:val="24"/>
+        </w:rPr>
+        <w:drawing>
+          <wp:anchor distT="0" distB="0" distL="114300" distR="114300" simplePos="0" relativeHeight="251671552" behindDoc="1" locked="0" layoutInCell="1" allowOverlap="1" wp14:anchorId="3B51BB00" wp14:editId="7D61B12E">
+            <wp:simplePos x="0" y="0"/>
+            <wp:positionH relativeFrom="column">
+              <wp:posOffset>4343400</wp:posOffset>
+            </wp:positionH>
+            <wp:positionV relativeFrom="paragraph">
+              <wp:posOffset>-484505</wp:posOffset>
+            </wp:positionV>
+            <wp:extent cx="314325" cy="314325"/>
+            <wp:effectExtent l="0" t="0" r="9525" b="9525"/>
+            <wp:wrapNone/>
+            <wp:docPr id="1019139061" name="Graphic 2" descr="Checkmark with solid fill"/>
+            <wp:cNvGraphicFramePr>
+              <a:graphicFrameLocks xmlns:a="http://schemas.openxmlformats.org/drawingml/2006/main" noChangeAspect="1"/>
+            </wp:cNvGraphicFramePr>
+            <a:graphic xmlns:a="http://schemas.openxmlformats.org/drawingml/2006/main">
+              <a:graphicData uri="http://schemas.openxmlformats.org/drawingml/2006/picture">
+                <pic:pic xmlns:pic="http://schemas.openxmlformats.org/drawingml/2006/picture">
+                  <pic:nvPicPr>
+                    <pic:cNvPr id="1005081499" name="Graphic 1005081499" descr="Checkmark with solid fill"/>
+                    <pic:cNvPicPr/>
+                  </pic:nvPicPr>
+                  <pic:blipFill>
+                    <a:blip r:embed="rId6">
+                      <a:extLst>
+                        <a:ext uri="{96DAC541-7B7A-43D3-8B79-37D633B846F1}">
+                          <asvg:svgBlip xmlns:asvg="http://schemas.microsoft.com/office/drawing/2016/SVG/main" r:embed="rId7"/>
+                        </a:ext>
+                      </a:extLst>
+                    </a:blip>
+                    <a:stretch>
+                      <a:fillRect/>
+                    </a:stretch>
+                  </pic:blipFill>
+                  <pic:spPr>
+                    <a:xfrm>
+                      <a:off x="0" y="0"/>
+                      <a:ext cx="314325" cy="314325"/>
+                    </a:xfrm>
+                    <a:prstGeom prst="rect">
+                      <a:avLst/>
+                    </a:prstGeom>
+                  </pic:spPr>
+                </pic:pic>
+              </a:graphicData>
+            </a:graphic>
+            <wp14:sizeRelH relativeFrom="margin">
+              <wp14:pctWidth>0</wp14:pctWidth>
+            </wp14:sizeRelH>
+            <wp14:sizeRelV relativeFrom="margin">
+              <wp14:pctHeight>0</wp14:pctHeight>
+            </wp14:sizeRelV>
+          </wp:anchor>
+        </w:drawing>
+      </w:r>
       <w:r>
         <w:rPr>
           <w:rFonts w:ascii="Times New Roman" w:hAnsi="Times New Roman" w:cs="Times New Roman"/>
@@ -3426,25 +4120,33 @@
           <w:sz w:val="24"/>
           <w:szCs w:val="24"/>
         </w:rPr>
-        <w:t xml:space="preserve"> oleh: </w:t>
+        <w:t xml:space="preserve"> oleh</w:t>
       </w:r>
-      <w:proofErr w:type="spellStart"/>
+      <w:proofErr w:type="gramStart"/>
       <w:r>
         <w:rPr>
           <w:rFonts w:ascii="Times New Roman" w:hAnsi="Times New Roman" w:cs="Times New Roman"/>
           <w:sz w:val="24"/>
           <w:szCs w:val="24"/>
         </w:rPr>
-        <w:t>Nurasyiq</w:t>
+        <w:t xml:space="preserve">: </w:t>
       </w:r>
-      <w:proofErr w:type="spellEnd"/>
       <w:r>
         <w:rPr>
           <w:rFonts w:ascii="Times New Roman" w:hAnsi="Times New Roman" w:cs="Times New Roman"/>
           <w:sz w:val="24"/>
           <w:szCs w:val="24"/>
         </w:rPr>
-        <w:t xml:space="preserve"> Faris Bin Zul Hisham</w:t>
+        <w:t xml:space="preserve"> Danisha</w:t>
+      </w:r>
+      <w:proofErr w:type="gramEnd"/>
+      <w:r>
+        <w:rPr>
+          <w:rFonts w:ascii="Times New Roman" w:hAnsi="Times New Roman" w:cs="Times New Roman"/>
+          <w:sz w:val="24"/>
+          <w:szCs w:val="24"/>
+        </w:rPr>
+        <w:t xml:space="preserve"> Humaira Binti Mohd Azri</w:t>
       </w:r>
     </w:p>
     <w:p>
@@ -3479,7 +4181,7 @@
           <w:sz w:val="24"/>
           <w:szCs w:val="24"/>
         </w:rPr>
-        <w:t>6 August 2026</w:t>
+        <w:t>6 / 8 /2026</w:t>
       </w:r>
     </w:p>
     <w:sectPr>
@@ -3754,34 +4456,34 @@
       </w:pPr>
     </w:lvl>
   </w:abstractNum>
-  <w:num w:numId="1" w16cid:durableId="1266622103">
+  <w:num w:numId="1" w16cid:durableId="929463440">
     <w:abstractNumId w:val="8"/>
   </w:num>
-  <w:num w:numId="2" w16cid:durableId="1356078382">
+  <w:num w:numId="2" w16cid:durableId="1317495322">
     <w:abstractNumId w:val="6"/>
   </w:num>
-  <w:num w:numId="3" w16cid:durableId="1405376652">
+  <w:num w:numId="3" w16cid:durableId="2041203800">
     <w:abstractNumId w:val="5"/>
   </w:num>
-  <w:num w:numId="4" w16cid:durableId="431242720">
+  <w:num w:numId="4" w16cid:durableId="99379178">
     <w:abstractNumId w:val="4"/>
   </w:num>
-  <w:num w:numId="5" w16cid:durableId="1166244325">
+  <w:num w:numId="5" w16cid:durableId="154035994">
     <w:abstractNumId w:val="7"/>
   </w:num>
-  <w:num w:numId="6" w16cid:durableId="1657685165">
+  <w:num w:numId="6" w16cid:durableId="252051733">
     <w:abstractNumId w:val="3"/>
   </w:num>
-  <w:num w:numId="7" w16cid:durableId="1720742031">
+  <w:num w:numId="7" w16cid:durableId="478814579">
     <w:abstractNumId w:val="2"/>
   </w:num>
-  <w:num w:numId="8" w16cid:durableId="1347294771">
+  <w:num w:numId="8" w16cid:durableId="1411656809">
     <w:abstractNumId w:val="1"/>
   </w:num>
-  <w:num w:numId="9" w16cid:durableId="790436530">
+  <w:num w:numId="9" w16cid:durableId="1698193090">
     <w:abstractNumId w:val="0"/>
   </w:num>
-  <w:num w:numId="10" w16cid:durableId="1888058848">
+  <w:num w:numId="10" w16cid:durableId="1740323381">
     <w:abstractNumId w:val="9"/>
   </w:num>
 </w:numbering>
